--- a/docassemble/ProtectiveOrderActionPlan/data/templates/dummy.docx
+++ b/docassemble/ProtectiveOrderActionPlan/data/templates/dummy.docx
@@ -535,7 +535,7 @@
               <w:rPr>
                 <w:noProof/>
               </w:rPr>
-              <w:t>14</w:t>
+              <w:t>17</w:t>
             </w:r>
             <w:r>
               <w:fldChar w:fldCharType="end"/>
@@ -901,21 +901,7 @@
               <w:rPr>
                 <w:color w:val="FF0000"/>
               </w:rPr>
-              <w:t xml:space="preserve">{% if user_need == 'have po' and </w:t>
-            </w:r>
-            <w:proofErr w:type="spellStart"/>
-            <w:r>
-              <w:rPr>
-                <w:color w:val="FF0000"/>
-              </w:rPr>
-              <w:t>expired_days_ago</w:t>
-            </w:r>
-            <w:proofErr w:type="spellEnd"/>
-            <w:r>
-              <w:rPr>
-                <w:color w:val="FF0000"/>
-              </w:rPr>
-              <w:t xml:space="preserve"> == 'more than 60 </w:t>
+              <w:t xml:space="preserve">{% if user_need == 'have po' and expired_days_ago == 'more than 60 </w:t>
             </w:r>
             <w:r>
               <w:rPr>
@@ -935,14 +921,12 @@
               </w:rPr>
               <w:t xml:space="preserve"> </w:t>
             </w:r>
-            <w:proofErr w:type="spellStart"/>
             <w:r>
               <w:rPr>
                 <w:color w:val="FF0000"/>
               </w:rPr>
               <w:t>new_order_info</w:t>
             </w:r>
-            <w:proofErr w:type="spellEnd"/>
             <w:r>
               <w:rPr>
                 <w:color w:val="FF0000"/>
@@ -1048,7 +1032,6 @@
               <w:t xml:space="preserve"> &amp; </w:t>
             </w:r>
             <w:hyperlink r:id="rId13" w:history="1">
-              <w:proofErr w:type="spellStart"/>
               <w:r>
                 <w:rPr>
                   <w:rStyle w:val="Hyperlink"/>
@@ -1056,7 +1039,6 @@
                 </w:rPr>
                 <w:t>Yup'ik</w:t>
               </w:r>
-              <w:proofErr w:type="spellEnd"/>
             </w:hyperlink>
             <w:r>
               <w:t>).</w:t>
@@ -1366,35 +1348,7 @@
               <w:rPr>
                 <w:color w:val="FF0000"/>
               </w:rPr>
-              <w:t xml:space="preserve">{% if user_need == 'have po' and </w:t>
-            </w:r>
-            <w:proofErr w:type="spellStart"/>
-            <w:r>
-              <w:rPr>
-                <w:color w:val="FF0000"/>
-              </w:rPr>
-              <w:t>expired_days_ago</w:t>
-            </w:r>
-            <w:proofErr w:type="spellEnd"/>
-            <w:r>
-              <w:rPr>
-                <w:color w:val="FF0000"/>
-              </w:rPr>
-              <w:t xml:space="preserve"> == 'more than 60 days' and not </w:t>
-            </w:r>
-            <w:proofErr w:type="spellStart"/>
-            <w:r>
-              <w:rPr>
-                <w:color w:val="FF0000"/>
-              </w:rPr>
-              <w:t>new_order_info</w:t>
-            </w:r>
-            <w:proofErr w:type="spellEnd"/>
-            <w:r>
-              <w:rPr>
-                <w:color w:val="FF0000"/>
-              </w:rPr>
-              <w:t xml:space="preserve"> %}</w:t>
+              <w:t>{% if user_need == 'have po' and expired_days_ago == 'more than 60 days' and not new_order_info %}</w:t>
             </w:r>
           </w:p>
           <w:p>
@@ -1507,7 +1461,6 @@
               <w:br/>
             </w:r>
             <w:hyperlink r:id="rId30" w:history="1">
-              <w:proofErr w:type="spellStart"/>
               <w:r>
                 <w:rPr>
                   <w:rStyle w:val="Hyperlink"/>
@@ -1515,7 +1468,6 @@
                 </w:rPr>
                 <w:t>Yup'ik</w:t>
               </w:r>
-              <w:proofErr w:type="spellEnd"/>
             </w:hyperlink>
             <w:r>
               <w:br/>
@@ -1946,7 +1898,6 @@
                 <w:rFonts w:ascii="Tahoma" w:hAnsi="Tahoma" w:cs="Tahoma"/>
               </w:rPr>
             </w:pPr>
-            <w:proofErr w:type="spellStart"/>
             <w:r>
               <w:rPr>
                 <w:rFonts w:ascii="Tahoma" w:hAnsi="Tahoma" w:cs="Tahoma"/>
@@ -1995,7 +1946,6 @@
               </w:rPr>
               <w:t>_step</w:t>
             </w:r>
-            <w:proofErr w:type="spellEnd"/>
           </w:p>
           <w:p>
             <w:pPr>
@@ -2425,17 +2375,8 @@
                   <w:rStyle w:val="Hyperlink"/>
                   <w:spacing w:val="0"/>
                 </w:rPr>
-                <w:t>ak-courts.info/</w:t>
-              </w:r>
-              <w:proofErr w:type="spellStart"/>
-              <w:r>
-                <w:rPr>
-                  <w:rStyle w:val="Hyperlink"/>
-                  <w:spacing w:val="0"/>
-                </w:rPr>
-                <w:t>dir</w:t>
-              </w:r>
-              <w:proofErr w:type="spellEnd"/>
+                <w:t>ak-courts.info/dir</w:t>
+              </w:r>
             </w:hyperlink>
           </w:p>
           <w:p>
@@ -2463,17 +2404,8 @@
                   <w:rStyle w:val="Hyperlink"/>
                   <w:spacing w:val="0"/>
                 </w:rPr>
-                <w:t>courtguide.akcourts.gov/start/</w:t>
-              </w:r>
-              <w:proofErr w:type="spellStart"/>
-              <w:r>
-                <w:rPr>
-                  <w:rStyle w:val="Hyperlink"/>
-                  <w:spacing w:val="0"/>
-                </w:rPr>
-                <w:t>ProtectiveOrders</w:t>
-              </w:r>
-              <w:proofErr w:type="spellEnd"/>
+                <w:t>courtguide.akcourts.gov/start/ProtectiveOrders</w:t>
+              </w:r>
             </w:hyperlink>
           </w:p>
         </w:tc>
@@ -2548,21 +2480,7 @@
               <w:rPr>
                 <w:color w:val="FF0000"/>
               </w:rPr>
-              <w:t xml:space="preserve">if </w:t>
-            </w:r>
-            <w:proofErr w:type="spellStart"/>
-            <w:r>
-              <w:rPr>
-                <w:color w:val="FF0000"/>
-              </w:rPr>
-              <w:t>options_for_po</w:t>
-            </w:r>
-            <w:proofErr w:type="spellEnd"/>
-            <w:r>
-              <w:rPr>
-                <w:color w:val="FF0000"/>
-              </w:rPr>
-              <w:t>['</w:t>
+              <w:t>if options_for_po['</w:t>
             </w:r>
             <w:r>
               <w:rPr>
@@ -3224,19 +3142,11 @@
               </w:rPr>
               <w:t xml:space="preserve">{%tr if </w:t>
             </w:r>
-            <w:proofErr w:type="spellStart"/>
-            <w:r>
-              <w:rPr>
-                <w:color w:val="FF0000"/>
-              </w:rPr>
-              <w:t>options_for_po</w:t>
-            </w:r>
-            <w:proofErr w:type="spellEnd"/>
-            <w:r>
-              <w:rPr>
-                <w:color w:val="FF0000"/>
-              </w:rPr>
-              <w:t>['tribal']</w:t>
+            <w:r>
+              <w:rPr>
+                <w:color w:val="FF0000"/>
+              </w:rPr>
+              <w:t>options_for_po['tribal']</w:t>
             </w:r>
             <w:r>
               <w:rPr>
@@ -3474,23 +3384,7 @@
                   <w:rStyle w:val="Hyperlink"/>
                   <w:spacing w:val="0"/>
                 </w:rPr>
-                <w:t>courts.alaska.gov/</w:t>
-              </w:r>
-              <w:proofErr w:type="spellStart"/>
-              <w:r>
-                <w:rPr>
-                  <w:rStyle w:val="Hyperlink"/>
-                  <w:spacing w:val="0"/>
-                </w:rPr>
-                <w:t>courtdir</w:t>
-              </w:r>
-              <w:proofErr w:type="spellEnd"/>
-              <w:r>
-                <w:rPr>
-                  <w:rStyle w:val="Hyperlink"/>
-                  <w:spacing w:val="0"/>
-                </w:rPr>
-                <w:t>/docs/tribal-court-directory.pdf</w:t>
+                <w:t>courts.alaska.gov/courtdir/docs/tribal-court-directory.pdf</w:t>
               </w:r>
             </w:hyperlink>
           </w:p>
@@ -3519,33 +3413,8 @@
                   <w:rStyle w:val="Hyperlink"/>
                   <w:spacing w:val="0"/>
                 </w:rPr>
-                <w:t>ihs.gov/</w:t>
-              </w:r>
-              <w:proofErr w:type="spellStart"/>
-              <w:r>
-                <w:rPr>
-                  <w:rStyle w:val="Hyperlink"/>
-                  <w:spacing w:val="0"/>
-                </w:rPr>
-                <w:t>alaska</w:t>
-              </w:r>
-              <w:proofErr w:type="spellEnd"/>
-              <w:r>
-                <w:rPr>
-                  <w:rStyle w:val="Hyperlink"/>
-                  <w:spacing w:val="0"/>
-                </w:rPr>
-                <w:t>/</w:t>
-              </w:r>
-              <w:proofErr w:type="spellStart"/>
-              <w:r>
-                <w:rPr>
-                  <w:rStyle w:val="Hyperlink"/>
-                  <w:spacing w:val="0"/>
-                </w:rPr>
-                <w:t>tribalhealthorganizations</w:t>
-              </w:r>
-              <w:proofErr w:type="spellEnd"/>
+                <w:t>ihs.gov/alaska/tribalhealthorganizations</w:t>
+              </w:r>
             </w:hyperlink>
           </w:p>
         </w:tc>
@@ -3637,119 +3506,65 @@
               </w:rPr>
               <w:t>user_need == 'want po' and (</w:t>
             </w:r>
-            <w:proofErr w:type="spellStart"/>
             <w:r>
               <w:rPr>
                 <w:color w:val="00B050"/>
               </w:rPr>
-              <w:t>options_for_po</w:t>
-            </w:r>
-            <w:proofErr w:type="spellEnd"/>
+              <w:t>options_for_po['AK court'] or (</w:t>
+            </w:r>
+            <w:r>
+              <w:rPr>
+                <w:color w:val="00B0F0"/>
+              </w:rPr>
+              <w:t>options_for_po.any_true('military', 'tribal') and options_for_po.all_false('AK court') and court_info_also</w:t>
+            </w:r>
             <w:r>
               <w:rPr>
                 <w:color w:val="00B050"/>
               </w:rPr>
-              <w:t>['AK court'] or (</w:t>
-            </w:r>
-            <w:proofErr w:type="spellStart"/>
-            <w:r>
-              <w:rPr>
-                <w:color w:val="00B0F0"/>
-              </w:rPr>
-              <w:t>options_for_po.any_true</w:t>
-            </w:r>
-            <w:proofErr w:type="spellEnd"/>
-            <w:r>
-              <w:rPr>
-                <w:color w:val="00B0F0"/>
-              </w:rPr>
-              <w:t xml:space="preserve">('military', 'tribal') and </w:t>
-            </w:r>
-            <w:proofErr w:type="spellStart"/>
-            <w:r>
-              <w:rPr>
-                <w:color w:val="00B0F0"/>
-              </w:rPr>
-              <w:t>options_for_po.all_false</w:t>
-            </w:r>
-            <w:proofErr w:type="spellEnd"/>
-            <w:r>
-              <w:rPr>
-                <w:color w:val="00B0F0"/>
-              </w:rPr>
-              <w:t xml:space="preserve">('AK court') and </w:t>
-            </w:r>
-            <w:proofErr w:type="spellStart"/>
-            <w:r>
-              <w:rPr>
-                <w:color w:val="00B0F0"/>
-              </w:rPr>
-              <w:t>court_info_also</w:t>
-            </w:r>
-            <w:proofErr w:type="spellEnd"/>
+              <w:t>)</w:t>
+            </w:r>
+            <w:r>
+              <w:rPr>
+                <w:color w:val="92D050"/>
+              </w:rPr>
+              <w:t>)</w:t>
+            </w:r>
+            <w:r>
+              <w:rPr>
+                <w:color w:val="FFC000"/>
+              </w:rPr>
+              <w:t>)</w:t>
+            </w:r>
+            <w:r>
+              <w:rPr>
+                <w:color w:val="FFC000"/>
+              </w:rPr>
+              <w:t xml:space="preserve"> and </w:t>
+            </w:r>
+            <w:r>
+              <w:rPr>
+                <w:color w:val="FFC000"/>
+              </w:rPr>
+              <w:t>(</w:t>
+            </w:r>
+            <w:r>
+              <w:rPr>
+                <w:color w:val="FFC000"/>
+              </w:rPr>
+              <w:t xml:space="preserve"> </w:t>
+            </w:r>
+            <w:r>
+              <w:rPr>
+                <w:color w:val="92D050"/>
+              </w:rPr>
+              <w:t>who_needs_the_order == 'self' or (</w:t>
+            </w:r>
             <w:r>
               <w:rPr>
                 <w:color w:val="00B050"/>
               </w:rPr>
-              <w:t>)</w:t>
-            </w:r>
-            <w:r>
-              <w:rPr>
-                <w:color w:val="92D050"/>
-              </w:rPr>
-              <w:t>)</w:t>
-            </w:r>
-            <w:r>
-              <w:rPr>
-                <w:color w:val="FFC000"/>
-              </w:rPr>
-              <w:t>)</w:t>
-            </w:r>
-            <w:r>
-              <w:rPr>
-                <w:color w:val="FFC000"/>
-              </w:rPr>
-              <w:t xml:space="preserve"> and </w:t>
-            </w:r>
-            <w:r>
-              <w:rPr>
-                <w:color w:val="FFC000"/>
-              </w:rPr>
-              <w:t>(</w:t>
-            </w:r>
-            <w:r>
-              <w:rPr>
-                <w:color w:val="FFC000"/>
-              </w:rPr>
-              <w:t xml:space="preserve"> </w:t>
-            </w:r>
-            <w:proofErr w:type="spellStart"/>
-            <w:r>
-              <w:rPr>
-                <w:color w:val="92D050"/>
-              </w:rPr>
-              <w:t>who_needs_the_order</w:t>
-            </w:r>
-            <w:proofErr w:type="spellEnd"/>
-            <w:r>
-              <w:rPr>
-                <w:color w:val="92D050"/>
-              </w:rPr>
-              <w:t xml:space="preserve"> == 'self' or (</w:t>
-            </w:r>
-            <w:proofErr w:type="spellStart"/>
-            <w:r>
-              <w:rPr>
-                <w:color w:val="00B050"/>
-              </w:rPr>
-              <w:t>who_needs_the_order</w:t>
-            </w:r>
-            <w:proofErr w:type="spellEnd"/>
-            <w:r>
-              <w:rPr>
-                <w:color w:val="00B050"/>
-              </w:rPr>
-              <w:t xml:space="preserve"> in('child', 'self and child', 'children', 'self and children') and petitioner_related_to_child != 'other'</w:t>
+              <w:t>who_needs_the_order in('child', 'self and child', 'children', 'self and children') and petitioner_related_to_child != 'other'</w:t>
             </w:r>
             <w:r>
               <w:rPr>
@@ -3953,182 +3768,14 @@
               <w:rPr>
                 <w:color w:val="FF0000"/>
               </w:rPr>
-              <w:t xml:space="preserve">{% if ((user_need == 'want po' or </w:t>
-            </w:r>
-            <w:proofErr w:type="spellStart"/>
-            <w:r>
-              <w:rPr>
-                <w:color w:val="FF0000"/>
-              </w:rPr>
-              <w:t>has_expired</w:t>
-            </w:r>
-            <w:proofErr w:type="spellEnd"/>
-            <w:r>
-              <w:rPr>
-                <w:color w:val="FF0000"/>
-              </w:rPr>
-              <w:t xml:space="preserve">) and not </w:t>
-            </w:r>
-            <w:proofErr w:type="spellStart"/>
-            <w:r>
-              <w:rPr>
-                <w:color w:val="FF0000"/>
-              </w:rPr>
-              <w:t>no_qualifying_relationship</w:t>
-            </w:r>
-            <w:proofErr w:type="spellEnd"/>
-            <w:r>
-              <w:rPr>
-                <w:color w:val="FF0000"/>
-              </w:rPr>
-              <w:t xml:space="preserve"> and dv_crime) or (user_need == 'have po' and (</w:t>
-            </w:r>
-            <w:proofErr w:type="spellStart"/>
-            <w:r>
-              <w:rPr>
-                <w:color w:val="FF0000"/>
-              </w:rPr>
-              <w:t>petitioner_choices.any_true</w:t>
-            </w:r>
-            <w:proofErr w:type="spellEnd"/>
-            <w:r>
-              <w:rPr>
-                <w:color w:val="FF0000"/>
-              </w:rPr>
-              <w:t xml:space="preserve">('change', 'end', 'respond')  or (term == 'short' and </w:t>
-            </w:r>
-            <w:proofErr w:type="spellStart"/>
-            <w:r>
-              <w:rPr>
-                <w:color w:val="FF0000"/>
-              </w:rPr>
-              <w:t>request_long</w:t>
-            </w:r>
-            <w:proofErr w:type="spellEnd"/>
-            <w:r>
-              <w:rPr>
-                <w:color w:val="FF0000"/>
-              </w:rPr>
-              <w:t xml:space="preserve"> and </w:t>
-            </w:r>
-            <w:proofErr w:type="spellStart"/>
-            <w:r>
-              <w:rPr>
-                <w:color w:val="FF0000"/>
-              </w:rPr>
-              <w:t>petitioner_choices</w:t>
-            </w:r>
-            <w:proofErr w:type="spellEnd"/>
-            <w:r>
-              <w:rPr>
-                <w:color w:val="FF0000"/>
-              </w:rPr>
-              <w:t>['dismiss']) or (</w:t>
-            </w:r>
-            <w:proofErr w:type="spellStart"/>
-            <w:r>
-              <w:rPr>
-                <w:color w:val="FF0000"/>
-              </w:rPr>
-              <w:t>petitioner_choices</w:t>
-            </w:r>
-            <w:proofErr w:type="spellEnd"/>
-            <w:r>
-              <w:rPr>
-                <w:color w:val="FF0000"/>
-              </w:rPr>
-              <w:t xml:space="preserve">['options'] and not </w:t>
-            </w:r>
-            <w:proofErr w:type="spellStart"/>
-            <w:r>
-              <w:rPr>
-                <w:color w:val="FF0000"/>
-              </w:rPr>
-              <w:t>petitioner_choices</w:t>
-            </w:r>
-            <w:proofErr w:type="spellEnd"/>
-            <w:r>
-              <w:rPr>
-                <w:color w:val="FF0000"/>
-              </w:rPr>
-              <w:t xml:space="preserve">['change'] and </w:t>
-            </w:r>
-            <w:proofErr w:type="spellStart"/>
-            <w:r>
-              <w:rPr>
-                <w:color w:val="FF0000"/>
-              </w:rPr>
-              <w:t>also_change</w:t>
-            </w:r>
-            <w:proofErr w:type="spellEnd"/>
-            <w:r>
-              <w:rPr>
-                <w:color w:val="FF0000"/>
-              </w:rPr>
-              <w:t xml:space="preserve">) or (term == 'long' and </w:t>
-            </w:r>
-            <w:proofErr w:type="spellStart"/>
-            <w:r>
-              <w:rPr>
-                <w:color w:val="FF0000"/>
-              </w:rPr>
-              <w:t>petitioner_choices</w:t>
-            </w:r>
-            <w:proofErr w:type="spellEnd"/>
-            <w:r>
-              <w:rPr>
-                <w:color w:val="FF0000"/>
-              </w:rPr>
-              <w:t xml:space="preserve"> ['extend'] and (not expired or (expired and </w:t>
-            </w:r>
-            <w:proofErr w:type="spellStart"/>
-            <w:r>
-              <w:rPr>
-                <w:color w:val="FF0000"/>
-              </w:rPr>
-              <w:t>expired_days_ago</w:t>
-            </w:r>
-            <w:proofErr w:type="spellEnd"/>
-            <w:r>
-              <w:rPr>
-                <w:color w:val="FF0000"/>
-              </w:rPr>
-              <w:t xml:space="preserve"> == 'less than 60 </w:t>
+              <w:t xml:space="preserve">{% if ((user_need == 'want po' or has_expired) and not no_qualifying_relationship and dv_crime) or (user_need == 'have po' and (petitioner_choices.any_true('change', 'end', 'respond')  or (term == 'short' and request_long and petitioner_choices['dismiss']) or (petitioner_choices['options'] and not petitioner_choices['change'] and also_change) or (term == 'long' and petitioner_choices ['extend'] and (not expired or (expired and expired_days_ago == 'less than 60 </w:t>
             </w:r>
             <w:r>
               <w:rPr>
                 <w:color w:val="FF0000"/>
               </w:rPr>
               <w:lastRenderedPageBreak/>
-              <w:t xml:space="preserve">days')))) and </w:t>
-            </w:r>
-            <w:proofErr w:type="spellStart"/>
-            <w:r>
-              <w:rPr>
-                <w:color w:val="FF0000"/>
-              </w:rPr>
-              <w:t>po_case_type</w:t>
-            </w:r>
-            <w:proofErr w:type="spellEnd"/>
-            <w:r>
-              <w:rPr>
-                <w:color w:val="FF0000"/>
-              </w:rPr>
-              <w:t xml:space="preserve"> in('1 </w:t>
-            </w:r>
-            <w:proofErr w:type="spellStart"/>
-            <w:r>
-              <w:rPr>
-                <w:color w:val="FF0000"/>
-              </w:rPr>
-              <w:t>person','more</w:t>
-            </w:r>
-            <w:proofErr w:type="spellEnd"/>
-            <w:r>
-              <w:rPr>
-                <w:color w:val="FF0000"/>
-              </w:rPr>
-              <w:t xml:space="preserve"> than 1')) %}</w:t>
+              <w:t>days')))) and po_case_type in('1 person','more than 1')) %}</w:t>
             </w:r>
             <w:r>
               <w:t>Learn about fi</w:t>
@@ -4279,7 +3926,6 @@
               <w:t xml:space="preserve"> </w:t>
             </w:r>
             <w:hyperlink r:id="rId88" w:tgtFrame="_blank" w:history="1">
-              <w:proofErr w:type="spellStart"/>
               <w:r>
                 <w:rPr>
                   <w:rStyle w:val="Hyperlink"/>
@@ -4291,7 +3937,6 @@
                 </w:rPr>
                 <w:t>عربى</w:t>
               </w:r>
-              <w:proofErr w:type="spellEnd"/>
             </w:hyperlink>
             <w:r>
               <w:rPr>
@@ -4324,7 +3969,6 @@
               <w:t xml:space="preserve"> </w:t>
             </w:r>
             <w:hyperlink r:id="rId89" w:tgtFrame="_blank" w:history="1">
-              <w:proofErr w:type="spellStart"/>
               <w:r>
                 <w:rPr>
                   <w:rStyle w:val="Hyperlink"/>
@@ -4336,7 +3980,6 @@
                 </w:rPr>
                 <w:t>中文</w:t>
               </w:r>
-              <w:proofErr w:type="spellEnd"/>
             </w:hyperlink>
             <w:r>
               <w:rPr>
@@ -4369,7 +4012,6 @@
               <w:t xml:space="preserve"> </w:t>
             </w:r>
             <w:hyperlink r:id="rId90" w:tgtFrame="_blank" w:history="1">
-              <w:proofErr w:type="spellStart"/>
               <w:r>
                 <w:rPr>
                   <w:rStyle w:val="Hyperlink"/>
@@ -4381,7 +4023,6 @@
                 </w:rPr>
                 <w:t>Hmoob</w:t>
               </w:r>
-              <w:proofErr w:type="spellEnd"/>
             </w:hyperlink>
             <w:r>
               <w:rPr>
@@ -4414,7 +4055,6 @@
               <w:t xml:space="preserve"> </w:t>
             </w:r>
             <w:hyperlink r:id="rId91" w:tgtFrame="_blank" w:history="1">
-              <w:proofErr w:type="spellStart"/>
               <w:r>
                 <w:rPr>
                   <w:rStyle w:val="Hyperlink"/>
@@ -4426,7 +4066,6 @@
                 </w:rPr>
                 <w:t>한글</w:t>
               </w:r>
-              <w:proofErr w:type="spellEnd"/>
             </w:hyperlink>
             <w:r>
               <w:rPr>
@@ -4459,7 +4098,6 @@
               <w:t xml:space="preserve"> </w:t>
             </w:r>
             <w:hyperlink r:id="rId92" w:tgtFrame="_blank" w:history="1">
-              <w:proofErr w:type="spellStart"/>
               <w:r>
                 <w:rPr>
                   <w:rStyle w:val="Hyperlink"/>
@@ -4471,7 +4109,6 @@
                 </w:rPr>
                 <w:t>ພາສາລາວ</w:t>
               </w:r>
-              <w:proofErr w:type="spellEnd"/>
             </w:hyperlink>
             <w:r>
               <w:rPr>
@@ -4504,7 +4141,6 @@
               <w:t xml:space="preserve"> </w:t>
             </w:r>
             <w:hyperlink r:id="rId93" w:tgtFrame="_blank" w:history="1">
-              <w:proofErr w:type="spellStart"/>
               <w:r>
                 <w:rPr>
                   <w:rStyle w:val="Hyperlink"/>
@@ -4516,7 +4152,6 @@
                 </w:rPr>
                 <w:t>Pусский</w:t>
               </w:r>
-              <w:proofErr w:type="spellEnd"/>
             </w:hyperlink>
             <w:r>
               <w:rPr>
@@ -4549,7 +4184,6 @@
               <w:t xml:space="preserve"> </w:t>
             </w:r>
             <w:hyperlink r:id="rId94" w:tgtFrame="_blank" w:history="1">
-              <w:proofErr w:type="spellStart"/>
               <w:r>
                 <w:rPr>
                   <w:rStyle w:val="Hyperlink"/>
@@ -4561,7 +4195,6 @@
                 </w:rPr>
                 <w:t>Fa’asamoa</w:t>
               </w:r>
-              <w:proofErr w:type="spellEnd"/>
             </w:hyperlink>
             <w:r>
               <w:rPr>
@@ -4637,7 +4270,6 @@
               <w:t xml:space="preserve"> </w:t>
             </w:r>
             <w:hyperlink r:id="rId96" w:tgtFrame="_blank" w:history="1">
-              <w:proofErr w:type="spellStart"/>
               <w:r>
                 <w:rPr>
                   <w:rStyle w:val="Hyperlink"/>
@@ -4649,7 +4281,6 @@
                 </w:rPr>
                 <w:t>Español</w:t>
               </w:r>
-              <w:proofErr w:type="spellEnd"/>
             </w:hyperlink>
             <w:r>
               <w:rPr>
@@ -4725,7 +4356,6 @@
               <w:t xml:space="preserve"> </w:t>
             </w:r>
             <w:hyperlink r:id="rId98" w:tgtFrame="_blank" w:history="1">
-              <w:proofErr w:type="spellStart"/>
               <w:r>
                 <w:rPr>
                   <w:rStyle w:val="Hyperlink"/>
@@ -4735,9 +4365,40 @@
                   <w:szCs w:val="21"/>
                   <w:shd w:val="clear" w:color="auto" w:fill="FFFFFF"/>
                 </w:rPr>
-                <w:t>Tiếng</w:t>
-              </w:r>
-              <w:proofErr w:type="spellEnd"/>
+                <w:t>Tiếng Việt</w:t>
+              </w:r>
+            </w:hyperlink>
+            <w:r>
+              <w:rPr>
+                <w:rFonts w:ascii="Open Sans" w:hAnsi="Open Sans" w:cs="Open Sans"/>
+                <w:color w:val="222222"/>
+                <w:sz w:val="21"/>
+                <w:szCs w:val="21"/>
+                <w:shd w:val="clear" w:color="auto" w:fill="FFFFFF"/>
+              </w:rPr>
+              <w:t xml:space="preserve"> </w:t>
+            </w:r>
+            <w:r>
+              <w:rPr>
+                <w:rFonts w:ascii="Open Sans" w:hAnsi="Open Sans" w:cs="Open Sans"/>
+                <w:color w:val="222222"/>
+                <w:sz w:val="21"/>
+                <w:szCs w:val="21"/>
+                <w:shd w:val="clear" w:color="auto" w:fill="FFFFFF"/>
+              </w:rPr>
+              <w:t>|</w:t>
+            </w:r>
+            <w:r>
+              <w:rPr>
+                <w:rFonts w:ascii="Open Sans" w:hAnsi="Open Sans" w:cs="Open Sans"/>
+                <w:color w:val="222222"/>
+                <w:sz w:val="21"/>
+                <w:szCs w:val="21"/>
+                <w:shd w:val="clear" w:color="auto" w:fill="FFFFFF"/>
+              </w:rPr>
+              <w:t xml:space="preserve"> </w:t>
+            </w:r>
+            <w:hyperlink r:id="rId99" w:tgtFrame="_blank" w:history="1">
               <w:r>
                 <w:rPr>
                   <w:rStyle w:val="Hyperlink"/>
@@ -4747,66 +4408,8 @@
                   <w:szCs w:val="21"/>
                   <w:shd w:val="clear" w:color="auto" w:fill="FFFFFF"/>
                 </w:rPr>
-                <w:t xml:space="preserve"> </w:t>
-              </w:r>
-              <w:proofErr w:type="spellStart"/>
-              <w:r>
-                <w:rPr>
-                  <w:rStyle w:val="Hyperlink"/>
-                  <w:rFonts w:ascii="Open Sans" w:hAnsi="Open Sans" w:cs="Open Sans"/>
-                  <w:color w:val="0066CC"/>
-                  <w:sz w:val="21"/>
-                  <w:szCs w:val="21"/>
-                  <w:shd w:val="clear" w:color="auto" w:fill="FFFFFF"/>
-                </w:rPr>
-                <w:t>Việt</w:t>
-              </w:r>
-              <w:proofErr w:type="spellEnd"/>
-            </w:hyperlink>
-            <w:r>
-              <w:rPr>
-                <w:rFonts w:ascii="Open Sans" w:hAnsi="Open Sans" w:cs="Open Sans"/>
-                <w:color w:val="222222"/>
-                <w:sz w:val="21"/>
-                <w:szCs w:val="21"/>
-                <w:shd w:val="clear" w:color="auto" w:fill="FFFFFF"/>
-              </w:rPr>
-              <w:t xml:space="preserve"> </w:t>
-            </w:r>
-            <w:r>
-              <w:rPr>
-                <w:rFonts w:ascii="Open Sans" w:hAnsi="Open Sans" w:cs="Open Sans"/>
-                <w:color w:val="222222"/>
-                <w:sz w:val="21"/>
-                <w:szCs w:val="21"/>
-                <w:shd w:val="clear" w:color="auto" w:fill="FFFFFF"/>
-              </w:rPr>
-              <w:t>|</w:t>
-            </w:r>
-            <w:r>
-              <w:rPr>
-                <w:rFonts w:ascii="Open Sans" w:hAnsi="Open Sans" w:cs="Open Sans"/>
-                <w:color w:val="222222"/>
-                <w:sz w:val="21"/>
-                <w:szCs w:val="21"/>
-                <w:shd w:val="clear" w:color="auto" w:fill="FFFFFF"/>
-              </w:rPr>
-              <w:t xml:space="preserve"> </w:t>
-            </w:r>
-            <w:hyperlink r:id="rId99" w:tgtFrame="_blank" w:history="1">
-              <w:proofErr w:type="spellStart"/>
-              <w:r>
-                <w:rPr>
-                  <w:rStyle w:val="Hyperlink"/>
-                  <w:rFonts w:ascii="Open Sans" w:hAnsi="Open Sans" w:cs="Open Sans"/>
-                  <w:color w:val="0066CC"/>
-                  <w:sz w:val="21"/>
-                  <w:szCs w:val="21"/>
-                  <w:shd w:val="clear" w:color="auto" w:fill="FFFFFF"/>
-                </w:rPr>
                 <w:t>Yup'ik</w:t>
               </w:r>
-              <w:proofErr w:type="spellEnd"/>
             </w:hyperlink>
           </w:p>
           <w:p>
@@ -4852,6 +4455,13 @@
             </w:r>
             <w:r>
               <w:instrText xml:space="preserve"> HYPERLINK "https://public.courts.alaska.gov/web/forms/docs/pub-22.pdf" </w:instrText>
+            </w:r>
+            <w:r>
+              <w:rPr>
+                <w:rFonts w:ascii="Arial" w:eastAsia="Arial" w:hAnsi="Arial" w:cs="Arial"/>
+                <w:sz w:val="22"/>
+                <w:szCs w:val="22"/>
+              </w:rPr>
             </w:r>
             <w:r>
               <w:rPr>
@@ -5094,23 +4704,7 @@
                   <w:rStyle w:val="Hyperlink"/>
                   <w:spacing w:val="0"/>
                 </w:rPr>
-                <w:t>youtube.com/</w:t>
-              </w:r>
-              <w:proofErr w:type="spellStart"/>
-              <w:r>
-                <w:rPr>
-                  <w:rStyle w:val="Hyperlink"/>
-                  <w:spacing w:val="0"/>
-                </w:rPr>
-                <w:t>watch?v</w:t>
-              </w:r>
-              <w:proofErr w:type="spellEnd"/>
-              <w:r>
-                <w:rPr>
-                  <w:rStyle w:val="Hyperlink"/>
-                  <w:spacing w:val="0"/>
-                </w:rPr>
-                <w:t>=XsbKEVo5QVI</w:t>
+                <w:t>youtube.com/watch?v=XsbKEVo5QVI</w:t>
               </w:r>
             </w:hyperlink>
           </w:p>
@@ -5182,7 +4776,6 @@
               <w:t xml:space="preserve">(Arabic) </w:t>
             </w:r>
             <w:hyperlink r:id="rId111" w:history="1">
-              <w:proofErr w:type="spellStart"/>
               <w:r>
                 <w:rPr>
                   <w:rStyle w:val="Hyperlink"/>
@@ -5190,7 +4783,6 @@
                 </w:rPr>
                 <w:t>عربى</w:t>
               </w:r>
-              <w:proofErr w:type="spellEnd"/>
             </w:hyperlink>
             <w:r>
               <w:br/>
@@ -5209,7 +4801,6 @@
               <w:t xml:space="preserve">(Chinese) </w:t>
             </w:r>
             <w:hyperlink r:id="rId113" w:history="1">
-              <w:proofErr w:type="spellStart"/>
               <w:r>
                 <w:rPr>
                   <w:rStyle w:val="Hyperlink"/>
@@ -5218,7 +4809,6 @@
                 </w:rPr>
                 <w:t>中文</w:t>
               </w:r>
-              <w:proofErr w:type="spellEnd"/>
             </w:hyperlink>
             <w:r>
               <w:br/>
@@ -5237,7 +4827,6 @@
               <w:t xml:space="preserve">(Hmong) </w:t>
             </w:r>
             <w:hyperlink r:id="rId115" w:history="1">
-              <w:proofErr w:type="spellStart"/>
               <w:r>
                 <w:rPr>
                   <w:rStyle w:val="Hyperlink"/>
@@ -5245,7 +4834,6 @@
                 </w:rPr>
                 <w:t>Hmoob</w:t>
               </w:r>
-              <w:proofErr w:type="spellEnd"/>
             </w:hyperlink>
             <w:r>
               <w:br/>
@@ -5266,7 +4854,6 @@
               <w:t xml:space="preserve">(Korean) </w:t>
             </w:r>
             <w:hyperlink r:id="rId117" w:history="1">
-              <w:proofErr w:type="spellStart"/>
               <w:r>
                 <w:rPr>
                   <w:rStyle w:val="Hyperlink"/>
@@ -5275,7 +4862,6 @@
                 </w:rPr>
                 <w:t>한글</w:t>
               </w:r>
-              <w:proofErr w:type="spellEnd"/>
             </w:hyperlink>
             <w:r>
               <w:rPr>
@@ -5299,7 +4885,6 @@
               <w:t xml:space="preserve">(Laotian) </w:t>
             </w:r>
             <w:hyperlink r:id="rId119" w:history="1">
-              <w:proofErr w:type="spellStart"/>
               <w:r>
                 <w:rPr>
                   <w:rStyle w:val="Hyperlink"/>
@@ -5308,7 +4893,6 @@
                 </w:rPr>
                 <w:t>ພາສາລາວ</w:t>
               </w:r>
-              <w:proofErr w:type="spellEnd"/>
             </w:hyperlink>
             <w:r>
               <w:rPr>
@@ -5330,7 +4914,6 @@
               <w:t xml:space="preserve">(Russian) </w:t>
             </w:r>
             <w:hyperlink r:id="rId121" w:history="1">
-              <w:proofErr w:type="spellStart"/>
               <w:r>
                 <w:rPr>
                   <w:rStyle w:val="Hyperlink"/>
@@ -5338,7 +4921,6 @@
                 </w:rPr>
                 <w:t>Pусский</w:t>
               </w:r>
-              <w:proofErr w:type="spellEnd"/>
             </w:hyperlink>
             <w:r>
               <w:br/>
@@ -5357,7 +4939,6 @@
               <w:t xml:space="preserve">(Samoan) </w:t>
             </w:r>
             <w:hyperlink r:id="rId123" w:history="1">
-              <w:proofErr w:type="spellStart"/>
               <w:r>
                 <w:rPr>
                   <w:rStyle w:val="Hyperlink"/>
@@ -5365,7 +4946,6 @@
                 </w:rPr>
                 <w:t>Fa’asamoa</w:t>
               </w:r>
-              <w:proofErr w:type="spellEnd"/>
             </w:hyperlink>
             <w:r>
               <w:br/>
@@ -5408,7 +4988,6 @@
               <w:t xml:space="preserve">(Spanish) </w:t>
             </w:r>
             <w:hyperlink r:id="rId127" w:history="1">
-              <w:proofErr w:type="spellStart"/>
               <w:r>
                 <w:rPr>
                   <w:rStyle w:val="Hyperlink"/>
@@ -5416,7 +4995,6 @@
                 </w:rPr>
                 <w:t>Español</w:t>
               </w:r>
-              <w:proofErr w:type="spellEnd"/>
             </w:hyperlink>
             <w:r>
               <w:br/>
@@ -5459,31 +5037,13 @@
               <w:t xml:space="preserve">(Vietnamese) </w:t>
             </w:r>
             <w:hyperlink r:id="rId131" w:history="1">
-              <w:proofErr w:type="spellStart"/>
-              <w:r>
-                <w:rPr>
-                  <w:rStyle w:val="Hyperlink"/>
-                  <w:spacing w:val="0"/>
-                </w:rPr>
-                <w:t>Tiếng</w:t>
-              </w:r>
-              <w:proofErr w:type="spellEnd"/>
-              <w:r>
-                <w:rPr>
-                  <w:rStyle w:val="Hyperlink"/>
-                  <w:spacing w:val="0"/>
-                </w:rPr>
-                <w:t xml:space="preserve"> </w:t>
-              </w:r>
-              <w:proofErr w:type="spellStart"/>
-              <w:r>
-                <w:rPr>
-                  <w:rStyle w:val="Hyperlink"/>
-                  <w:spacing w:val="0"/>
-                </w:rPr>
-                <w:t>Việt</w:t>
-              </w:r>
-              <w:proofErr w:type="spellEnd"/>
+              <w:r>
+                <w:rPr>
+                  <w:rStyle w:val="Hyperlink"/>
+                  <w:spacing w:val="0"/>
+                </w:rPr>
+                <w:t>Tiếng Việt</w:t>
+              </w:r>
             </w:hyperlink>
             <w:r>
               <w:br/>
@@ -5501,7 +5061,6 @@
               <w:br/>
             </w:r>
             <w:hyperlink r:id="rId133" w:history="1">
-              <w:proofErr w:type="spellStart"/>
               <w:r>
                 <w:rPr>
                   <w:rStyle w:val="Hyperlink"/>
@@ -5509,7 +5068,6 @@
                 </w:rPr>
                 <w:t>Yup'ik</w:t>
               </w:r>
-              <w:proofErr w:type="spellEnd"/>
             </w:hyperlink>
             <w:r>
               <w:br/>
@@ -5554,17 +5112,8 @@
                   <w:rStyle w:val="Hyperlink"/>
                   <w:spacing w:val="0"/>
                 </w:rPr>
-                <w:t>courts.alaska.gov/shc/dv/</w:t>
-              </w:r>
-              <w:proofErr w:type="spellStart"/>
-              <w:r>
-                <w:rPr>
-                  <w:rStyle w:val="Hyperlink"/>
-                  <w:spacing w:val="0"/>
-                </w:rPr>
-                <w:t>index.htm#video</w:t>
-              </w:r>
-              <w:proofErr w:type="spellEnd"/>
+                <w:t>courts.alaska.gov/shc/dv/index.htm#video</w:t>
+              </w:r>
             </w:hyperlink>
           </w:p>
           <w:p>
@@ -5740,14 +5289,12 @@
                 <w:rFonts w:ascii="Tahoma" w:hAnsi="Tahoma" w:cs="Tahoma"/>
               </w:rPr>
             </w:pPr>
-            <w:proofErr w:type="spellStart"/>
             <w:r>
               <w:rPr>
                 <w:rFonts w:ascii="Tahoma" w:hAnsi="Tahoma" w:cs="Tahoma"/>
               </w:rPr>
               <w:t>po_against_you_resources_step</w:t>
             </w:r>
-            <w:proofErr w:type="spellEnd"/>
           </w:p>
           <w:p>
             <w:pPr>
@@ -5860,15 +5407,7 @@
               <w:t>{</w:t>
             </w:r>
             <w:r>
-              <w:t xml:space="preserve">{ </w:t>
-            </w:r>
-            <w:proofErr w:type="spellStart"/>
-            <w:r>
-              <w:t>po_order_name</w:t>
-            </w:r>
-            <w:proofErr w:type="spellEnd"/>
-            <w:r>
-              <w:t xml:space="preserve"> }</w:t>
+              <w:t>{ po_order_name }</w:t>
             </w:r>
             <w:r>
               <w:t>}</w:t>
@@ -6127,7 +5666,6 @@
               <w:t xml:space="preserve"> </w:t>
             </w:r>
             <w:hyperlink r:id="rId142" w:tgtFrame="_blank" w:history="1">
-              <w:proofErr w:type="spellStart"/>
               <w:r>
                 <w:rPr>
                   <w:rStyle w:val="Hyperlink"/>
@@ -6138,7 +5676,6 @@
                 </w:rPr>
                 <w:t>عربى</w:t>
               </w:r>
-              <w:proofErr w:type="spellEnd"/>
             </w:hyperlink>
             <w:r>
               <w:t xml:space="preserve"> </w:t>
@@ -6150,7 +5687,6 @@
               <w:t xml:space="preserve"> </w:t>
             </w:r>
             <w:hyperlink r:id="rId143" w:tgtFrame="_blank" w:history="1">
-              <w:proofErr w:type="spellStart"/>
               <w:r>
                 <w:rPr>
                   <w:rStyle w:val="Hyperlink"/>
@@ -6161,7 +5697,6 @@
                 </w:rPr>
                 <w:t>中文</w:t>
               </w:r>
-              <w:proofErr w:type="spellEnd"/>
             </w:hyperlink>
             <w:r>
               <w:t xml:space="preserve"> </w:t>
@@ -6173,7 +5708,6 @@
               <w:t xml:space="preserve"> </w:t>
             </w:r>
             <w:hyperlink r:id="rId144" w:tgtFrame="_blank" w:history="1">
-              <w:proofErr w:type="spellStart"/>
               <w:r>
                 <w:rPr>
                   <w:rStyle w:val="Hyperlink"/>
@@ -6184,7 +5718,6 @@
                 </w:rPr>
                 <w:t>Hmoob</w:t>
               </w:r>
-              <w:proofErr w:type="spellEnd"/>
             </w:hyperlink>
             <w:r>
               <w:t xml:space="preserve"> </w:t>
@@ -6196,7 +5729,6 @@
               <w:t xml:space="preserve"> </w:t>
             </w:r>
             <w:hyperlink r:id="rId145" w:tgtFrame="_blank" w:history="1">
-              <w:proofErr w:type="spellStart"/>
               <w:r>
                 <w:rPr>
                   <w:rStyle w:val="Hyperlink"/>
@@ -6207,7 +5739,6 @@
                 </w:rPr>
                 <w:t>한글</w:t>
               </w:r>
-              <w:proofErr w:type="spellEnd"/>
             </w:hyperlink>
             <w:r>
               <w:t xml:space="preserve"> </w:t>
@@ -6219,7 +5750,6 @@
               <w:t xml:space="preserve"> </w:t>
             </w:r>
             <w:hyperlink r:id="rId146" w:tgtFrame="_blank" w:history="1">
-              <w:proofErr w:type="spellStart"/>
               <w:r>
                 <w:rPr>
                   <w:rStyle w:val="Hyperlink"/>
@@ -6230,7 +5760,6 @@
                 </w:rPr>
                 <w:t>ພາສາລາວ</w:t>
               </w:r>
-              <w:proofErr w:type="spellEnd"/>
             </w:hyperlink>
             <w:r>
               <w:br/>
@@ -6240,7 +5769,6 @@
               <w:t xml:space="preserve"> </w:t>
             </w:r>
             <w:hyperlink r:id="rId147" w:tgtFrame="_blank" w:history="1">
-              <w:proofErr w:type="spellStart"/>
               <w:r>
                 <w:rPr>
                   <w:rStyle w:val="Hyperlink"/>
@@ -6251,7 +5779,6 @@
                 </w:rPr>
                 <w:t>Pусский</w:t>
               </w:r>
-              <w:proofErr w:type="spellEnd"/>
             </w:hyperlink>
             <w:r>
               <w:t xml:space="preserve"> </w:t>
@@ -6263,7 +5790,6 @@
               <w:t xml:space="preserve"> </w:t>
             </w:r>
             <w:hyperlink r:id="rId148" w:tgtFrame="_blank" w:history="1">
-              <w:proofErr w:type="spellStart"/>
               <w:r>
                 <w:rPr>
                   <w:rStyle w:val="Hyperlink"/>
@@ -6274,7 +5800,6 @@
                 </w:rPr>
                 <w:t>Fa’asamoa</w:t>
               </w:r>
-              <w:proofErr w:type="spellEnd"/>
             </w:hyperlink>
             <w:r>
               <w:t xml:space="preserve"> </w:t>
@@ -6307,7 +5832,6 @@
               <w:t xml:space="preserve"> </w:t>
             </w:r>
             <w:hyperlink r:id="rId150" w:tgtFrame="_blank" w:history="1">
-              <w:proofErr w:type="spellStart"/>
               <w:r>
                 <w:rPr>
                   <w:rStyle w:val="Hyperlink"/>
@@ -6318,7 +5842,6 @@
                 </w:rPr>
                 <w:t>Español</w:t>
               </w:r>
-              <w:proofErr w:type="spellEnd"/>
             </w:hyperlink>
             <w:r>
               <w:t xml:space="preserve"> </w:t>
@@ -6351,7 +5874,6 @@
               <w:t xml:space="preserve"> </w:t>
             </w:r>
             <w:hyperlink r:id="rId152" w:tgtFrame="_blank" w:history="1">
-              <w:proofErr w:type="spellStart"/>
               <w:r>
                 <w:rPr>
                   <w:rStyle w:val="Hyperlink"/>
@@ -6360,9 +5882,19 @@
                   <w:sz w:val="21"/>
                   <w:szCs w:val="21"/>
                 </w:rPr>
-                <w:t>Tiếng</w:t>
-              </w:r>
-              <w:proofErr w:type="spellEnd"/>
+                <w:t>Tiếng Việt</w:t>
+              </w:r>
+            </w:hyperlink>
+            <w:r>
+              <w:t xml:space="preserve"> </w:t>
+            </w:r>
+            <w:r>
+              <w:t>|</w:t>
+            </w:r>
+            <w:r>
+              <w:t xml:space="preserve"> </w:t>
+            </w:r>
+            <w:hyperlink r:id="rId153" w:tgtFrame="_blank" w:history="1">
               <w:r>
                 <w:rPr>
                   <w:rStyle w:val="Hyperlink"/>
@@ -6371,43 +5903,8 @@
                   <w:sz w:val="21"/>
                   <w:szCs w:val="21"/>
                 </w:rPr>
-                <w:t xml:space="preserve"> </w:t>
-              </w:r>
-              <w:proofErr w:type="spellStart"/>
-              <w:r>
-                <w:rPr>
-                  <w:rStyle w:val="Hyperlink"/>
-                  <w:rFonts w:ascii="Open Sans" w:hAnsi="Open Sans" w:cs="Open Sans"/>
-                  <w:color w:val="0066CC"/>
-                  <w:sz w:val="21"/>
-                  <w:szCs w:val="21"/>
-                </w:rPr>
-                <w:t>Việt</w:t>
-              </w:r>
-              <w:proofErr w:type="spellEnd"/>
-            </w:hyperlink>
-            <w:r>
-              <w:t xml:space="preserve"> </w:t>
-            </w:r>
-            <w:r>
-              <w:t>|</w:t>
-            </w:r>
-            <w:r>
-              <w:t xml:space="preserve"> </w:t>
-            </w:r>
-            <w:hyperlink r:id="rId153" w:tgtFrame="_blank" w:history="1">
-              <w:proofErr w:type="spellStart"/>
-              <w:r>
-                <w:rPr>
-                  <w:rStyle w:val="Hyperlink"/>
-                  <w:rFonts w:ascii="Open Sans" w:hAnsi="Open Sans" w:cs="Open Sans"/>
-                  <w:color w:val="0066CC"/>
-                  <w:sz w:val="21"/>
-                  <w:szCs w:val="21"/>
-                </w:rPr>
                 <w:t>Yup'ik</w:t>
               </w:r>
-              <w:proofErr w:type="spellEnd"/>
             </w:hyperlink>
           </w:p>
           <w:p>
@@ -6594,7 +6091,6 @@
               <w:t xml:space="preserve">(Arabic) </w:t>
             </w:r>
             <w:hyperlink r:id="rId160" w:history="1">
-              <w:proofErr w:type="spellStart"/>
               <w:r>
                 <w:rPr>
                   <w:rStyle w:val="Hyperlink"/>
@@ -6602,7 +6098,6 @@
                 </w:rPr>
                 <w:t>عربى</w:t>
               </w:r>
-              <w:proofErr w:type="spellEnd"/>
             </w:hyperlink>
             <w:r>
               <w:br/>
@@ -6635,7 +6130,6 @@
               <w:t xml:space="preserve">(Chinese) </w:t>
             </w:r>
             <w:hyperlink r:id="rId162" w:history="1">
-              <w:proofErr w:type="spellStart"/>
               <w:r>
                 <w:rPr>
                   <w:rStyle w:val="Hyperlink"/>
@@ -6644,7 +6138,6 @@
                 </w:rPr>
                 <w:t>中文</w:t>
               </w:r>
-              <w:proofErr w:type="spellEnd"/>
             </w:hyperlink>
             <w:r>
               <w:br/>
@@ -6677,7 +6170,6 @@
               <w:t xml:space="preserve">(Hmong) </w:t>
             </w:r>
             <w:hyperlink r:id="rId164" w:history="1">
-              <w:proofErr w:type="spellStart"/>
               <w:r>
                 <w:rPr>
                   <w:rStyle w:val="Hyperlink"/>
@@ -6685,7 +6177,6 @@
                 </w:rPr>
                 <w:t>Hmoob</w:t>
               </w:r>
-              <w:proofErr w:type="spellEnd"/>
             </w:hyperlink>
             <w:r>
               <w:br/>
@@ -6720,7 +6211,6 @@
               <w:t xml:space="preserve">(Korean) </w:t>
             </w:r>
             <w:hyperlink r:id="rId166" w:history="1">
-              <w:proofErr w:type="spellStart"/>
               <w:r>
                 <w:rPr>
                   <w:rStyle w:val="Hyperlink"/>
@@ -6729,7 +6219,6 @@
                 </w:rPr>
                 <w:t>한글</w:t>
               </w:r>
-              <w:proofErr w:type="spellEnd"/>
             </w:hyperlink>
             <w:r>
               <w:rPr>
@@ -6767,7 +6256,6 @@
               <w:t xml:space="preserve">(Laotian) </w:t>
             </w:r>
             <w:hyperlink r:id="rId168" w:history="1">
-              <w:proofErr w:type="spellStart"/>
               <w:r>
                 <w:rPr>
                   <w:rStyle w:val="Hyperlink"/>
@@ -6776,7 +6264,6 @@
                 </w:rPr>
                 <w:t>ພາສາລາວ</w:t>
               </w:r>
-              <w:proofErr w:type="spellEnd"/>
             </w:hyperlink>
             <w:r>
               <w:rPr>
@@ -6812,7 +6299,6 @@
               <w:t xml:space="preserve">(Russian) </w:t>
             </w:r>
             <w:hyperlink r:id="rId170" w:history="1">
-              <w:proofErr w:type="spellStart"/>
               <w:r>
                 <w:rPr>
                   <w:rStyle w:val="Hyperlink"/>
@@ -6820,7 +6306,6 @@
                 </w:rPr>
                 <w:t>Pусский</w:t>
               </w:r>
-              <w:proofErr w:type="spellEnd"/>
             </w:hyperlink>
             <w:r>
               <w:br/>
@@ -6853,7 +6338,6 @@
               <w:t xml:space="preserve">(Samoan) </w:t>
             </w:r>
             <w:hyperlink r:id="rId172" w:history="1">
-              <w:proofErr w:type="spellStart"/>
               <w:r>
                 <w:rPr>
                   <w:rStyle w:val="Hyperlink"/>
@@ -6861,7 +6345,6 @@
                 </w:rPr>
                 <w:t>Fa’asamoa</w:t>
               </w:r>
-              <w:proofErr w:type="spellEnd"/>
             </w:hyperlink>
             <w:r>
               <w:br/>
@@ -6932,7 +6415,6 @@
               <w:t xml:space="preserve">(Spanish) </w:t>
             </w:r>
             <w:hyperlink r:id="rId176" w:history="1">
-              <w:proofErr w:type="spellStart"/>
               <w:r>
                 <w:rPr>
                   <w:rStyle w:val="Hyperlink"/>
@@ -6940,7 +6422,6 @@
                 </w:rPr>
                 <w:t>Español</w:t>
               </w:r>
-              <w:proofErr w:type="spellEnd"/>
             </w:hyperlink>
             <w:r>
               <w:br/>
@@ -7011,31 +6492,13 @@
               <w:t xml:space="preserve">(Vietnamese) </w:t>
             </w:r>
             <w:hyperlink r:id="rId180" w:history="1">
-              <w:proofErr w:type="spellStart"/>
-              <w:r>
-                <w:rPr>
-                  <w:rStyle w:val="Hyperlink"/>
-                  <w:spacing w:val="0"/>
-                </w:rPr>
-                <w:t>Tiếng</w:t>
-              </w:r>
-              <w:proofErr w:type="spellEnd"/>
-              <w:r>
-                <w:rPr>
-                  <w:rStyle w:val="Hyperlink"/>
-                  <w:spacing w:val="0"/>
-                </w:rPr>
-                <w:t xml:space="preserve"> </w:t>
-              </w:r>
-              <w:proofErr w:type="spellStart"/>
-              <w:r>
-                <w:rPr>
-                  <w:rStyle w:val="Hyperlink"/>
-                  <w:spacing w:val="0"/>
-                </w:rPr>
-                <w:t>Việt</w:t>
-              </w:r>
-              <w:proofErr w:type="spellEnd"/>
+              <w:r>
+                <w:rPr>
+                  <w:rStyle w:val="Hyperlink"/>
+                  <w:spacing w:val="0"/>
+                </w:rPr>
+                <w:t>Tiếng Việt</w:t>
+              </w:r>
             </w:hyperlink>
             <w:r>
               <w:br/>
@@ -7067,7 +6530,6 @@
               <w:br/>
             </w:r>
             <w:hyperlink r:id="rId182" w:history="1">
-              <w:proofErr w:type="spellStart"/>
               <w:r>
                 <w:rPr>
                   <w:rStyle w:val="Hyperlink"/>
@@ -7075,7 +6537,6 @@
                 </w:rPr>
                 <w:t>Yup'ik</w:t>
               </w:r>
-              <w:proofErr w:type="spellEnd"/>
             </w:hyperlink>
             <w:r>
               <w:br/>
@@ -7241,17 +6702,8 @@
                   <w:rStyle w:val="Hyperlink"/>
                   <w:spacing w:val="0"/>
                 </w:rPr>
-                <w:t>dps.alaska.gov/CDVSA/Services/</w:t>
-              </w:r>
-              <w:proofErr w:type="spellStart"/>
-              <w:r>
-                <w:rPr>
-                  <w:rStyle w:val="Hyperlink"/>
-                  <w:spacing w:val="0"/>
-                </w:rPr>
-                <w:t>ForThoseWhoCommitDV</w:t>
-              </w:r>
-              <w:proofErr w:type="spellEnd"/>
+                <w:t>dps.alaska.gov/CDVSA/Services/ForThoseWhoCommitDV</w:t>
+              </w:r>
             </w:hyperlink>
           </w:p>
         </w:tc>
@@ -7332,16 +6784,50 @@
               <w:rPr>
                 <w:color w:val="92D050"/>
               </w:rPr>
-              <w:t xml:space="preserve">user_need == 'want po' or </w:t>
-            </w:r>
-            <w:proofErr w:type="spellStart"/>
+              <w:t>user_need == 'want po' or has_expired</w:t>
+            </w:r>
+            <w:r>
+              <w:rPr>
+                <w:color w:val="FFC000"/>
+              </w:rPr>
+              <w:t>)</w:t>
+            </w:r>
+            <w:r>
+              <w:rPr>
+                <w:color w:val="FFC000"/>
+              </w:rPr>
+              <w:t xml:space="preserve"> and (</w:t>
+            </w:r>
             <w:r>
               <w:rPr>
                 <w:color w:val="92D050"/>
               </w:rPr>
-              <w:t>has_expired</w:t>
-            </w:r>
-            <w:proofErr w:type="spellEnd"/>
+              <w:t>self_related_abuser['have child']</w:t>
+            </w:r>
+            <w:r>
+              <w:rPr>
+                <w:color w:val="92D050"/>
+              </w:rPr>
+              <w:t xml:space="preserve"> </w:t>
+            </w:r>
+            <w:r>
+              <w:rPr>
+                <w:color w:val="92D050"/>
+              </w:rPr>
+              <w:t>or child_related_to_abuser['have child'] or po_against_other_parent</w:t>
+            </w:r>
+            <w:r>
+              <w:rPr>
+                <w:color w:val="92D050"/>
+              </w:rPr>
+              <w:t xml:space="preserve"> </w:t>
+            </w:r>
+            <w:r>
+              <w:rPr>
+                <w:color w:val="92D050"/>
+              </w:rPr>
+              <w:t>or parent_and_child_parent_related_to_abuser or guardian_and_child_child_related_to_abuser</w:t>
+            </w:r>
             <w:r>
               <w:rPr>
                 <w:color w:val="FFC000"/>
@@ -7350,130 +6836,50 @@
             </w:r>
             <w:r>
               <w:rPr>
+                <w:color w:val="FF0000"/>
+              </w:rPr>
+              <w:t>) or (</w:t>
+            </w:r>
+            <w:r>
+              <w:rPr>
                 <w:color w:val="FFC000"/>
               </w:rPr>
-              <w:t xml:space="preserve"> and (</w:t>
-            </w:r>
-            <w:proofErr w:type="spellStart"/>
+              <w:t xml:space="preserve">user_need == 'have po' and </w:t>
+            </w:r>
+            <w:r>
+              <w:rPr>
+                <w:color w:val="FFC000"/>
+              </w:rPr>
+              <w:t xml:space="preserve">term == 'short' and request_long </w:t>
+            </w:r>
+            <w:r>
+              <w:rPr>
+                <w:color w:val="FFC000"/>
+              </w:rPr>
+              <w:t>and shared_child</w:t>
+            </w:r>
+            <w:r>
+              <w:rPr>
+                <w:color w:val="FF0000"/>
+              </w:rPr>
+              <w:t>)</w:t>
+            </w:r>
+            <w:r>
+              <w:rPr>
+                <w:color w:val="FF0000"/>
+              </w:rPr>
+              <w:t xml:space="preserve"> or (</w:t>
+            </w:r>
+            <w:r>
+              <w:rPr>
+                <w:color w:val="FFC000"/>
+              </w:rPr>
+              <w:t>user_need == 'po respondent' and (</w:t>
+            </w:r>
             <w:r>
               <w:rPr>
                 <w:color w:val="92D050"/>
               </w:rPr>
-              <w:t>self_related_abuser</w:t>
-            </w:r>
-            <w:proofErr w:type="spellEnd"/>
-            <w:r>
-              <w:rPr>
-                <w:color w:val="92D050"/>
-              </w:rPr>
-              <w:t>['have child']</w:t>
-            </w:r>
-            <w:r>
-              <w:rPr>
-                <w:color w:val="92D050"/>
-              </w:rPr>
-              <w:t xml:space="preserve"> </w:t>
-            </w:r>
-            <w:r>
-              <w:rPr>
-                <w:color w:val="92D050"/>
-              </w:rPr>
-              <w:t>or child_related_to_abuser['have child'] or po_against_other_parent</w:t>
-            </w:r>
-            <w:r>
-              <w:rPr>
-                <w:color w:val="92D050"/>
-              </w:rPr>
-              <w:t xml:space="preserve"> </w:t>
-            </w:r>
-            <w:r>
-              <w:rPr>
-                <w:color w:val="92D050"/>
-              </w:rPr>
-              <w:t xml:space="preserve">or parent_and_child_parent_related_to_abuser or </w:t>
-            </w:r>
-            <w:proofErr w:type="spellStart"/>
-            <w:r>
-              <w:rPr>
-                <w:color w:val="92D050"/>
-              </w:rPr>
-              <w:t>guardian_and_child_child_related_to_abuser</w:t>
-            </w:r>
-            <w:proofErr w:type="spellEnd"/>
-            <w:r>
-              <w:rPr>
-                <w:color w:val="FFC000"/>
-              </w:rPr>
-              <w:t>)</w:t>
-            </w:r>
-            <w:r>
-              <w:rPr>
-                <w:color w:val="FF0000"/>
-              </w:rPr>
-              <w:t>) or (</w:t>
-            </w:r>
-            <w:r>
-              <w:rPr>
-                <w:color w:val="FFC000"/>
-              </w:rPr>
-              <w:t xml:space="preserve">user_need == 'have po' and </w:t>
-            </w:r>
-            <w:r>
-              <w:rPr>
-                <w:color w:val="FFC000"/>
-              </w:rPr>
-              <w:t xml:space="preserve">term == 'short' and </w:t>
-            </w:r>
-            <w:proofErr w:type="spellStart"/>
-            <w:r>
-              <w:rPr>
-                <w:color w:val="FFC000"/>
-              </w:rPr>
-              <w:t>request_long</w:t>
-            </w:r>
-            <w:proofErr w:type="spellEnd"/>
-            <w:r>
-              <w:rPr>
-                <w:color w:val="FFC000"/>
-              </w:rPr>
-              <w:t xml:space="preserve"> </w:t>
-            </w:r>
-            <w:r>
-              <w:rPr>
-                <w:color w:val="FFC000"/>
-              </w:rPr>
-              <w:t xml:space="preserve">and </w:t>
-            </w:r>
-            <w:proofErr w:type="spellStart"/>
-            <w:r>
-              <w:rPr>
-                <w:color w:val="FFC000"/>
-              </w:rPr>
-              <w:t>shared_child</w:t>
-            </w:r>
-            <w:proofErr w:type="spellEnd"/>
-            <w:r>
-              <w:rPr>
-                <w:color w:val="FF0000"/>
-              </w:rPr>
-              <w:t>)</w:t>
-            </w:r>
-            <w:r>
-              <w:rPr>
-                <w:color w:val="FF0000"/>
-              </w:rPr>
-              <w:t xml:space="preserve"> or (</w:t>
-            </w:r>
-            <w:r>
-              <w:rPr>
-                <w:color w:val="FFC000"/>
-              </w:rPr>
-              <w:t>user_need == 'po respondent' and (</w:t>
-            </w:r>
-            <w:r>
-              <w:rPr>
-                <w:color w:val="92D050"/>
-              </w:rPr>
               <w:t>(</w:t>
             </w:r>
             <w:r>
@@ -7487,16 +6893,8 @@
                 <w:color w:val="00B050"/>
               </w:rPr>
               <w:lastRenderedPageBreak/>
-              <w:t xml:space="preserve">== 'short' and </w:t>
-            </w:r>
-            <w:proofErr w:type="spellStart"/>
-            <w:r>
-              <w:rPr>
-                <w:color w:val="00B050"/>
-              </w:rPr>
-              <w:t>request_long</w:t>
-            </w:r>
-            <w:proofErr w:type="spellEnd"/>
+              <w:t>== 'short' and request_long</w:t>
+            </w:r>
             <w:r>
               <w:rPr>
                 <w:color w:val="92D050"/>
@@ -7538,12 +6936,10 @@
                 <w:rFonts w:ascii="Tahoma" w:hAnsi="Tahoma" w:cs="Tahoma"/>
               </w:rPr>
             </w:pPr>
-            <w:proofErr w:type="spellStart"/>
             <w:r>
               <w:lastRenderedPageBreak/>
               <w:t>child_w_other_side_step</w:t>
             </w:r>
-            <w:proofErr w:type="spellEnd"/>
           </w:p>
           <w:p>
             <w:pPr>
@@ -8124,16 +7520,8 @@
               <w:rPr>
                 <w:color w:val="FF0000"/>
               </w:rPr>
-              <w:t xml:space="preserve"> or </w:t>
-            </w:r>
-            <w:proofErr w:type="spellStart"/>
-            <w:r>
-              <w:rPr>
-                <w:color w:val="FF0000"/>
-              </w:rPr>
-              <w:t>has_expired</w:t>
-            </w:r>
-            <w:proofErr w:type="spellEnd"/>
+              <w:t xml:space="preserve"> or has_expired</w:t>
+            </w:r>
             <w:r>
               <w:rPr>
                 <w:color w:val="FF0000"/>
@@ -8168,95 +7556,49 @@
               <w:rPr>
                 <w:color w:val="FFC000"/>
               </w:rPr>
-              <w:t xml:space="preserve">user_need == 'want po' or </w:t>
-            </w:r>
-            <w:proofErr w:type="spellStart"/>
+              <w:t>user_need == 'want po' or has_expired</w:t>
+            </w:r>
+            <w:r>
+              <w:rPr>
+                <w:color w:val="FF0000"/>
+              </w:rPr>
+              <w:t>) and (</w:t>
+            </w:r>
             <w:r>
               <w:rPr>
                 <w:color w:val="FFC000"/>
               </w:rPr>
-              <w:t>has_expired</w:t>
-            </w:r>
-            <w:proofErr w:type="spellEnd"/>
+              <w:t>who_needs_the_order == 'self' or (who_needs_the_order in('child', 'self and child', 'children', 'self and children') and petitioner_related_to_child != 'other')</w:t>
+            </w:r>
             <w:r>
               <w:rPr>
                 <w:color w:val="FF0000"/>
               </w:rPr>
               <w:t>) and (</w:t>
             </w:r>
-            <w:proofErr w:type="spellStart"/>
             <w:r>
               <w:rPr>
                 <w:color w:val="FFC000"/>
               </w:rPr>
-              <w:t>who_needs_the_order</w:t>
-            </w:r>
-            <w:proofErr w:type="spellEnd"/>
+              <w:t>(</w:t>
+            </w:r>
+            <w:r>
+              <w:rPr>
+                <w:color w:val="92D050"/>
+              </w:rPr>
+              <w:t>relationship_qualifies and dv_crime in('yes', 'yes one', 'yes both', 'yes more', 'yes some', 'yes all')</w:t>
+            </w:r>
             <w:r>
               <w:rPr>
                 <w:color w:val="FFC000"/>
               </w:rPr>
-              <w:t xml:space="preserve"> == 'self' or (</w:t>
-            </w:r>
-            <w:proofErr w:type="spellStart"/>
-            <w:r>
-              <w:rPr>
-                <w:color w:val="FFC000"/>
-              </w:rPr>
-              <w:t>who_needs_the_order</w:t>
-            </w:r>
-            <w:proofErr w:type="spellEnd"/>
-            <w:r>
-              <w:rPr>
-                <w:color w:val="FFC000"/>
-              </w:rPr>
-              <w:t xml:space="preserve"> in('child', 'self and child', 'children', 'self and children') and petitioner_related_to_child != 'other')</w:t>
-            </w:r>
-            <w:r>
-              <w:rPr>
-                <w:color w:val="FF0000"/>
-              </w:rPr>
-              <w:t>) and (</w:t>
-            </w:r>
-            <w:r>
-              <w:rPr>
-                <w:color w:val="FFC000"/>
-              </w:rPr>
-              <w:t>(</w:t>
-            </w:r>
-            <w:proofErr w:type="spellStart"/>
+              <w:t>) or (</w:t>
+            </w:r>
             <w:r>
               <w:rPr>
                 <w:color w:val="92D050"/>
               </w:rPr>
-              <w:t>relationship_qualifies</w:t>
-            </w:r>
-            <w:proofErr w:type="spellEnd"/>
-            <w:r>
-              <w:rPr>
-                <w:color w:val="92D050"/>
-              </w:rPr>
-              <w:t xml:space="preserve"> and dv_crime in('yes', 'yes one', 'yes both', 'yes more', 'yes some', 'yes all')</w:t>
-            </w:r>
-            <w:r>
-              <w:rPr>
-                <w:color w:val="FFC000"/>
-              </w:rPr>
-              <w:t>) or (</w:t>
-            </w:r>
-            <w:proofErr w:type="spellStart"/>
-            <w:r>
-              <w:rPr>
-                <w:color w:val="92D050"/>
-              </w:rPr>
-              <w:t>no_qualifying_relationship</w:t>
-            </w:r>
-            <w:proofErr w:type="spellEnd"/>
-            <w:r>
-              <w:rPr>
-                <w:color w:val="92D050"/>
-              </w:rPr>
-              <w:t xml:space="preserve"> and other_po in('stalked', 'sexual contact')</w:t>
+              <w:t>no_qualifying_relationship and other_po in('stalked', 'sexual contact')</w:t>
             </w:r>
             <w:r>
               <w:rPr>
@@ -8290,11 +7632,9 @@
             <w:pPr>
               <w:pStyle w:val="Body"/>
             </w:pPr>
-            <w:proofErr w:type="spellStart"/>
             <w:r>
               <w:t>protective_order_step</w:t>
             </w:r>
-            <w:proofErr w:type="spellEnd"/>
             <w:r>
               <w:br/>
             </w:r>
@@ -8358,16 +7698,8 @@
               <w:rPr>
                 <w:color w:val="FF0000"/>
               </w:rPr>
-              <w:t xml:space="preserve">{% if </w:t>
-            </w:r>
-            <w:proofErr w:type="spellStart"/>
-            <w:r>
-              <w:rPr>
-                <w:color w:val="FF0000"/>
-              </w:rPr>
-              <w:t>protective_order_for_one</w:t>
-            </w:r>
-            <w:proofErr w:type="spellEnd"/>
+              <w:t>{% if protective_order_for_one</w:t>
+            </w:r>
             <w:r>
               <w:rPr>
                 <w:color w:val="FF0000"/>
@@ -8387,21 +7719,7 @@
               <w:rPr>
                 <w:color w:val="FF0000"/>
               </w:rPr>
-              <w:t xml:space="preserve">% elif </w:t>
-            </w:r>
-            <w:proofErr w:type="spellStart"/>
-            <w:r>
-              <w:rPr>
-                <w:color w:val="FF0000"/>
-              </w:rPr>
-              <w:t>protective_order_for_more</w:t>
-            </w:r>
-            <w:proofErr w:type="spellEnd"/>
-            <w:r>
-              <w:rPr>
-                <w:color w:val="FF0000"/>
-              </w:rPr>
-              <w:t xml:space="preserve"> %}</w:t>
+              <w:t>% elif protective_order_for_more %}</w:t>
             </w:r>
             <w:r>
               <w:t>Domestic Violence Protective Order for More Than One Person</w:t>
@@ -8430,28 +7748,12 @@
               </w:rPr>
               <w:t xml:space="preserve">% if </w:t>
             </w:r>
-            <w:proofErr w:type="spellStart"/>
-            <w:r>
-              <w:rPr>
-                <w:color w:val="FF0000"/>
-              </w:rPr>
-              <w:t>no_qualifying_relationship</w:t>
-            </w:r>
-            <w:proofErr w:type="spellEnd"/>
-            <w:r>
-              <w:rPr>
-                <w:color w:val="FF0000"/>
-              </w:rPr>
-              <w:t xml:space="preserve"> and not </w:t>
-            </w:r>
-            <w:proofErr w:type="spellStart"/>
-            <w:r>
-              <w:rPr>
-                <w:color w:val="FF0000"/>
-              </w:rPr>
-              <w:t>relationship_qualifies</w:t>
-            </w:r>
-            <w:proofErr w:type="spellEnd"/>
+            <w:r>
+              <w:rPr>
+                <w:color w:val="FF0000"/>
+              </w:rPr>
+              <w:t>no_qualifying_relationship and not relationship_qualifies</w:t>
+            </w:r>
             <w:r>
               <w:rPr>
                 <w:color w:val="FF0000"/>
@@ -8587,39 +7889,7 @@
                 <w:bCs/>
                 <w:color w:val="FF0000"/>
               </w:rPr>
-              <w:t xml:space="preserve">{% if </w:t>
-            </w:r>
-            <w:proofErr w:type="spellStart"/>
-            <w:r>
-              <w:rPr>
-                <w:bCs/>
-                <w:color w:val="FF0000"/>
-              </w:rPr>
-              <w:t>protective_order_for_one</w:t>
-            </w:r>
-            <w:proofErr w:type="spellEnd"/>
-            <w:r>
-              <w:rPr>
-                <w:bCs/>
-                <w:color w:val="FF0000"/>
-              </w:rPr>
-              <w:t xml:space="preserve"> or </w:t>
-            </w:r>
-            <w:proofErr w:type="spellStart"/>
-            <w:r>
-              <w:rPr>
-                <w:bCs/>
-                <w:color w:val="FF0000"/>
-              </w:rPr>
-              <w:t>protective_order_for_more</w:t>
-            </w:r>
-            <w:proofErr w:type="spellEnd"/>
-            <w:r>
-              <w:rPr>
-                <w:bCs/>
-                <w:color w:val="FF0000"/>
-              </w:rPr>
-              <w:t xml:space="preserve"> %}</w:t>
+              <w:t>{% if protective_order_for_one or protective_order_for_more %}</w:t>
             </w:r>
             <w:r>
               <w:rPr>
@@ -8663,7 +7933,6 @@
               </w:rPr>
               <w:t xml:space="preserve">% elif </w:t>
             </w:r>
-            <w:proofErr w:type="spellStart"/>
             <w:r>
               <w:rPr>
                 <w:bCs/>
@@ -8671,7 +7940,6 @@
               </w:rPr>
               <w:t>no_qualifying_relationship</w:t>
             </w:r>
-            <w:proofErr w:type="spellEnd"/>
             <w:r>
               <w:rPr>
                 <w:bCs/>
@@ -8721,7 +7989,6 @@
               </w:rPr>
               <w:t xml:space="preserve">% elif </w:t>
             </w:r>
-            <w:proofErr w:type="spellStart"/>
             <w:r>
               <w:rPr>
                 <w:bCs/>
@@ -8729,7 +7996,6 @@
               </w:rPr>
               <w:t>no_qualifying_relationship</w:t>
             </w:r>
-            <w:proofErr w:type="spellEnd"/>
             <w:r>
               <w:rPr>
                 <w:bCs/>
@@ -9037,16 +8303,8 @@
               <w:rPr>
                 <w:color w:val="FF0000"/>
               </w:rPr>
-              <w:t xml:space="preserve">{% if </w:t>
-            </w:r>
-            <w:proofErr w:type="spellStart"/>
-            <w:r>
-              <w:rPr>
-                <w:color w:val="FF0000"/>
-              </w:rPr>
-              <w:t>protective_order_for_one</w:t>
-            </w:r>
-            <w:proofErr w:type="spellEnd"/>
+              <w:t>{% if protective_order_for_one</w:t>
+            </w:r>
             <w:r>
               <w:rPr>
                 <w:color w:val="FF0000"/>
@@ -9098,21 +8356,7 @@
               <w:rPr>
                 <w:color w:val="FF0000"/>
               </w:rPr>
-              <w:t xml:space="preserve">if </w:t>
-            </w:r>
-            <w:proofErr w:type="spellStart"/>
-            <w:r>
-              <w:rPr>
-                <w:color w:val="FF0000"/>
-              </w:rPr>
-              <w:t>protective_order_for_more</w:t>
-            </w:r>
-            <w:proofErr w:type="spellEnd"/>
-            <w:r>
-              <w:rPr>
-                <w:color w:val="FF0000"/>
-              </w:rPr>
-              <w:t xml:space="preserve"> %}</w:t>
+              <w:t>if protective_order_for_more %}</w:t>
             </w:r>
             <w:r>
               <w:rPr>
@@ -9149,14 +8393,12 @@
               </w:rPr>
               <w:t xml:space="preserve"> </w:t>
             </w:r>
-            <w:proofErr w:type="spellStart"/>
             <w:r>
               <w:rPr>
                 <w:color w:val="FF0000"/>
               </w:rPr>
               <w:t>no_qualifying_relationship</w:t>
             </w:r>
-            <w:proofErr w:type="spellEnd"/>
             <w:r>
               <w:rPr>
                 <w:color w:val="FF0000"/>
@@ -9213,7 +8455,6 @@
               </w:rPr>
               <w:t xml:space="preserve">% elif </w:t>
             </w:r>
-            <w:proofErr w:type="spellStart"/>
             <w:r>
               <w:rPr>
                 <w:bCs/>
@@ -9222,7 +8463,6 @@
               <w:lastRenderedPageBreak/>
               <w:t>no_qualifying_relationship</w:t>
             </w:r>
-            <w:proofErr w:type="spellEnd"/>
             <w:r>
               <w:rPr>
                 <w:bCs/>
@@ -9480,21 +8720,7 @@
               <w:rPr>
                 <w:color w:val="FF0000"/>
               </w:rPr>
-              <w:t xml:space="preserve"> user_need == 'have po' and </w:t>
-            </w:r>
-            <w:proofErr w:type="spellStart"/>
-            <w:r>
-              <w:rPr>
-                <w:color w:val="FF0000"/>
-              </w:rPr>
-              <w:t>petitioner_choices</w:t>
-            </w:r>
-            <w:proofErr w:type="spellEnd"/>
-            <w:r>
-              <w:rPr>
-                <w:color w:val="FF0000"/>
-              </w:rPr>
-              <w:t>['options']</w:t>
+              <w:t xml:space="preserve"> user_need == 'have po' and petitioner_choices['options']</w:t>
             </w:r>
             <w:r>
               <w:rPr>
@@ -9516,11 +8742,9 @@
             <w:pPr>
               <w:pStyle w:val="Body"/>
             </w:pPr>
-            <w:proofErr w:type="spellStart"/>
             <w:r>
               <w:t>other_side_violated_order_step</w:t>
             </w:r>
-            <w:proofErr w:type="spellEnd"/>
             <w:r>
               <w:br/>
               <w:t>November 25, 2025</w:t>
@@ -9705,49 +8929,7 @@
               <w:rPr>
                 <w:color w:val="FF0000"/>
               </w:rPr>
-              <w:t xml:space="preserve">{% if </w:t>
-            </w:r>
-            <w:proofErr w:type="spellStart"/>
-            <w:r>
-              <w:rPr>
-                <w:color w:val="FF0000"/>
-              </w:rPr>
-              <w:t>petitioner_choices.all_true</w:t>
-            </w:r>
-            <w:proofErr w:type="spellEnd"/>
-            <w:r>
-              <w:rPr>
-                <w:color w:val="FF0000"/>
-              </w:rPr>
-              <w:t>('change', 'extend') or (</w:t>
-            </w:r>
-            <w:proofErr w:type="spellStart"/>
-            <w:r>
-              <w:rPr>
-                <w:color w:val="FF0000"/>
-              </w:rPr>
-              <w:t>petitioner_choices</w:t>
-            </w:r>
-            <w:proofErr w:type="spellEnd"/>
-            <w:r>
-              <w:rPr>
-                <w:color w:val="FF0000"/>
-              </w:rPr>
-              <w:t xml:space="preserve">['extend'] and not </w:t>
-            </w:r>
-            <w:proofErr w:type="spellStart"/>
-            <w:r>
-              <w:rPr>
-                <w:color w:val="FF0000"/>
-              </w:rPr>
-              <w:t>petitioner_choices</w:t>
-            </w:r>
-            <w:proofErr w:type="spellEnd"/>
-            <w:r>
-              <w:rPr>
-                <w:color w:val="FF0000"/>
-              </w:rPr>
-              <w:t>[</w:t>
+              <w:t>{% if petitioner_choices.all_true('change', 'extend') or (petitioner_choices['extend'] and not petitioner_choices[</w:t>
             </w:r>
             <w:r>
               <w:rPr>
@@ -9771,21 +8953,7 @@
               <w:rPr>
                 <w:color w:val="FF0000"/>
               </w:rPr>
-              <w:t xml:space="preserve">] and </w:t>
-            </w:r>
-            <w:proofErr w:type="spellStart"/>
-            <w:r>
-              <w:rPr>
-                <w:color w:val="FF0000"/>
-              </w:rPr>
-              <w:t>also_change</w:t>
-            </w:r>
-            <w:proofErr w:type="spellEnd"/>
-            <w:r>
-              <w:rPr>
-                <w:color w:val="FF0000"/>
-              </w:rPr>
-              <w:t>) %}</w:t>
+              <w:t>] and also_change) %}</w:t>
             </w:r>
             <w:r>
               <w:t xml:space="preserve">Ask to change </w:t>
@@ -9819,84 +8987,28 @@
               <w:rPr>
                 <w:color w:val="FFC000"/>
               </w:rPr>
-              <w:t xml:space="preserve">{% if </w:t>
-            </w:r>
-            <w:proofErr w:type="spellStart"/>
+              <w:t>{% if petitioner_choices['change'] or (not petitioner_choices['change'] and also_change)</w:t>
+            </w:r>
             <w:r>
               <w:rPr>
                 <w:color w:val="FFC000"/>
               </w:rPr>
-              <w:t>petitioner_choices</w:t>
-            </w:r>
-            <w:proofErr w:type="spellEnd"/>
+              <w:t xml:space="preserve"> </w:t>
+            </w:r>
             <w:r>
               <w:rPr>
                 <w:color w:val="FFC000"/>
               </w:rPr>
-              <w:t xml:space="preserve">['change'] or (not </w:t>
-            </w:r>
-            <w:proofErr w:type="spellStart"/>
+              <w:t>%}</w:t>
+            </w:r>
+            <w:r>
+              <w:t>Fill out the form to ask the court to change your order.</w:t>
+            </w:r>
             <w:r>
               <w:rPr>
                 <w:color w:val="FFC000"/>
               </w:rPr>
-              <w:t>petitioner_choices</w:t>
-            </w:r>
-            <w:proofErr w:type="spellEnd"/>
-            <w:r>
-              <w:rPr>
-                <w:color w:val="FFC000"/>
-              </w:rPr>
-              <w:t xml:space="preserve">['change'] and </w:t>
-            </w:r>
-            <w:proofErr w:type="spellStart"/>
-            <w:r>
-              <w:rPr>
-                <w:color w:val="FFC000"/>
-              </w:rPr>
-              <w:t>also_change</w:t>
-            </w:r>
-            <w:proofErr w:type="spellEnd"/>
-            <w:r>
-              <w:rPr>
-                <w:color w:val="FFC000"/>
-              </w:rPr>
-              <w:t>)</w:t>
-            </w:r>
-            <w:r>
-              <w:rPr>
-                <w:color w:val="FFC000"/>
-              </w:rPr>
-              <w:t xml:space="preserve"> </w:t>
-            </w:r>
-            <w:r>
-              <w:rPr>
-                <w:color w:val="FFC000"/>
-              </w:rPr>
-              <w:t>%}</w:t>
-            </w:r>
-            <w:r>
-              <w:t>Fill out the form to ask the court to change your order.</w:t>
-            </w:r>
-            <w:r>
-              <w:rPr>
-                <w:color w:val="FFC000"/>
-              </w:rPr>
-              <w:t xml:space="preserve">{% elif term == 'long' and </w:t>
-            </w:r>
-            <w:proofErr w:type="spellStart"/>
-            <w:r>
-              <w:rPr>
-                <w:color w:val="FFC000"/>
-              </w:rPr>
-              <w:t>petitioner_choices</w:t>
-            </w:r>
-            <w:proofErr w:type="spellEnd"/>
-            <w:r>
-              <w:rPr>
-                <w:color w:val="FFC000"/>
-              </w:rPr>
-              <w:t>['extend'] %}</w:t>
+              <w:t>{% elif term == 'long' and petitioner_choices['extend'] %}</w:t>
             </w:r>
             <w:r>
               <w:t>The form for asking the court to extend your Protective Order has a place to ask for changes to the order also.</w:t>
@@ -9994,53 +9106,17 @@
               </w:rPr>
               <w:t>user_need == 'have po' and (</w:t>
             </w:r>
-            <w:proofErr w:type="spellStart"/>
             <w:r>
               <w:rPr>
                 <w:color w:val="92D050"/>
               </w:rPr>
-              <w:t>petitioner_choices.any_true</w:t>
-            </w:r>
-            <w:proofErr w:type="spellEnd"/>
-            <w:r>
-              <w:rPr>
-                <w:color w:val="92D050"/>
-              </w:rPr>
-              <w:t>('change', 'end', 'respond') or (</w:t>
+              <w:t>petitioner_choices.any_true('change', 'end', 'respond') or (</w:t>
             </w:r>
             <w:r>
               <w:rPr>
                 <w:color w:val="00B050"/>
               </w:rPr>
-              <w:t xml:space="preserve">term == 'short' and </w:t>
-            </w:r>
-            <w:proofErr w:type="spellStart"/>
-            <w:r>
-              <w:rPr>
-                <w:color w:val="00B050"/>
-              </w:rPr>
-              <w:t>request_long</w:t>
-            </w:r>
-            <w:proofErr w:type="spellEnd"/>
-            <w:r>
-              <w:rPr>
-                <w:color w:val="00B050"/>
-              </w:rPr>
-              <w:t xml:space="preserve"> and </w:t>
-            </w:r>
-            <w:proofErr w:type="spellStart"/>
-            <w:r>
-              <w:rPr>
-                <w:color w:val="00B050"/>
-              </w:rPr>
-              <w:t>petitioner_choices</w:t>
-            </w:r>
-            <w:proofErr w:type="spellEnd"/>
-            <w:r>
-              <w:rPr>
-                <w:color w:val="00B050"/>
-              </w:rPr>
-              <w:t>['dismiss']</w:t>
+              <w:t>term == 'short' and request_long and petitioner_choices['dismiss']</w:t>
             </w:r>
             <w:r>
               <w:rPr>
@@ -10055,143 +9131,71 @@
               <w:lastRenderedPageBreak/>
               <w:t>(</w:t>
             </w:r>
-            <w:proofErr w:type="spellStart"/>
             <w:r>
               <w:rPr>
                 <w:color w:val="00B050"/>
               </w:rPr>
-              <w:t>petitioner_choices</w:t>
-            </w:r>
-            <w:proofErr w:type="spellEnd"/>
+              <w:t>petitioner_choices['options'] and not petitioner_choices['change'] and also_change</w:t>
+            </w:r>
+            <w:r>
+              <w:rPr>
+                <w:color w:val="92D050"/>
+              </w:rPr>
+              <w:t>) or (</w:t>
+            </w:r>
             <w:r>
               <w:rPr>
                 <w:color w:val="00B050"/>
               </w:rPr>
-              <w:t xml:space="preserve">['options'] and not </w:t>
-            </w:r>
-            <w:proofErr w:type="spellStart"/>
+              <w:t>term == 'long' and petitioner_choices ['extend'] and (</w:t>
+            </w:r>
+            <w:r>
+              <w:rPr>
+                <w:color w:val="00B0F0"/>
+              </w:rPr>
+              <w:t>not expired or (</w:t>
+            </w:r>
+            <w:r>
+              <w:rPr>
+                <w:color w:val="0070C0"/>
+              </w:rPr>
+              <w:t>expired and expired_days_ago == 'less than 60 days'</w:t>
+            </w:r>
+            <w:r>
+              <w:rPr>
+                <w:color w:val="00B0F0"/>
+              </w:rPr>
+              <w:t>)</w:t>
+            </w:r>
             <w:r>
               <w:rPr>
                 <w:color w:val="00B050"/>
               </w:rPr>
-              <w:t>petitioner_choices</w:t>
-            </w:r>
-            <w:proofErr w:type="spellEnd"/>
-            <w:r>
-              <w:rPr>
-                <w:color w:val="00B050"/>
-              </w:rPr>
-              <w:t xml:space="preserve">['change'] and </w:t>
-            </w:r>
-            <w:proofErr w:type="spellStart"/>
-            <w:r>
-              <w:rPr>
-                <w:color w:val="00B050"/>
-              </w:rPr>
-              <w:t>also_change</w:t>
-            </w:r>
-            <w:proofErr w:type="spellEnd"/>
+              <w:t>)</w:t>
+            </w:r>
             <w:r>
               <w:rPr>
                 <w:color w:val="92D050"/>
               </w:rPr>
+              <w:t>)</w:t>
+            </w:r>
+            <w:r>
+              <w:rPr>
+                <w:color w:val="FFC000"/>
+              </w:rPr>
+              <w:t>)</w:t>
+            </w:r>
+            <w:r>
+              <w:rPr>
+                <w:color w:val="FF0000"/>
+              </w:rPr>
               <w:t>) or (</w:t>
             </w:r>
             <w:r>
               <w:rPr>
-                <w:color w:val="00B050"/>
-              </w:rPr>
-              <w:t xml:space="preserve">term == 'long' and </w:t>
-            </w:r>
-            <w:proofErr w:type="spellStart"/>
-            <w:r>
-              <w:rPr>
-                <w:color w:val="00B050"/>
-              </w:rPr>
-              <w:t>petitioner_choices</w:t>
-            </w:r>
-            <w:proofErr w:type="spellEnd"/>
-            <w:r>
-              <w:rPr>
-                <w:color w:val="00B050"/>
-              </w:rPr>
-              <w:t xml:space="preserve"> ['extend'] and (</w:t>
-            </w:r>
-            <w:r>
-              <w:rPr>
-                <w:color w:val="00B0F0"/>
-              </w:rPr>
-              <w:t>not expired or (</w:t>
-            </w:r>
-            <w:r>
-              <w:rPr>
-                <w:color w:val="0070C0"/>
-              </w:rPr>
-              <w:t xml:space="preserve">expired and </w:t>
-            </w:r>
-            <w:proofErr w:type="spellStart"/>
-            <w:r>
-              <w:rPr>
-                <w:color w:val="0070C0"/>
-              </w:rPr>
-              <w:t>expired_days_ago</w:t>
-            </w:r>
-            <w:proofErr w:type="spellEnd"/>
-            <w:r>
-              <w:rPr>
-                <w:color w:val="0070C0"/>
-              </w:rPr>
-              <w:t xml:space="preserve"> == 'less than 60 days'</w:t>
-            </w:r>
-            <w:r>
-              <w:rPr>
-                <w:color w:val="00B0F0"/>
-              </w:rPr>
-              <w:t>)</w:t>
-            </w:r>
-            <w:r>
-              <w:rPr>
-                <w:color w:val="00B050"/>
-              </w:rPr>
-              <w:t>)</w:t>
-            </w:r>
-            <w:r>
-              <w:rPr>
-                <w:color w:val="92D050"/>
-              </w:rPr>
-              <w:t>)</w:t>
-            </w:r>
-            <w:r>
-              <w:rPr>
                 <w:color w:val="FFC000"/>
               </w:rPr>
-              <w:t>)</w:t>
-            </w:r>
-            <w:r>
-              <w:rPr>
-                <w:color w:val="FF0000"/>
-              </w:rPr>
-              <w:t>) or (</w:t>
-            </w:r>
-            <w:r>
-              <w:rPr>
-                <w:color w:val="FFC000"/>
-              </w:rPr>
-              <w:t xml:space="preserve">user_need == 'po respondent' and term in('short', 'long') and </w:t>
-            </w:r>
-            <w:proofErr w:type="spellStart"/>
-            <w:r>
-              <w:rPr>
-                <w:color w:val="FFC000"/>
-              </w:rPr>
-              <w:t>respondent_choices.any_true</w:t>
-            </w:r>
-            <w:proofErr w:type="spellEnd"/>
-            <w:r>
-              <w:rPr>
-                <w:color w:val="FFC000"/>
-              </w:rPr>
-              <w:t>()</w:t>
+              <w:t>user_need == 'po respondent' and term in('short', 'long') and respondent_choices.any_true()</w:t>
             </w:r>
             <w:r>
               <w:rPr>
@@ -10219,12 +9223,10 @@
             <w:pPr>
               <w:pStyle w:val="Body"/>
             </w:pPr>
-            <w:proofErr w:type="spellStart"/>
             <w:r>
               <w:lastRenderedPageBreak/>
               <w:t>respond_change_end_extend_dismiss_petition_step</w:t>
             </w:r>
-            <w:proofErr w:type="spellEnd"/>
             <w:r>
               <w:br/>
             </w:r>
@@ -10305,77 +9307,7 @@
               <w:rPr>
                 <w:color w:val="FFC000"/>
               </w:rPr>
-              <w:t xml:space="preserve">% if </w:t>
-            </w:r>
-            <w:proofErr w:type="spellStart"/>
-            <w:r>
-              <w:rPr>
-                <w:color w:val="FFC000"/>
-              </w:rPr>
-              <w:t>petitioner_choices</w:t>
-            </w:r>
-            <w:proofErr w:type="spellEnd"/>
-            <w:r>
-              <w:rPr>
-                <w:color w:val="FFC000"/>
-              </w:rPr>
-              <w:t xml:space="preserve">['options'] and not </w:t>
-            </w:r>
-            <w:proofErr w:type="spellStart"/>
-            <w:r>
-              <w:rPr>
-                <w:color w:val="FFC000"/>
-              </w:rPr>
-              <w:t>petitioner_choices</w:t>
-            </w:r>
-            <w:proofErr w:type="spellEnd"/>
-            <w:r>
-              <w:rPr>
-                <w:color w:val="FFC000"/>
-              </w:rPr>
-              <w:t xml:space="preserve">['change'] and </w:t>
-            </w:r>
-            <w:proofErr w:type="spellStart"/>
-            <w:r>
-              <w:rPr>
-                <w:color w:val="FFC000"/>
-              </w:rPr>
-              <w:t>also_change</w:t>
-            </w:r>
-            <w:proofErr w:type="spellEnd"/>
-            <w:r>
-              <w:rPr>
-                <w:color w:val="FFC000"/>
-              </w:rPr>
-              <w:t xml:space="preserve"> and </w:t>
-            </w:r>
-            <w:proofErr w:type="spellStart"/>
-            <w:r>
-              <w:rPr>
-                <w:color w:val="FFC000"/>
-              </w:rPr>
-              <w:t>len</w:t>
-            </w:r>
-            <w:proofErr w:type="spellEnd"/>
-            <w:r>
-              <w:rPr>
-                <w:color w:val="FFC000"/>
-              </w:rPr>
-              <w:t>(</w:t>
-            </w:r>
-            <w:proofErr w:type="spellStart"/>
-            <w:r>
-              <w:rPr>
-                <w:color w:val="FFC000"/>
-              </w:rPr>
-              <w:t>petitioner_choices.true_values</w:t>
-            </w:r>
-            <w:proofErr w:type="spellEnd"/>
-            <w:r>
-              <w:rPr>
-                <w:color w:val="FFC000"/>
-              </w:rPr>
-              <w:t>()) &gt; 1</w:t>
+              <w:t>% if petitioner_choices['options'] and not petitioner_choices['change'] and also_change and len(petitioner_choices.true_values()) &gt; 1</w:t>
             </w:r>
             <w:r>
               <w:rPr>
@@ -10394,322 +9326,102 @@
               <w:rPr>
                 <w:color w:val="FFC000"/>
               </w:rPr>
-              <w:t xml:space="preserve">{% elif </w:t>
-            </w:r>
-            <w:proofErr w:type="spellStart"/>
+              <w:t>{% elif petitioner_choices['options'] and not petitioner_choices['change'] and not also_change and len(petitioner_choices.true_values()) &gt; 2</w:t>
+            </w:r>
             <w:r>
               <w:rPr>
                 <w:color w:val="FFC000"/>
               </w:rPr>
-              <w:t>petitioner_choices</w:t>
-            </w:r>
-            <w:proofErr w:type="spellEnd"/>
+              <w:t xml:space="preserve"> %}</w:t>
+            </w:r>
+            <w:r>
+              <w:t>Fill out the forms you need</w:t>
+            </w:r>
             <w:r>
               <w:rPr>
                 <w:color w:val="FFC000"/>
               </w:rPr>
-              <w:t xml:space="preserve">['options'] and not </w:t>
-            </w:r>
-            <w:proofErr w:type="spellStart"/>
+              <w:t>{% elif not petitioner_choices['options'] and len(petitioner_choices.true_values()) &gt; 1 %}</w:t>
+            </w:r>
+            <w:r>
+              <w:t>Fill out the forms you need</w:t>
+            </w:r>
             <w:r>
               <w:rPr>
                 <w:color w:val="FFC000"/>
               </w:rPr>
-              <w:t>petitioner_choices</w:t>
-            </w:r>
-            <w:proofErr w:type="spellEnd"/>
+              <w:t>{</w:t>
+            </w:r>
             <w:r>
               <w:rPr>
                 <w:color w:val="FFC000"/>
               </w:rPr>
-              <w:t xml:space="preserve">['change'] and not </w:t>
-            </w:r>
-            <w:proofErr w:type="spellStart"/>
+              <w:t>% else</w:t>
+            </w:r>
             <w:r>
               <w:rPr>
                 <w:color w:val="FFC000"/>
               </w:rPr>
-              <w:t>also_change</w:t>
-            </w:r>
-            <w:proofErr w:type="spellEnd"/>
+              <w:t xml:space="preserve"> %}</w:t>
+            </w:r>
+            <w:r>
+              <w:t xml:space="preserve">Fill out the form to {{ [ text for text in [ "ask </w:t>
+            </w:r>
+            <w:r>
+              <w:lastRenderedPageBreak/>
+              <w:t xml:space="preserve">the court to change the order" if petitioner_choices['options'] and not petitioner_choices['change'] and also_change else None, f"ask the court to { petitioner_selected_actions[0] } the order" if petitioner_choices.any_true('change', 'end') or (term == 'long' and petitioner_choices['extend']) else None, "respond if the other side asks to change or end the order" </w:t>
+            </w:r>
+            <w:r>
+              <w:lastRenderedPageBreak/>
+              <w:t>if petitioner_choices['respond'] else None, "ask the court to dismiss the petition" if ((term == 'short' and request_long) or term == 'hearing') and petitioner_choices['dismiss'] else None ] if text ][0] }}</w:t>
+            </w:r>
             <w:r>
               <w:rPr>
                 <w:color w:val="FFC000"/>
               </w:rPr>
-              <w:t xml:space="preserve"> and </w:t>
-            </w:r>
-            <w:proofErr w:type="spellStart"/>
+              <w:t>{%</w:t>
+            </w:r>
             <w:r>
               <w:rPr>
                 <w:color w:val="FFC000"/>
               </w:rPr>
-              <w:t>len</w:t>
-            </w:r>
-            <w:proofErr w:type="spellEnd"/>
+              <w:t xml:space="preserve"> endi</w:t>
+            </w:r>
             <w:r>
               <w:rPr>
                 <w:color w:val="FFC000"/>
               </w:rPr>
-              <w:t>(</w:t>
-            </w:r>
-            <w:proofErr w:type="spellStart"/>
+              <w:t>f %}</w:t>
+            </w:r>
+            <w:r>
+              <w:rPr>
+                <w:color w:val="FF0000"/>
+              </w:rPr>
+              <w:t>{</w:t>
+            </w:r>
+            <w:r>
+              <w:rPr>
+                <w:color w:val="FF0000"/>
+              </w:rPr>
+              <w:t>% elif user_need == 'po respondent'</w:t>
+            </w:r>
+            <w:r>
+              <w:rPr>
+                <w:color w:val="FF0000"/>
+              </w:rPr>
+              <w:t xml:space="preserve"> %}</w:t>
+            </w:r>
             <w:r>
               <w:rPr>
                 <w:color w:val="FFC000"/>
               </w:rPr>
-              <w:t>petitioner_choices.true_values</w:t>
-            </w:r>
-            <w:proofErr w:type="spellEnd"/>
+              <w:t>{</w:t>
+            </w:r>
             <w:r>
               <w:rPr>
                 <w:color w:val="FFC000"/>
               </w:rPr>
-              <w:t>()) &gt; 2</w:t>
-            </w:r>
-            <w:r>
-              <w:rPr>
-                <w:color w:val="FFC000"/>
-              </w:rPr>
-              <w:t xml:space="preserve"> %}</w:t>
-            </w:r>
-            <w:r>
-              <w:t>Fill out the forms you need</w:t>
-            </w:r>
-            <w:r>
-              <w:rPr>
-                <w:color w:val="FFC000"/>
-              </w:rPr>
-              <w:t xml:space="preserve">{% elif not </w:t>
-            </w:r>
-            <w:proofErr w:type="spellStart"/>
-            <w:r>
-              <w:rPr>
-                <w:color w:val="FFC000"/>
-              </w:rPr>
-              <w:t>petitioner_choices</w:t>
-            </w:r>
-            <w:proofErr w:type="spellEnd"/>
-            <w:r>
-              <w:rPr>
-                <w:color w:val="FFC000"/>
-              </w:rPr>
-              <w:t xml:space="preserve">['options'] and </w:t>
-            </w:r>
-            <w:proofErr w:type="spellStart"/>
-            <w:r>
-              <w:rPr>
-                <w:color w:val="FFC000"/>
-              </w:rPr>
-              <w:t>len</w:t>
-            </w:r>
-            <w:proofErr w:type="spellEnd"/>
-            <w:r>
-              <w:rPr>
-                <w:color w:val="FFC000"/>
-              </w:rPr>
-              <w:t>(</w:t>
-            </w:r>
-            <w:proofErr w:type="spellStart"/>
-            <w:r>
-              <w:rPr>
-                <w:color w:val="FFC000"/>
-              </w:rPr>
-              <w:t>petitioner_choices.true_values</w:t>
-            </w:r>
-            <w:proofErr w:type="spellEnd"/>
-            <w:r>
-              <w:rPr>
-                <w:color w:val="FFC000"/>
-              </w:rPr>
-              <w:t>()) &gt; 1 %}</w:t>
-            </w:r>
-            <w:r>
-              <w:t>Fill out the forms you need</w:t>
-            </w:r>
-            <w:r>
-              <w:rPr>
-                <w:color w:val="FFC000"/>
-              </w:rPr>
-              <w:t>{</w:t>
-            </w:r>
-            <w:r>
-              <w:rPr>
-                <w:color w:val="FFC000"/>
-              </w:rPr>
-              <w:t>% else</w:t>
-            </w:r>
-            <w:r>
-              <w:rPr>
-                <w:color w:val="FFC000"/>
-              </w:rPr>
-              <w:t xml:space="preserve"> %}</w:t>
-            </w:r>
-            <w:r>
-              <w:t xml:space="preserve">Fill out the form to {{ [ text for text in [ "ask </w:t>
-            </w:r>
-            <w:r>
-              <w:lastRenderedPageBreak/>
-              <w:t xml:space="preserve">the court to change the order" if </w:t>
-            </w:r>
-            <w:proofErr w:type="spellStart"/>
-            <w:r>
-              <w:t>petitioner_choices</w:t>
-            </w:r>
-            <w:proofErr w:type="spellEnd"/>
-            <w:r>
-              <w:t xml:space="preserve">['options'] and not </w:t>
-            </w:r>
-            <w:proofErr w:type="spellStart"/>
-            <w:r>
-              <w:t>petitioner_choices</w:t>
-            </w:r>
-            <w:proofErr w:type="spellEnd"/>
-            <w:r>
-              <w:t xml:space="preserve">['change'] and </w:t>
-            </w:r>
-            <w:proofErr w:type="spellStart"/>
-            <w:r>
-              <w:t>also_change</w:t>
-            </w:r>
-            <w:proofErr w:type="spellEnd"/>
-            <w:r>
-              <w:t xml:space="preserve"> else None, </w:t>
-            </w:r>
-            <w:proofErr w:type="spellStart"/>
-            <w:r>
-              <w:t>f"ask</w:t>
-            </w:r>
-            <w:proofErr w:type="spellEnd"/>
-            <w:r>
-              <w:t xml:space="preserve"> the court to { </w:t>
-            </w:r>
-            <w:proofErr w:type="spellStart"/>
-            <w:r>
-              <w:t>petitioner_selected_actions</w:t>
-            </w:r>
-            <w:proofErr w:type="spellEnd"/>
-            <w:r>
-              <w:t xml:space="preserve">[0] } the order" if </w:t>
-            </w:r>
-            <w:proofErr w:type="spellStart"/>
-            <w:r>
-              <w:t>petitioner_choices.any_true</w:t>
-            </w:r>
-            <w:proofErr w:type="spellEnd"/>
-            <w:r>
-              <w:t xml:space="preserve">('change', 'end') or (term == 'long' and </w:t>
-            </w:r>
-            <w:proofErr w:type="spellStart"/>
-            <w:r>
-              <w:t>petitioner_choices</w:t>
-            </w:r>
-            <w:proofErr w:type="spellEnd"/>
-            <w:r>
-              <w:t xml:space="preserve">['extend']) else None, "respond if the other side asks to change or end the order" </w:t>
-            </w:r>
-            <w:r>
-              <w:lastRenderedPageBreak/>
-              <w:t xml:space="preserve">if </w:t>
-            </w:r>
-            <w:proofErr w:type="spellStart"/>
-            <w:r>
-              <w:t>petitioner_choices</w:t>
-            </w:r>
-            <w:proofErr w:type="spellEnd"/>
-            <w:r>
-              <w:t xml:space="preserve">['respond'] else None, "ask the court to dismiss the petition" if ((term == 'short' and </w:t>
-            </w:r>
-            <w:proofErr w:type="spellStart"/>
-            <w:r>
-              <w:t>request_long</w:t>
-            </w:r>
-            <w:proofErr w:type="spellEnd"/>
-            <w:r>
-              <w:t xml:space="preserve">) or term == 'hearing') and </w:t>
-            </w:r>
-            <w:proofErr w:type="spellStart"/>
-            <w:r>
-              <w:t>petitioner_choices</w:t>
-            </w:r>
-            <w:proofErr w:type="spellEnd"/>
-            <w:r>
-              <w:t>['dismiss'] else None ] if text ][0] }}</w:t>
-            </w:r>
-            <w:r>
-              <w:rPr>
-                <w:color w:val="FFC000"/>
-              </w:rPr>
-              <w:t>{%</w:t>
-            </w:r>
-            <w:r>
-              <w:rPr>
-                <w:color w:val="FFC000"/>
-              </w:rPr>
-              <w:t xml:space="preserve"> endi</w:t>
-            </w:r>
-            <w:r>
-              <w:rPr>
-                <w:color w:val="FFC000"/>
-              </w:rPr>
-              <w:t>f %}</w:t>
-            </w:r>
-            <w:r>
-              <w:rPr>
-                <w:color w:val="FF0000"/>
-              </w:rPr>
-              <w:t>{</w:t>
-            </w:r>
-            <w:r>
-              <w:rPr>
-                <w:color w:val="FF0000"/>
-              </w:rPr>
-              <w:t>% elif user_need == 'po respondent'</w:t>
-            </w:r>
-            <w:r>
-              <w:rPr>
-                <w:color w:val="FF0000"/>
-              </w:rPr>
-              <w:t xml:space="preserve"> %}</w:t>
-            </w:r>
-            <w:r>
-              <w:rPr>
-                <w:color w:val="FFC000"/>
-              </w:rPr>
-              <w:t>{</w:t>
-            </w:r>
-            <w:r>
-              <w:rPr>
-                <w:color w:val="FFC000"/>
-              </w:rPr>
-              <w:t xml:space="preserve">% if term in('short', 'long') and </w:t>
-            </w:r>
-            <w:proofErr w:type="spellStart"/>
-            <w:r>
-              <w:rPr>
-                <w:color w:val="FFC000"/>
-              </w:rPr>
-              <w:t>len</w:t>
-            </w:r>
-            <w:proofErr w:type="spellEnd"/>
-            <w:r>
-              <w:rPr>
-                <w:color w:val="FFC000"/>
-              </w:rPr>
-              <w:t>(</w:t>
-            </w:r>
-            <w:proofErr w:type="spellStart"/>
-            <w:r>
-              <w:rPr>
-                <w:color w:val="FFC000"/>
-              </w:rPr>
-              <w:t>respondent_choices.true_values</w:t>
-            </w:r>
-            <w:proofErr w:type="spellEnd"/>
-            <w:r>
-              <w:rPr>
-                <w:color w:val="FFC000"/>
-              </w:rPr>
-              <w:t>()) &gt; 1</w:t>
+              <w:t>% if term in('short', 'long') and len(respondent_choices.true_values()) &gt; 1</w:t>
             </w:r>
             <w:r>
               <w:rPr>
@@ -10734,108 +9446,41 @@
               <w:rPr>
                 <w:color w:val="FFC000"/>
               </w:rPr>
-              <w:t xml:space="preserve">% elif term == 'hearing' and </w:t>
-            </w:r>
-            <w:proofErr w:type="spellStart"/>
+              <w:t>% elif term == 'hearing' and respondent_choices['dismiss']</w:t>
+            </w:r>
             <w:r>
               <w:rPr>
                 <w:color w:val="FFC000"/>
               </w:rPr>
-              <w:t>respondent_choices</w:t>
-            </w:r>
-            <w:proofErr w:type="spellEnd"/>
+              <w:t xml:space="preserve"> %}</w:t>
+            </w:r>
+            <w:r>
+              <w:t>Fill out the form to ask the court to dismiss the petition</w:t>
+            </w:r>
             <w:r>
               <w:rPr>
                 <w:color w:val="FFC000"/>
               </w:rPr>
-              <w:t>['dismiss']</w:t>
+              <w:t>{%</w:t>
             </w:r>
             <w:r>
               <w:rPr>
                 <w:color w:val="FFC000"/>
               </w:rPr>
+              <w:t xml:space="preserve"> else</w:t>
+            </w:r>
+            <w:r>
+              <w:rPr>
+                <w:color w:val="FFC000"/>
+              </w:rPr>
               <w:t xml:space="preserve"> %}</w:t>
             </w:r>
             <w:r>
-              <w:t>Fill out the form to ask the court to dismiss the petition</w:t>
-            </w:r>
-            <w:r>
-              <w:rPr>
-                <w:color w:val="FFC000"/>
-              </w:rPr>
-              <w:t>{%</w:t>
-            </w:r>
-            <w:r>
-              <w:rPr>
-                <w:color w:val="FFC000"/>
-              </w:rPr>
-              <w:t xml:space="preserve"> else</w:t>
-            </w:r>
-            <w:r>
-              <w:rPr>
-                <w:color w:val="FFC000"/>
-              </w:rPr>
-              <w:t xml:space="preserve"> %}</w:t>
-            </w:r>
-            <w:r>
-              <w:t>Fill out the form to {{ [ text for text in [</w:t>
-            </w:r>
-            <w:proofErr w:type="spellStart"/>
-            <w:r>
-              <w:t>f"ask</w:t>
-            </w:r>
-            <w:proofErr w:type="spellEnd"/>
-            <w:r>
-              <w:t xml:space="preserve"> the court to { </w:t>
-            </w:r>
-            <w:proofErr w:type="spellStart"/>
-            <w:r>
-              <w:t>respondent_selected_actions</w:t>
-            </w:r>
-            <w:proofErr w:type="spellEnd"/>
-            <w:r>
-              <w:t xml:space="preserve">[0] } the order" if </w:t>
-            </w:r>
-            <w:proofErr w:type="spellStart"/>
-            <w:r>
-              <w:t>respondent_choices.any_true</w:t>
-            </w:r>
-            <w:proofErr w:type="spellEnd"/>
-            <w:r>
-              <w:t xml:space="preserve">('change', 'end') else None,  "respond if the other side asks to change or end the order" if </w:t>
-            </w:r>
-            <w:proofErr w:type="spellStart"/>
+              <w:t xml:space="preserve">Fill out the form to {{ [ text for text in [f"ask the court to { respondent_selected_actions[0] } the order" if respondent_choices.any_true('change', 'end') else None,  "respond if the other side asks to change or end the order" if </w:t>
+            </w:r>
             <w:r>
               <w:lastRenderedPageBreak/>
-              <w:t>respondent_choices</w:t>
-            </w:r>
-            <w:proofErr w:type="spellEnd"/>
-            <w:r>
-              <w:t xml:space="preserve">['respond'] else None, "respond if the other side asks to extend the order" if </w:t>
-            </w:r>
-            <w:proofErr w:type="spellStart"/>
-            <w:r>
-              <w:t>respondent_choices</w:t>
-            </w:r>
-            <w:proofErr w:type="spellEnd"/>
-            <w:r>
-              <w:t xml:space="preserve">['respond to extend'] else None, "ask the court to dismiss the petition" if ((term == 'short' and </w:t>
-            </w:r>
-            <w:proofErr w:type="spellStart"/>
-            <w:r>
-              <w:t>request_long</w:t>
-            </w:r>
-            <w:proofErr w:type="spellEnd"/>
-            <w:r>
-              <w:t xml:space="preserve">) or term == 'hearing') and </w:t>
-            </w:r>
-            <w:proofErr w:type="spellStart"/>
-            <w:r>
-              <w:t>respondent_choices</w:t>
-            </w:r>
-            <w:proofErr w:type="spellEnd"/>
-            <w:r>
-              <w:t>['dismiss'] else None ] if text ][0] }}</w:t>
+              <w:t>respondent_choices['respond'] else None, "respond if the other side asks to extend the order" if respondent_choices['respond to extend'] else None, "ask the court to dismiss the petition" if ((term == 'short' and request_long) or term == 'hearing') and respondent_choices['dismiss'] else None ] if text ][0] }}</w:t>
             </w:r>
             <w:r>
               <w:rPr>
@@ -10900,21 +9545,7 @@
               <w:rPr>
                 <w:color w:val="FFC000"/>
               </w:rPr>
-              <w:t xml:space="preserve">{% if term == 'long'  and </w:t>
-            </w:r>
-            <w:proofErr w:type="spellStart"/>
-            <w:r>
-              <w:rPr>
-                <w:color w:val="FFC000"/>
-              </w:rPr>
-              <w:t>petitioner_choices</w:t>
-            </w:r>
-            <w:proofErr w:type="spellEnd"/>
-            <w:r>
-              <w:rPr>
-                <w:color w:val="FFC000"/>
-              </w:rPr>
-              <w:t>['extend']%}</w:t>
+              <w:t>{% if term == 'long'  and petitioner_choices['extend']%}</w:t>
             </w:r>
             <w:r>
               <w:t>Learn about the process</w:t>
@@ -10928,212 +9559,154 @@
               <w:rPr>
                 <w:color w:val="92D050"/>
               </w:rPr>
-              <w:t xml:space="preserve">{% if expired and </w:t>
-            </w:r>
-            <w:proofErr w:type="spellStart"/>
+              <w:t>{% if expired and expired_days_ago == 'less than 60 days'</w:t>
+            </w:r>
             <w:r>
               <w:rPr>
                 <w:color w:val="92D050"/>
               </w:rPr>
-              <w:t>expired_days_ago</w:t>
-            </w:r>
-            <w:proofErr w:type="spellEnd"/>
+              <w:t xml:space="preserve"> %}</w:t>
+            </w:r>
+            <w:r>
+              <w:t>The law allows a person to extend a protective order for up to 1 year if the court finds an extension is necessary to protect the person from</w:t>
+            </w:r>
+            <w:r>
+              <w:br/>
+            </w:r>
+            <w:r>
+              <w:rPr>
+                <w:color w:val="FF0000"/>
+              </w:rPr>
+              <w:t xml:space="preserve"> </w:t>
+            </w:r>
+            <w:r>
+              <w:rPr>
+                <w:color w:val="00B050"/>
+              </w:rPr>
+              <w:t>{% if po_case_type in('1 person', 'more than 1') %}</w:t>
+            </w:r>
+            <w:r>
+              <w:t>Domestic violence if the original protective order was for domestic violence</w:t>
+            </w:r>
+            <w:r>
+              <w:rPr>
+                <w:color w:val="00B050"/>
+              </w:rPr>
+              <w:t>.{% elif po_case_type</w:t>
+            </w:r>
+            <w:r>
+              <w:rPr>
+                <w:color w:val="00B050"/>
+              </w:rPr>
+              <w:t xml:space="preserve"> == </w:t>
+            </w:r>
+            <w:r>
+              <w:rPr>
+                <w:color w:val="00B050"/>
+              </w:rPr>
+              <w:t>'stalking' %}</w:t>
+            </w:r>
+            <w:r>
+              <w:t>Stalking if your original protective order was for stalking.</w:t>
+            </w:r>
+            <w:r>
+              <w:rPr>
+                <w:color w:val="FF0000"/>
+              </w:rPr>
+              <w:t xml:space="preserve"> </w:t>
+            </w:r>
+            <w:r>
+              <w:rPr>
+                <w:color w:val="00B050"/>
+              </w:rPr>
+              <w:t>{% elif po_case_type</w:t>
+            </w:r>
+            <w:r>
+              <w:rPr>
+                <w:color w:val="00B050"/>
+              </w:rPr>
+              <w:t xml:space="preserve"> == </w:t>
+            </w:r>
+            <w:r>
+              <w:rPr>
+                <w:color w:val="00B050"/>
+              </w:rPr>
+              <w:t>'sexual assault' %}</w:t>
+            </w:r>
+            <w:r>
+              <w:t xml:space="preserve"> Sexual assault if your original protective order was for sexual assault</w:t>
+            </w:r>
+            <w:r>
+              <w:t>.</w:t>
+            </w:r>
+            <w:r>
+              <w:rPr>
+                <w:color w:val="00B050"/>
+              </w:rPr>
+              <w:t>{% endif %}</w:t>
+            </w:r>
+          </w:p>
+          <w:p>
+            <w:pPr>
+              <w:pStyle w:val="Body"/>
+            </w:pPr>
+            <w:r>
+              <w:t>You can file a</w:t>
+            </w:r>
+            <w:r>
+              <w:t xml:space="preserve"> </w:t>
+            </w:r>
+            <w:r>
+              <w:t>request for an extension 30 days before the protective order</w:t>
+            </w:r>
+            <w:r>
+              <w:t xml:space="preserve"> </w:t>
+            </w:r>
+            <w:r>
+              <w:t>expires until 60 days after it expire</w:t>
+            </w:r>
+            <w:r>
+              <w:t>s</w:t>
+            </w:r>
+            <w:r>
+              <w:t>.</w:t>
+            </w:r>
+          </w:p>
+          <w:p>
+            <w:pPr>
+              <w:pStyle w:val="Body"/>
+            </w:pPr>
+            <w:r>
+              <w:t>The court will set a hearing at least 10 days after the request</w:t>
+            </w:r>
+            <w:r>
+              <w:t xml:space="preserve"> </w:t>
+            </w:r>
+            <w:r>
+              <w:t>to hear both sides</w:t>
+            </w:r>
+            <w:r>
+              <w:t>'</w:t>
+            </w:r>
+            <w:r>
+              <w:t xml:space="preserve"> arguments.</w:t>
+            </w:r>
+          </w:p>
+          <w:p>
+            <w:pPr>
+              <w:pStyle w:val="Body"/>
+            </w:pPr>
             <w:r>
               <w:rPr>
                 <w:color w:val="92D050"/>
               </w:rPr>
-              <w:t xml:space="preserve"> == 'less than 60 days'</w:t>
+              <w:t>{</w:t>
             </w:r>
             <w:r>
               <w:rPr>
                 <w:color w:val="92D050"/>
               </w:rPr>
-              <w:t xml:space="preserve"> %}</w:t>
-            </w:r>
-            <w:r>
-              <w:t>The law allows a person to extend a protective order for up to 1 year if the court finds an extension is necessary to protect the person from</w:t>
-            </w:r>
-            <w:r>
-              <w:br/>
-            </w:r>
-            <w:r>
-              <w:rPr>
-                <w:color w:val="FF0000"/>
-              </w:rPr>
-              <w:t xml:space="preserve"> </w:t>
-            </w:r>
-            <w:r>
-              <w:rPr>
-                <w:color w:val="00B050"/>
-              </w:rPr>
-              <w:t xml:space="preserve">{% if </w:t>
-            </w:r>
-            <w:proofErr w:type="spellStart"/>
-            <w:r>
-              <w:rPr>
-                <w:color w:val="00B050"/>
-              </w:rPr>
-              <w:t>po_case_type</w:t>
-            </w:r>
-            <w:proofErr w:type="spellEnd"/>
-            <w:r>
-              <w:rPr>
-                <w:color w:val="00B050"/>
-              </w:rPr>
-              <w:t xml:space="preserve"> in('1 person', 'more than 1') %}</w:t>
-            </w:r>
-            <w:r>
-              <w:t>Domestic violence if the original protective order was for domestic violence</w:t>
-            </w:r>
-            <w:r>
-              <w:rPr>
-                <w:color w:val="00B050"/>
-              </w:rPr>
-              <w:t xml:space="preserve">.{% elif </w:t>
-            </w:r>
-            <w:proofErr w:type="spellStart"/>
-            <w:r>
-              <w:rPr>
-                <w:color w:val="00B050"/>
-              </w:rPr>
-              <w:t>po_case_type</w:t>
-            </w:r>
-            <w:proofErr w:type="spellEnd"/>
-            <w:r>
-              <w:rPr>
-                <w:color w:val="00B050"/>
-              </w:rPr>
-              <w:t xml:space="preserve"> == </w:t>
-            </w:r>
-            <w:r>
-              <w:rPr>
-                <w:color w:val="00B050"/>
-              </w:rPr>
-              <w:t>'stalking' %}</w:t>
-            </w:r>
-            <w:r>
-              <w:t>Stalking if your original protective order was for stalking.</w:t>
-            </w:r>
-            <w:r>
-              <w:rPr>
-                <w:color w:val="FF0000"/>
-              </w:rPr>
-              <w:t xml:space="preserve"> </w:t>
-            </w:r>
-            <w:r>
-              <w:rPr>
-                <w:color w:val="00B050"/>
-              </w:rPr>
-              <w:t xml:space="preserve">{% elif </w:t>
-            </w:r>
-            <w:proofErr w:type="spellStart"/>
-            <w:r>
-              <w:rPr>
-                <w:color w:val="00B050"/>
-              </w:rPr>
-              <w:t>po_case_type</w:t>
-            </w:r>
-            <w:proofErr w:type="spellEnd"/>
-            <w:r>
-              <w:rPr>
-                <w:color w:val="00B050"/>
-              </w:rPr>
-              <w:t xml:space="preserve"> == </w:t>
-            </w:r>
-            <w:r>
-              <w:rPr>
-                <w:color w:val="00B050"/>
-              </w:rPr>
-              <w:t>'sexual assault' %}</w:t>
-            </w:r>
-            <w:r>
-              <w:t xml:space="preserve"> Sexual assault if your original protective order was for sexual assault</w:t>
-            </w:r>
-            <w:r>
-              <w:t>.</w:t>
-            </w:r>
-            <w:r>
-              <w:rPr>
-                <w:color w:val="00B050"/>
-              </w:rPr>
-              <w:t>{% endif %}</w:t>
-            </w:r>
-          </w:p>
-          <w:p>
-            <w:pPr>
-              <w:pStyle w:val="Body"/>
-            </w:pPr>
-            <w:r>
-              <w:t>You can file a</w:t>
-            </w:r>
-            <w:r>
-              <w:t xml:space="preserve"> </w:t>
-            </w:r>
-            <w:r>
-              <w:t>request for an extension 30 days before the protective order</w:t>
-            </w:r>
-            <w:r>
-              <w:t xml:space="preserve"> </w:t>
-            </w:r>
-            <w:r>
-              <w:t>expires until 60 days after it expire</w:t>
-            </w:r>
-            <w:r>
-              <w:t>s</w:t>
-            </w:r>
-            <w:r>
-              <w:t>.</w:t>
-            </w:r>
-          </w:p>
-          <w:p>
-            <w:pPr>
-              <w:pStyle w:val="Body"/>
-            </w:pPr>
-            <w:r>
-              <w:t>The court will set a hearing at least 10 days after the request</w:t>
-            </w:r>
-            <w:r>
-              <w:t xml:space="preserve"> </w:t>
-            </w:r>
-            <w:r>
-              <w:t>to hear both sides</w:t>
-            </w:r>
-            <w:r>
-              <w:t>'</w:t>
-            </w:r>
-            <w:r>
-              <w:t xml:space="preserve"> arguments.</w:t>
-            </w:r>
-          </w:p>
-          <w:p>
-            <w:pPr>
-              <w:pStyle w:val="Body"/>
-            </w:pPr>
-            <w:r>
-              <w:rPr>
-                <w:color w:val="92D050"/>
-              </w:rPr>
-              <w:t>{</w:t>
-            </w:r>
-            <w:r>
-              <w:rPr>
-                <w:color w:val="92D050"/>
-              </w:rPr>
-              <w:t xml:space="preserve">% elif expired and </w:t>
-            </w:r>
-            <w:proofErr w:type="spellStart"/>
-            <w:r>
-              <w:rPr>
-                <w:color w:val="92D050"/>
-              </w:rPr>
-              <w:t>expired_days_ago</w:t>
-            </w:r>
-            <w:proofErr w:type="spellEnd"/>
-            <w:r>
-              <w:rPr>
-                <w:color w:val="92D050"/>
-              </w:rPr>
-              <w:t xml:space="preserve"> == 'more than 60 days'</w:t>
+              <w:t>% elif expired and expired_days_ago == 'more than 60 days'</w:t>
             </w:r>
             <w:r>
               <w:rPr>
@@ -11166,21 +9739,7 @@
               <w:rPr>
                 <w:color w:val="92D050"/>
               </w:rPr>
-              <w:t xml:space="preserve">if not expired and </w:t>
-            </w:r>
-            <w:proofErr w:type="spellStart"/>
-            <w:r>
-              <w:rPr>
-                <w:color w:val="92D050"/>
-              </w:rPr>
-              <w:t>will_expire</w:t>
-            </w:r>
-            <w:proofErr w:type="spellEnd"/>
-            <w:r>
-              <w:rPr>
-                <w:color w:val="92D050"/>
-              </w:rPr>
-              <w:t xml:space="preserve"> == 'less than 10</w:t>
+              <w:t>if not expired and will_expire == 'less than 10</w:t>
             </w:r>
             <w:r>
               <w:rPr>
@@ -11302,405 +9861,269 @@
               <w:rPr>
                 <w:color w:val="00B050"/>
               </w:rPr>
+              <w:t>{% if po_case_type in('1 person', 'more than 1') %}</w:t>
+            </w:r>
+            <w:r>
+              <w:t>d</w:t>
+            </w:r>
+            <w:r>
+              <w:t>omestic violence if the original protective order was for domestic violence</w:t>
+            </w:r>
+            <w:r>
+              <w:rPr>
+                <w:color w:val="00B050"/>
+              </w:rPr>
+              <w:t>.{% elif po_case_type</w:t>
+            </w:r>
+            <w:r>
+              <w:rPr>
+                <w:color w:val="00B050"/>
+              </w:rPr>
+              <w:t xml:space="preserve"> == </w:t>
+            </w:r>
+            <w:r>
+              <w:rPr>
+                <w:color w:val="00B050"/>
+              </w:rPr>
+              <w:t>'stalking' %}</w:t>
+            </w:r>
+            <w:r>
+              <w:t>s</w:t>
+            </w:r>
+            <w:r>
+              <w:t>talking if your original protective order was for stalking.</w:t>
+            </w:r>
+            <w:r>
+              <w:rPr>
+                <w:color w:val="00B050"/>
+              </w:rPr>
+              <w:t>{% elif po_case_type</w:t>
+            </w:r>
+            <w:r>
+              <w:rPr>
+                <w:color w:val="00B050"/>
+              </w:rPr>
+              <w:t xml:space="preserve"> == </w:t>
+            </w:r>
+            <w:r>
+              <w:rPr>
+                <w:color w:val="00B050"/>
+              </w:rPr>
+              <w:t>'sexual assault' %}</w:t>
+            </w:r>
+            <w:r>
+              <w:t xml:space="preserve"> </w:t>
+            </w:r>
+            <w:r>
+              <w:t>s</w:t>
+            </w:r>
+            <w:r>
+              <w:t>exual assault if your original protective order was for sexual assault</w:t>
+            </w:r>
+            <w:r>
+              <w:t>.</w:t>
+            </w:r>
+            <w:r>
+              <w:rPr>
+                <w:color w:val="00B050"/>
+              </w:rPr>
+              <w:t>{% endif %}</w:t>
+            </w:r>
+          </w:p>
+          <w:p>
+            <w:pPr>
+              <w:pStyle w:val="Body"/>
+            </w:pPr>
+            <w:r>
+              <w:t>The other person</w:t>
+            </w:r>
+            <w:r>
+              <w:t xml:space="preserve"> can file a</w:t>
+            </w:r>
+            <w:r>
+              <w:t xml:space="preserve"> </w:t>
+            </w:r>
+            <w:r>
+              <w:t>request for an extension 30 days before the protective order</w:t>
+            </w:r>
+            <w:r>
+              <w:t xml:space="preserve"> </w:t>
+            </w:r>
+            <w:r>
+              <w:t>expires until 60 days after it expire</w:t>
+            </w:r>
+            <w:r>
+              <w:t>s</w:t>
+            </w:r>
+            <w:r>
+              <w:t>.</w:t>
+            </w:r>
+          </w:p>
+          <w:p>
+            <w:pPr>
+              <w:pStyle w:val="Body"/>
+            </w:pPr>
+            <w:r>
+              <w:t>The court will set a hearing at least 10 days after the request</w:t>
+            </w:r>
+            <w:r>
+              <w:t xml:space="preserve"> </w:t>
+            </w:r>
+            <w:r>
+              <w:t>to hear both sides</w:t>
+            </w:r>
+            <w:r>
+              <w:t>'</w:t>
+            </w:r>
+            <w:r>
+              <w:t xml:space="preserve"> arguments.</w:t>
+            </w:r>
+          </w:p>
+          <w:p>
+            <w:pPr>
+              <w:pStyle w:val="Body"/>
+            </w:pPr>
+            <w:r>
+              <w:t>If the order expired more than 60 days ago, it cannot be extended.</w:t>
+            </w:r>
+          </w:p>
+          <w:p>
+            <w:pPr>
+              <w:pStyle w:val="Body"/>
+            </w:pPr>
+            <w:r>
+              <w:rPr>
+                <w:color w:val="FF0000"/>
+              </w:rPr>
+              <w:t>{% endif %}</w:t>
+            </w:r>
+            <w:bookmarkEnd w:id="4"/>
+            <w:r>
+              <w:rPr>
+                <w:color w:val="FF0000"/>
+              </w:rPr>
+              <w:t xml:space="preserve">{% </w:t>
+            </w:r>
+            <w:r>
+              <w:rPr>
+                <w:color w:val="FF0000"/>
+              </w:rPr>
+              <w:t xml:space="preserve">if </w:t>
+            </w:r>
+            <w:r>
+              <w:rPr>
+                <w:color w:val="FF0000"/>
+              </w:rPr>
+              <w:t xml:space="preserve">(user_need == 'have po' and ((petitioner_choices['options'] and not petitioner_choices['change'] and also_change) or (petitioner_choices['change'] and not petitioner_choices.get('extend', False)))) or (user_need == 'po respondent' </w:t>
+            </w:r>
+            <w:r>
+              <w:rPr>
+                <w:color w:val="FF0000"/>
+              </w:rPr>
+              <w:t xml:space="preserve">and term in ('short', 'long') </w:t>
+            </w:r>
+            <w:r>
+              <w:rPr>
+                <w:color w:val="FF0000"/>
+              </w:rPr>
+              <w:t>and respondent_choices['change']) %}</w:t>
+            </w:r>
+            <w:r>
+              <w:t>Use</w:t>
+            </w:r>
+            <w:r>
+              <w:rPr>
+                <w:color w:val="FFC000"/>
+              </w:rPr>
               <w:t xml:space="preserve">{% if </w:t>
             </w:r>
-            <w:proofErr w:type="spellStart"/>
-            <w:r>
-              <w:rPr>
-                <w:color w:val="00B050"/>
-              </w:rPr>
-              <w:t>po_case_type</w:t>
-            </w:r>
-            <w:proofErr w:type="spellEnd"/>
-            <w:r>
-              <w:rPr>
-                <w:color w:val="00B050"/>
-              </w:rPr>
-              <w:t xml:space="preserve"> in('1 person', 'more than 1') %}</w:t>
-            </w:r>
-            <w:r>
-              <w:t>d</w:t>
-            </w:r>
-            <w:r>
-              <w:t>omestic violence if the original protective order was for domestic violence</w:t>
-            </w:r>
-            <w:r>
-              <w:rPr>
-                <w:color w:val="00B050"/>
-              </w:rPr>
-              <w:t xml:space="preserve">.{% elif </w:t>
-            </w:r>
-            <w:proofErr w:type="spellStart"/>
-            <w:r>
-              <w:rPr>
-                <w:color w:val="00B050"/>
-              </w:rPr>
-              <w:t>po_case_type</w:t>
-            </w:r>
-            <w:proofErr w:type="spellEnd"/>
-            <w:r>
-              <w:rPr>
-                <w:color w:val="00B050"/>
-              </w:rPr>
-              <w:t xml:space="preserve"> == </w:t>
-            </w:r>
-            <w:r>
-              <w:rPr>
-                <w:color w:val="00B050"/>
-              </w:rPr>
-              <w:t>'stalking' %}</w:t>
-            </w:r>
-            <w:r>
-              <w:t>s</w:t>
-            </w:r>
-            <w:r>
-              <w:t>talking if your original protective order was for stalking.</w:t>
-            </w:r>
-            <w:r>
-              <w:rPr>
-                <w:color w:val="00B050"/>
-              </w:rPr>
-              <w:t xml:space="preserve">{% elif </w:t>
-            </w:r>
-            <w:proofErr w:type="spellStart"/>
-            <w:r>
-              <w:rPr>
-                <w:color w:val="00B050"/>
-              </w:rPr>
-              <w:t>po_case_type</w:t>
-            </w:r>
-            <w:proofErr w:type="spellEnd"/>
-            <w:r>
-              <w:rPr>
-                <w:color w:val="00B050"/>
-              </w:rPr>
-              <w:t xml:space="preserve"> == </w:t>
-            </w:r>
-            <w:r>
-              <w:rPr>
-                <w:color w:val="00B050"/>
-              </w:rPr>
-              <w:t>'sexual assault' %}</w:t>
-            </w:r>
-            <w:r>
+            <w:r>
+              <w:rPr>
+                <w:color w:val="FFC000"/>
+              </w:rPr>
+              <w:t>po_case_type in ('1 person', 'stalking', 'sexual assault')</w:t>
+            </w:r>
+            <w:r>
+              <w:rPr>
+                <w:color w:val="FFC000"/>
+              </w:rPr>
               <w:t xml:space="preserve"> </w:t>
             </w:r>
             <w:r>
-              <w:t>s</w:t>
-            </w:r>
-            <w:r>
-              <w:t>exual assault if your original protective order was for sexual assault</w:t>
-            </w:r>
-            <w:r>
-              <w:t>.</w:t>
-            </w:r>
-            <w:r>
-              <w:rPr>
-                <w:color w:val="00B050"/>
-              </w:rPr>
-              <w:t>{% endif %}</w:t>
-            </w:r>
-          </w:p>
-          <w:p>
-            <w:pPr>
-              <w:pStyle w:val="Body"/>
-            </w:pPr>
-            <w:r>
-              <w:t>The other person</w:t>
-            </w:r>
-            <w:r>
-              <w:t xml:space="preserve"> can file a</w:t>
-            </w:r>
-            <w:r>
-              <w:t xml:space="preserve"> </w:t>
-            </w:r>
-            <w:r>
-              <w:t>request for an extension 30 days before the protective order</w:t>
-            </w:r>
-            <w:r>
-              <w:t xml:space="preserve"> </w:t>
-            </w:r>
-            <w:r>
-              <w:t>expires until 60 days after it expire</w:t>
-            </w:r>
-            <w:r>
-              <w:t>s</w:t>
-            </w:r>
-            <w:r>
-              <w:t>.</w:t>
-            </w:r>
-          </w:p>
-          <w:p>
-            <w:pPr>
-              <w:pStyle w:val="Body"/>
-            </w:pPr>
-            <w:r>
-              <w:t>The court will set a hearing at least 10 days after the request</w:t>
-            </w:r>
-            <w:r>
-              <w:t xml:space="preserve"> </w:t>
-            </w:r>
-            <w:r>
-              <w:t>to hear both sides</w:t>
-            </w:r>
-            <w:r>
-              <w:t>'</w:t>
-            </w:r>
-            <w:r>
-              <w:t xml:space="preserve"> arguments.</w:t>
-            </w:r>
-          </w:p>
-          <w:p>
-            <w:pPr>
-              <w:pStyle w:val="Body"/>
-            </w:pPr>
-            <w:r>
-              <w:t>If the order expired more than 60 days ago, it cannot be extended.</w:t>
-            </w:r>
-          </w:p>
-          <w:p>
-            <w:pPr>
-              <w:pStyle w:val="Body"/>
-            </w:pPr>
-            <w:r>
-              <w:rPr>
-                <w:color w:val="FF0000"/>
-              </w:rPr>
-              <w:t>{% endif %}</w:t>
-            </w:r>
-            <w:bookmarkEnd w:id="4"/>
-            <w:r>
-              <w:rPr>
-                <w:color w:val="FF0000"/>
+              <w:rPr>
+                <w:color w:val="FFC000"/>
+              </w:rPr>
+              <w:t>%}</w:t>
+            </w:r>
+            <w:r>
+              <w:rPr>
+                <w:b/>
+              </w:rPr>
+              <w:t xml:space="preserve">DV-131 Request to Modify Protective Order, </w:t>
+            </w:r>
+            <w:r>
+              <w:rPr>
+                <w:b/>
+              </w:rPr>
+              <w:t>(</w:t>
+            </w:r>
+            <w:hyperlink r:id="rId213" w:tgtFrame="_blank" w:history="1">
+              <w:r>
+                <w:rPr>
+                  <w:b/>
+                </w:rPr>
+                <w:t>One Petitioner</w:t>
+              </w:r>
+            </w:hyperlink>
+            <w:r>
+              <w:rPr>
+                <w:b/>
+              </w:rPr>
+              <w:t>)</w:t>
+            </w:r>
+            <w:r>
+              <w:t xml:space="preserve"> [</w:t>
+            </w:r>
+            <w:hyperlink r:id="rId214" w:history="1">
+              <w:r>
+                <w:rPr>
+                  <w:rStyle w:val="Hyperlink"/>
+                </w:rPr>
+                <w:t>Fill-in PDF</w:t>
+              </w:r>
+            </w:hyperlink>
+            <w:r>
+              <w:t>]</w:t>
+            </w:r>
+            <w:r>
+              <w:br/>
+            </w:r>
+            <w:hyperlink r:id="rId215" w:history="1">
+              <w:r>
+                <w:rPr>
+                  <w:rStyle w:val="Hyperlink"/>
+                  <w:spacing w:val="0"/>
+                </w:rPr>
+                <w:t>public.courts.alaska.gov/web/forms/docs/dv-131-one.pdf</w:t>
+              </w:r>
+            </w:hyperlink>
+            <w:r>
+              <w:rPr>
+                <w:color w:val="FFC000"/>
               </w:rPr>
               <w:t xml:space="preserve">{% </w:t>
             </w:r>
             <w:r>
               <w:rPr>
-                <w:color w:val="FF0000"/>
-              </w:rPr>
-              <w:t xml:space="preserve">if </w:t>
-            </w:r>
-            <w:r>
-              <w:rPr>
-                <w:color w:val="FF0000"/>
-              </w:rPr>
-              <w:t>(user_need == 'have po' and ((</w:t>
-            </w:r>
-            <w:proofErr w:type="spellStart"/>
-            <w:r>
-              <w:rPr>
-                <w:color w:val="FF0000"/>
-              </w:rPr>
-              <w:t>petitioner_choices</w:t>
-            </w:r>
-            <w:proofErr w:type="spellEnd"/>
-            <w:r>
-              <w:rPr>
-                <w:color w:val="FF0000"/>
-              </w:rPr>
-              <w:t xml:space="preserve">['options'] and not </w:t>
-            </w:r>
-            <w:proofErr w:type="spellStart"/>
-            <w:r>
-              <w:rPr>
-                <w:color w:val="FF0000"/>
-              </w:rPr>
-              <w:t>petitioner_choices</w:t>
-            </w:r>
-            <w:proofErr w:type="spellEnd"/>
-            <w:r>
-              <w:rPr>
-                <w:color w:val="FF0000"/>
-              </w:rPr>
-              <w:t xml:space="preserve">['change'] and </w:t>
-            </w:r>
-            <w:proofErr w:type="spellStart"/>
-            <w:r>
-              <w:rPr>
-                <w:color w:val="FF0000"/>
-              </w:rPr>
-              <w:t>also_change</w:t>
-            </w:r>
-            <w:proofErr w:type="spellEnd"/>
-            <w:r>
-              <w:rPr>
-                <w:color w:val="FF0000"/>
-              </w:rPr>
-              <w:t>) or (</w:t>
-            </w:r>
-            <w:proofErr w:type="spellStart"/>
-            <w:r>
-              <w:rPr>
-                <w:color w:val="FF0000"/>
-              </w:rPr>
-              <w:t>petitioner_choices</w:t>
-            </w:r>
-            <w:proofErr w:type="spellEnd"/>
-            <w:r>
-              <w:rPr>
-                <w:color w:val="FF0000"/>
-              </w:rPr>
-              <w:t xml:space="preserve">['change'] and not </w:t>
-            </w:r>
-            <w:proofErr w:type="spellStart"/>
-            <w:r>
-              <w:rPr>
-                <w:color w:val="FF0000"/>
-              </w:rPr>
-              <w:t>petitioner_choices.get</w:t>
-            </w:r>
-            <w:proofErr w:type="spellEnd"/>
-            <w:r>
-              <w:rPr>
-                <w:color w:val="FF0000"/>
-              </w:rPr>
-              <w:t xml:space="preserve">('extend', False)))) or (user_need == 'po respondent' </w:t>
-            </w:r>
-            <w:r>
-              <w:rPr>
-                <w:color w:val="FF0000"/>
-              </w:rPr>
-              <w:t xml:space="preserve">and term in ('short', 'long') </w:t>
-            </w:r>
-            <w:r>
-              <w:rPr>
-                <w:color w:val="FF0000"/>
-              </w:rPr>
-              <w:t xml:space="preserve">and </w:t>
-            </w:r>
-            <w:proofErr w:type="spellStart"/>
-            <w:r>
-              <w:rPr>
-                <w:color w:val="FF0000"/>
-              </w:rPr>
-              <w:t>respondent_choices</w:t>
-            </w:r>
-            <w:proofErr w:type="spellEnd"/>
-            <w:r>
-              <w:rPr>
-                <w:color w:val="FF0000"/>
-              </w:rPr>
-              <w:t>['change']) %}</w:t>
-            </w:r>
-            <w:r>
-              <w:t>Use</w:t>
-            </w:r>
-            <w:r>
-              <w:rPr>
                 <w:color w:val="FFC000"/>
               </w:rPr>
-              <w:t xml:space="preserve">{% if </w:t>
-            </w:r>
-            <w:proofErr w:type="spellStart"/>
+              <w:t>el</w:t>
+            </w:r>
             <w:r>
               <w:rPr>
                 <w:color w:val="FFC000"/>
               </w:rPr>
-              <w:t>po_case_type</w:t>
-            </w:r>
-            <w:proofErr w:type="spellEnd"/>
-            <w:r>
-              <w:rPr>
-                <w:color w:val="FFC000"/>
-              </w:rPr>
-              <w:t xml:space="preserve"> in ('1 person', 'stalking', 'sexual assault')</w:t>
-            </w:r>
-            <w:r>
-              <w:rPr>
-                <w:color w:val="FFC000"/>
-              </w:rPr>
-              <w:t xml:space="preserve"> </w:t>
-            </w:r>
-            <w:r>
-              <w:rPr>
-                <w:color w:val="FFC000"/>
-              </w:rPr>
-              <w:t>%}</w:t>
-            </w:r>
-            <w:r>
-              <w:rPr>
-                <w:b/>
-              </w:rPr>
-              <w:t xml:space="preserve">DV-131 Request to Modify Protective Order, </w:t>
-            </w:r>
-            <w:r>
-              <w:rPr>
-                <w:b/>
-              </w:rPr>
-              <w:t>(</w:t>
-            </w:r>
-            <w:hyperlink r:id="rId213" w:tgtFrame="_blank" w:history="1">
-              <w:r>
-                <w:rPr>
-                  <w:b/>
-                </w:rPr>
-                <w:t>One Petitioner</w:t>
-              </w:r>
-            </w:hyperlink>
-            <w:r>
-              <w:rPr>
-                <w:b/>
-              </w:rPr>
-              <w:t>)</w:t>
-            </w:r>
-            <w:r>
-              <w:t xml:space="preserve"> [</w:t>
-            </w:r>
-            <w:hyperlink r:id="rId214" w:history="1">
-              <w:r>
-                <w:rPr>
-                  <w:rStyle w:val="Hyperlink"/>
-                </w:rPr>
-                <w:t>Fill-in PDF</w:t>
-              </w:r>
-            </w:hyperlink>
-            <w:r>
-              <w:t>]</w:t>
-            </w:r>
-            <w:r>
-              <w:br/>
-            </w:r>
-            <w:hyperlink r:id="rId215" w:history="1">
-              <w:r>
-                <w:rPr>
-                  <w:rStyle w:val="Hyperlink"/>
-                  <w:spacing w:val="0"/>
-                </w:rPr>
-                <w:t>public.courts.alaska.gov/web/forms/docs/dv-131-one.pdf</w:t>
-              </w:r>
-            </w:hyperlink>
-            <w:r>
-              <w:rPr>
-                <w:color w:val="FFC000"/>
-              </w:rPr>
-              <w:t xml:space="preserve">{% </w:t>
-            </w:r>
-            <w:r>
-              <w:rPr>
-                <w:color w:val="FFC000"/>
-              </w:rPr>
-              <w:t>el</w:t>
-            </w:r>
-            <w:r>
-              <w:rPr>
-                <w:color w:val="FFC000"/>
-              </w:rPr>
-              <w:t xml:space="preserve">if </w:t>
-            </w:r>
-            <w:proofErr w:type="spellStart"/>
-            <w:r>
-              <w:rPr>
-                <w:color w:val="FFC000"/>
-              </w:rPr>
-              <w:t>po_case_type</w:t>
-            </w:r>
-            <w:proofErr w:type="spellEnd"/>
-            <w:r>
-              <w:rPr>
-                <w:color w:val="FFC000"/>
-              </w:rPr>
-              <w:t xml:space="preserve"> </w:t>
+              <w:t xml:space="preserve">if po_case_type </w:t>
             </w:r>
             <w:r>
               <w:rPr>
@@ -11824,165 +10247,328 @@
                 <w:b/>
                 <w:bCs/>
               </w:rPr>
-              <w:t xml:space="preserve">{ </w:t>
-            </w:r>
-            <w:proofErr w:type="spellStart"/>
+              <w:t xml:space="preserve">{ po_order_name </w:t>
+            </w:r>
             <w:r>
               <w:rPr>
                 <w:b/>
                 <w:bCs/>
               </w:rPr>
-              <w:t>po_order_name</w:t>
-            </w:r>
-            <w:proofErr w:type="spellEnd"/>
+              <w:t>}</w:t>
+            </w:r>
             <w:r>
               <w:rPr>
                 <w:b/>
                 <w:bCs/>
               </w:rPr>
+              <w:t>} Protective Order</w:t>
+            </w:r>
+            <w:r>
+              <w:t>.</w:t>
+            </w:r>
+            <w:r>
+              <w:t>{</w:t>
+            </w:r>
+            <w:r>
+              <w:t>% endif</w:t>
+            </w:r>
+            <w:r>
+              <w:t xml:space="preserve"> %}</w:t>
+            </w:r>
+          </w:p>
+          <w:p>
+            <w:pPr>
+              <w:pStyle w:val="Body"/>
+              <w:rPr>
+                <w:color w:val="FF0000"/>
+              </w:rPr>
+            </w:pPr>
+            <w:r>
+              <w:rPr>
+                <w:color w:val="FF0000"/>
+              </w:rPr>
+              <w:t>{</w:t>
+            </w:r>
+            <w:r>
+              <w:rPr>
+                <w:color w:val="FF0000"/>
+              </w:rPr>
+              <w:t xml:space="preserve">% </w:t>
+            </w:r>
+            <w:r>
+              <w:rPr>
+                <w:color w:val="FF0000"/>
+              </w:rPr>
+              <w:t xml:space="preserve">if (user_need == 'have po' and petitioner_choices['end']) or (user_need == 'po respondent' </w:t>
+            </w:r>
+            <w:r>
+              <w:rPr>
+                <w:color w:val="FF0000"/>
+              </w:rPr>
+              <w:t xml:space="preserve">and term in ('short', 'long') </w:t>
+            </w:r>
+            <w:r>
+              <w:rPr>
+                <w:color w:val="FF0000"/>
+              </w:rPr>
+              <w:t>and respondent_choices['end'])</w:t>
+            </w:r>
+            <w:r>
+              <w:rPr>
+                <w:color w:val="FF0000"/>
+              </w:rPr>
+              <w:t xml:space="preserve"> %</w:t>
+            </w:r>
+            <w:r>
+              <w:rPr>
+                <w:color w:val="FF0000"/>
+              </w:rPr>
+              <w:t>}</w:t>
+            </w:r>
+            <w:r>
+              <w:t xml:space="preserve"> Use </w:t>
+            </w:r>
+            <w:r>
+              <w:rPr>
+                <w:color w:val="FFC000"/>
+              </w:rPr>
+              <w:t>{% if po_case_type in ('1 person', 'stalking', 'sexual assault')</w:t>
+            </w:r>
+            <w:r>
+              <w:rPr>
+                <w:color w:val="FFC000"/>
+              </w:rPr>
+              <w:t xml:space="preserve"> %}</w:t>
+            </w:r>
+            <w:r>
               <w:t xml:space="preserve"> </w:t>
+            </w:r>
+            <w:r>
+              <w:rPr>
+                <w:b/>
+              </w:rPr>
+              <w:t xml:space="preserve">DV-133 Request to Dissolve Protective Order, </w:t>
+            </w:r>
+            <w:r>
+              <w:rPr>
+                <w:b/>
+              </w:rPr>
+              <w:t>(</w:t>
+            </w:r>
+            <w:hyperlink r:id="rId219" w:tgtFrame="_blank" w:history="1">
+              <w:r>
+                <w:rPr>
+                  <w:b/>
+                </w:rPr>
+                <w:t>One Petitioner</w:t>
+              </w:r>
+            </w:hyperlink>
+            <w:r>
+              <w:rPr>
+                <w:b/>
+              </w:rPr>
+              <w:t>)</w:t>
+            </w:r>
+            <w:r>
+              <w:t xml:space="preserve"> [</w:t>
+            </w:r>
+            <w:hyperlink r:id="rId220" w:history="1">
+              <w:r>
+                <w:rPr>
+                  <w:rStyle w:val="Hyperlink"/>
+                </w:rPr>
+                <w:t>Fill-in PDF</w:t>
+              </w:r>
+            </w:hyperlink>
+            <w:r>
+              <w:t>]</w:t>
+            </w:r>
+            <w:r>
+              <w:br/>
+            </w:r>
+            <w:hyperlink r:id="rId221" w:history="1">
+              <w:r>
+                <w:rPr>
+                  <w:rStyle w:val="Hyperlink"/>
+                  <w:spacing w:val="0"/>
+                </w:rPr>
+                <w:t>public.courts.alaska.gov/web/forms/docs/dv-133-one.pdf</w:t>
+              </w:r>
+            </w:hyperlink>
+            <w:r>
+              <w:rPr>
+                <w:color w:val="FFC000"/>
+                <w:spacing w:val="-2"/>
+              </w:rPr>
+              <w:t xml:space="preserve">{% elif </w:t>
+            </w:r>
+            <w:r>
+              <w:rPr>
+                <w:color w:val="FFC000"/>
+                <w:spacing w:val="-2"/>
+              </w:rPr>
+              <w:t>po_case_type == 'more than 1'</w:t>
+            </w:r>
+            <w:r>
+              <w:rPr>
+                <w:color w:val="FFC000"/>
+              </w:rPr>
+              <w:t xml:space="preserve"> %}</w:t>
+            </w:r>
+            <w:r>
+              <w:rPr>
+                <w:b/>
+              </w:rPr>
+              <w:t xml:space="preserve">DV-133 Request to Dissolve Protective Order, </w:t>
+            </w:r>
+            <w:r>
+              <w:rPr>
+                <w:b/>
+              </w:rPr>
+              <w:t>(</w:t>
+            </w:r>
+            <w:hyperlink r:id="rId222" w:tgtFrame="_blank" w:history="1">
+              <w:r>
+                <w:rPr>
+                  <w:b/>
+                </w:rPr>
+                <w:t>Multiple</w:t>
+              </w:r>
+              <w:r>
+                <w:rPr>
+                  <w:b/>
+                </w:rPr>
+                <w:t xml:space="preserve"> Petitioner</w:t>
+              </w:r>
+            </w:hyperlink>
+            <w:r>
+              <w:rPr>
+                <w:b/>
+              </w:rPr>
+              <w:t>s)</w:t>
+            </w:r>
+            <w:r>
+              <w:t xml:space="preserve"> [</w:t>
+            </w:r>
+            <w:hyperlink r:id="rId223" w:history="1">
+              <w:r>
+                <w:rPr>
+                  <w:rStyle w:val="Hyperlink"/>
+                </w:rPr>
+                <w:t>Fill-in PDF</w:t>
+              </w:r>
+            </w:hyperlink>
+            <w:r>
+              <w:t>]</w:t>
+            </w:r>
+            <w:r>
+              <w:br/>
+            </w:r>
+            <w:hyperlink r:id="rId224" w:history="1">
+              <w:r>
+                <w:rPr>
+                  <w:rStyle w:val="Hyperlink"/>
+                  <w:spacing w:val="0"/>
+                </w:rPr>
+                <w:t>public.courts.alaska.gov/web/forms/docs/dv-133-multi.pdf</w:t>
+              </w:r>
+            </w:hyperlink>
+            <w:r>
+              <w:rPr>
+                <w:color w:val="FFC000"/>
+                <w:spacing w:val="-2"/>
+              </w:rPr>
+              <w:t>{% endif %}</w:t>
+            </w:r>
+            <w:r>
+              <w:t xml:space="preserve">to ask the court to end an existing </w:t>
             </w:r>
             <w:r>
               <w:rPr>
                 <w:b/>
                 <w:bCs/>
               </w:rPr>
-              <w:t>}</w:t>
+              <w:t>{</w:t>
             </w:r>
             <w:r>
               <w:rPr>
                 <w:b/>
                 <w:bCs/>
               </w:rPr>
-              <w:t>} Protective Order</w:t>
+              <w:t>{ po_order_name }</w:t>
+            </w:r>
+            <w:r>
+              <w:rPr>
+                <w:b/>
+                <w:bCs/>
+              </w:rPr>
+              <w:t>}</w:t>
+            </w:r>
+            <w:r>
+              <w:rPr>
+                <w:b/>
+                <w:bCs/>
+              </w:rPr>
+              <w:t xml:space="preserve"> Protective Order</w:t>
             </w:r>
             <w:r>
               <w:t>.</w:t>
             </w:r>
             <w:r>
+              <w:rPr>
+                <w:color w:val="FF0000"/>
+              </w:rPr>
+              <w:t>{% endif %}</w:t>
+            </w:r>
+          </w:p>
+          <w:p>
+            <w:pPr>
+              <w:pStyle w:val="Body"/>
+            </w:pPr>
+            <w:r>
+              <w:rPr>
+                <w:color w:val="FF0000"/>
+              </w:rPr>
+              <w:t>{%</w:t>
+            </w:r>
+            <w:r>
+              <w:rPr>
+                <w:color w:val="FF0000"/>
+              </w:rPr>
+              <w:t xml:space="preserve"> if user_need == 'have po' and term == 'long' and petitioner_choices['extend']</w:t>
+            </w:r>
+            <w:r>
+              <w:rPr>
+                <w:color w:val="FF0000"/>
+              </w:rPr>
+              <w:t xml:space="preserve"> %}</w:t>
+            </w:r>
+            <w:r>
+              <w:t xml:space="preserve"> Use </w:t>
+            </w:r>
+            <w:r>
+              <w:rPr>
+                <w:color w:val="FFC000"/>
+              </w:rPr>
               <w:t>{</w:t>
             </w:r>
             <w:r>
-              <w:t>% endif</w:t>
-            </w:r>
-            <w:r>
+              <w:rPr>
+                <w:color w:val="FFC000"/>
+              </w:rPr>
+              <w:t>% if po_case_type in ('1 person', 'stalking', 'sexual assault')</w:t>
+            </w:r>
+            <w:r>
+              <w:rPr>
+                <w:color w:val="FFC000"/>
+              </w:rPr>
               <w:t xml:space="preserve"> %}</w:t>
             </w:r>
-          </w:p>
-          <w:p>
-            <w:pPr>
-              <w:pStyle w:val="Body"/>
-              <w:rPr>
-                <w:color w:val="FF0000"/>
-              </w:rPr>
-            </w:pPr>
-            <w:r>
-              <w:rPr>
-                <w:color w:val="FF0000"/>
-              </w:rPr>
-              <w:t>{</w:t>
-            </w:r>
-            <w:r>
-              <w:rPr>
-                <w:color w:val="FF0000"/>
-              </w:rPr>
-              <w:t xml:space="preserve">% </w:t>
-            </w:r>
-            <w:r>
-              <w:rPr>
-                <w:color w:val="FF0000"/>
-              </w:rPr>
-              <w:t xml:space="preserve">if (user_need == 'have po' and </w:t>
-            </w:r>
-            <w:proofErr w:type="spellStart"/>
-            <w:r>
-              <w:rPr>
-                <w:color w:val="FF0000"/>
-              </w:rPr>
-              <w:t>petitioner_choices</w:t>
-            </w:r>
-            <w:proofErr w:type="spellEnd"/>
-            <w:r>
-              <w:rPr>
-                <w:color w:val="FF0000"/>
-              </w:rPr>
-              <w:t xml:space="preserve">['end']) or (user_need == 'po respondent' </w:t>
-            </w:r>
-            <w:r>
-              <w:rPr>
-                <w:color w:val="FF0000"/>
-              </w:rPr>
-              <w:t xml:space="preserve">and term in ('short', 'long') </w:t>
-            </w:r>
-            <w:r>
-              <w:rPr>
-                <w:color w:val="FF0000"/>
-              </w:rPr>
-              <w:t xml:space="preserve">and </w:t>
-            </w:r>
-            <w:proofErr w:type="spellStart"/>
-            <w:r>
-              <w:rPr>
-                <w:color w:val="FF0000"/>
-              </w:rPr>
-              <w:t>respondent_choices</w:t>
-            </w:r>
-            <w:proofErr w:type="spellEnd"/>
-            <w:r>
-              <w:rPr>
-                <w:color w:val="FF0000"/>
-              </w:rPr>
-              <w:t>['end'])</w:t>
-            </w:r>
-            <w:r>
-              <w:rPr>
-                <w:color w:val="FF0000"/>
-              </w:rPr>
-              <w:t xml:space="preserve"> %</w:t>
-            </w:r>
-            <w:r>
-              <w:rPr>
-                <w:color w:val="FF0000"/>
-              </w:rPr>
-              <w:t>}</w:t>
-            </w:r>
-            <w:r>
-              <w:t xml:space="preserve"> Use </w:t>
-            </w:r>
-            <w:r>
-              <w:rPr>
-                <w:color w:val="FFC000"/>
-              </w:rPr>
-              <w:t xml:space="preserve">{% if </w:t>
-            </w:r>
-            <w:proofErr w:type="spellStart"/>
-            <w:r>
-              <w:rPr>
-                <w:color w:val="FFC000"/>
-              </w:rPr>
-              <w:t>po_case_type</w:t>
-            </w:r>
-            <w:proofErr w:type="spellEnd"/>
-            <w:r>
-              <w:rPr>
-                <w:color w:val="FFC000"/>
-              </w:rPr>
-              <w:t xml:space="preserve"> in ('1 person', 'stalking', 'sexual assault')</w:t>
-            </w:r>
-            <w:r>
-              <w:rPr>
-                <w:color w:val="FFC000"/>
-              </w:rPr>
-              <w:t xml:space="preserve"> %}</w:t>
-            </w:r>
-            <w:r>
-              <w:t xml:space="preserve"> </w:t>
-            </w:r>
             <w:r>
               <w:rPr>
                 <w:b/>
               </w:rPr>
-              <w:t xml:space="preserve">DV-133 Request to Dissolve Protective Order, </w:t>
+              <w:t xml:space="preserve">DV-132 Request to Extend Long-Term Protective Order, </w:t>
             </w:r>
             <w:r>
               <w:rPr>
@@ -11990,7 +10576,7 @@
               </w:rPr>
               <w:t>(</w:t>
             </w:r>
-            <w:hyperlink r:id="rId219" w:tgtFrame="_blank" w:history="1">
+            <w:hyperlink r:id="rId225" w:tgtFrame="_blank" w:history="1">
               <w:r>
                 <w:rPr>
                   <w:b/>
@@ -12005,9 +10591,12 @@
               <w:t>)</w:t>
             </w:r>
             <w:r>
+              <w:rPr>
+                <w:spacing w:val="-2"/>
+              </w:rPr>
               <w:t xml:space="preserve"> [</w:t>
             </w:r>
-            <w:hyperlink r:id="rId220" w:history="1">
+            <w:hyperlink r:id="rId226" w:history="1">
               <w:r>
                 <w:rPr>
                   <w:rStyle w:val="Hyperlink"/>
@@ -12016,18 +10605,24 @@
               </w:r>
             </w:hyperlink>
             <w:r>
+              <w:rPr>
+                <w:spacing w:val="-2"/>
+              </w:rPr>
               <w:t>]</w:t>
             </w:r>
             <w:r>
+              <w:rPr>
+                <w:spacing w:val="-2"/>
+              </w:rPr>
               <w:br/>
             </w:r>
-            <w:hyperlink r:id="rId221" w:history="1">
-              <w:r>
-                <w:rPr>
-                  <w:rStyle w:val="Hyperlink"/>
-                  <w:spacing w:val="0"/>
-                </w:rPr>
-                <w:t>public.courts.alaska.gov/web/forms/docs/dv-133-one.pdf</w:t>
+            <w:hyperlink r:id="rId227" w:history="1">
+              <w:r>
+                <w:rPr>
+                  <w:rStyle w:val="Hyperlink"/>
+                  <w:spacing w:val="0"/>
+                </w:rPr>
+                <w:t>public.courts.alaska.gov/web/forms/docs/dv-132-one.pdf</w:t>
               </w:r>
             </w:hyperlink>
             <w:r>
@@ -12037,95 +10632,421 @@
               </w:rPr>
               <w:t xml:space="preserve">{% elif </w:t>
             </w:r>
-            <w:proofErr w:type="spellStart"/>
             <w:r>
               <w:rPr>
                 <w:color w:val="FFC000"/>
                 <w:spacing w:val="-2"/>
               </w:rPr>
-              <w:t>po_case_type</w:t>
-            </w:r>
-            <w:proofErr w:type="spellEnd"/>
+              <w:t>po_case_type == 'more than 1'</w:t>
+            </w:r>
+            <w:r>
+              <w:rPr>
+                <w:color w:val="FFC000"/>
+              </w:rPr>
+              <w:t xml:space="preserve"> %}</w:t>
+            </w:r>
+            <w:r>
+              <w:rPr>
+                <w:b/>
+              </w:rPr>
+              <w:t xml:space="preserve">DV-132 Request to Extend Long-Term Protective Order, </w:t>
+            </w:r>
+            <w:r>
+              <w:rPr>
+                <w:b/>
+              </w:rPr>
+              <w:t>(</w:t>
+            </w:r>
+            <w:hyperlink r:id="rId228" w:tgtFrame="_blank" w:history="1">
+              <w:r>
+                <w:rPr>
+                  <w:b/>
+                </w:rPr>
+                <w:t>Multiple</w:t>
+              </w:r>
+              <w:r>
+                <w:rPr>
+                  <w:b/>
+                </w:rPr>
+                <w:t xml:space="preserve"> Petitioner</w:t>
+              </w:r>
+            </w:hyperlink>
+            <w:r>
+              <w:rPr>
+                <w:b/>
+              </w:rPr>
+              <w:t>s)</w:t>
+            </w:r>
+            <w:r>
+              <w:rPr>
+                <w:spacing w:val="-2"/>
+              </w:rPr>
+              <w:t xml:space="preserve"> [</w:t>
+            </w:r>
+            <w:hyperlink r:id="rId229" w:history="1">
+              <w:r>
+                <w:rPr>
+                  <w:rStyle w:val="Hyperlink"/>
+                </w:rPr>
+                <w:t>Fill-in PDF</w:t>
+              </w:r>
+            </w:hyperlink>
+            <w:r>
+              <w:rPr>
+                <w:spacing w:val="-2"/>
+              </w:rPr>
+              <w:t>]</w:t>
+            </w:r>
+            <w:r>
+              <w:rPr>
+                <w:spacing w:val="-2"/>
+              </w:rPr>
+              <w:br/>
+            </w:r>
+            <w:hyperlink r:id="rId230" w:history="1">
+              <w:r>
+                <w:rPr>
+                  <w:rStyle w:val="Hyperlink"/>
+                  <w:spacing w:val="0"/>
+                </w:rPr>
+                <w:t>public.courts.alaska.gov/web/forms/docs/dv-132-</w:t>
+              </w:r>
+              <w:r>
+                <w:rPr>
+                  <w:rStyle w:val="Hyperlink"/>
+                  <w:spacing w:val="0"/>
+                </w:rPr>
+                <w:t>multi</w:t>
+              </w:r>
+              <w:r>
+                <w:rPr>
+                  <w:rStyle w:val="Hyperlink"/>
+                  <w:spacing w:val="0"/>
+                </w:rPr>
+                <w:t>.pdf</w:t>
+              </w:r>
+            </w:hyperlink>
             <w:r>
               <w:rPr>
                 <w:color w:val="FFC000"/>
                 <w:spacing w:val="-2"/>
               </w:rPr>
-              <w:t xml:space="preserve"> == 'more than 1'</w:t>
-            </w:r>
-            <w:r>
-              <w:rPr>
-                <w:color w:val="FFC000"/>
-              </w:rPr>
-              <w:t xml:space="preserve"> %}</w:t>
-            </w:r>
-            <w:r>
-              <w:rPr>
-                <w:b/>
-              </w:rPr>
-              <w:t xml:space="preserve">DV-133 Request to Dissolve Protective Order, </w:t>
-            </w:r>
-            <w:r>
-              <w:rPr>
-                <w:b/>
-              </w:rPr>
-              <w:t>(</w:t>
-            </w:r>
-            <w:hyperlink r:id="rId222" w:tgtFrame="_blank" w:history="1">
-              <w:r>
-                <w:rPr>
-                  <w:b/>
-                </w:rPr>
-                <w:t>Multiple</w:t>
-              </w:r>
-              <w:r>
-                <w:rPr>
-                  <w:b/>
-                </w:rPr>
-                <w:t xml:space="preserve"> Petitioner</w:t>
-              </w:r>
-            </w:hyperlink>
-            <w:r>
-              <w:rPr>
-                <w:b/>
-              </w:rPr>
-              <w:t>s)</w:t>
-            </w:r>
-            <w:r>
-              <w:t xml:space="preserve"> [</w:t>
-            </w:r>
-            <w:hyperlink r:id="rId223" w:history="1">
-              <w:r>
-                <w:rPr>
-                  <w:rStyle w:val="Hyperlink"/>
-                </w:rPr>
-                <w:t>Fill-in PDF</w:t>
-              </w:r>
-            </w:hyperlink>
-            <w:r>
-              <w:t>]</w:t>
-            </w:r>
-            <w:r>
-              <w:br/>
-            </w:r>
-            <w:hyperlink r:id="rId224" w:history="1">
-              <w:r>
-                <w:rPr>
-                  <w:rStyle w:val="Hyperlink"/>
-                  <w:spacing w:val="0"/>
-                </w:rPr>
-                <w:t>public.courts.alaska.gov/web/forms/docs/dv-133-multi.pdf</w:t>
-              </w:r>
-            </w:hyperlink>
+              <w:t>{% endif %}</w:t>
+            </w:r>
+            <w:r>
+              <w:rPr>
+                <w:spacing w:val="-2"/>
+              </w:rPr>
+              <w:t xml:space="preserve">to ask the court to extend a long-term </w:t>
+            </w:r>
+            <w:r>
+              <w:rPr>
+                <w:spacing w:val="-2"/>
+              </w:rPr>
+              <w:t>{</w:t>
+            </w:r>
+            <w:r>
+              <w:rPr>
+                <w:spacing w:val="-2"/>
+              </w:rPr>
+              <w:t>{ po_order_name }</w:t>
+            </w:r>
+            <w:r>
+              <w:rPr>
+                <w:spacing w:val="-2"/>
+              </w:rPr>
+              <w:t>}</w:t>
+            </w:r>
+            <w:r>
+              <w:rPr>
+                <w:spacing w:val="-2"/>
+              </w:rPr>
+              <w:t xml:space="preserve"> Protective Order.</w:t>
+            </w:r>
             <w:r>
               <w:rPr>
                 <w:color w:val="FFC000"/>
                 <w:spacing w:val="-2"/>
               </w:rPr>
+              <w:t>{</w:t>
+            </w:r>
+            <w:r>
+              <w:rPr>
+                <w:color w:val="FFC000"/>
+                <w:spacing w:val="-2"/>
+              </w:rPr>
+              <w:t>% if user_need == 'have po' and ((petitioner_choices.all_true('options', exclusive=True) and also_change) or petitioner_choices['change'])</w:t>
+            </w:r>
+            <w:r>
+              <w:rPr>
+                <w:color w:val="FFC000"/>
+                <w:spacing w:val="-2"/>
+              </w:rPr>
+              <w:t xml:space="preserve"> %}</w:t>
+            </w:r>
+            <w:r>
+              <w:rPr>
+                <w:spacing w:val="-2"/>
+              </w:rPr>
+              <w:br/>
+            </w:r>
+            <w:r>
+              <w:rPr>
+                <w:spacing w:val="-2"/>
+              </w:rPr>
+              <w:t>If you need the court to change your order as well as extend it, the form includes a place to ask for any changes you may need.</w:t>
+            </w:r>
+            <w:r>
+              <w:rPr>
+                <w:color w:val="FFC000"/>
+                <w:spacing w:val="-2"/>
+              </w:rPr>
+              <w:t>{</w:t>
+            </w:r>
+            <w:r>
+              <w:rPr>
+                <w:color w:val="FFC000"/>
+                <w:spacing w:val="-2"/>
+              </w:rPr>
+              <w:t>% endif</w:t>
+            </w:r>
+            <w:r>
+              <w:rPr>
+                <w:color w:val="FFC000"/>
+                <w:spacing w:val="-2"/>
+              </w:rPr>
+              <w:t xml:space="preserve"> %}</w:t>
+            </w:r>
+            <w:r>
+              <w:rPr>
+                <w:color w:val="FF0000"/>
+                <w:spacing w:val="-2"/>
+              </w:rPr>
               <w:t>{% endif %}</w:t>
             </w:r>
-            <w:r>
-              <w:t xml:space="preserve">to ask the court to end an existing </w:t>
+          </w:p>
+          <w:p>
+            <w:pPr>
+              <w:pStyle w:val="Body"/>
+            </w:pPr>
+            <w:r>
+              <w:rPr>
+                <w:color w:val="FF0000"/>
+              </w:rPr>
+              <w:t xml:space="preserve">{% if </w:t>
+            </w:r>
+            <w:r>
+              <w:rPr>
+                <w:color w:val="FF0000"/>
+              </w:rPr>
+              <w:t xml:space="preserve">(user_need == 'have po' and term == 'short' and request_long and petitioner_choices['dismiss']) or (user_need == 'po respondent' </w:t>
+            </w:r>
+            <w:r>
+              <w:rPr>
+                <w:color w:val="FF0000"/>
+              </w:rPr>
+              <w:t xml:space="preserve">and ((term == 'short' and request_long) or term == 'hearing') </w:t>
+            </w:r>
+            <w:r>
+              <w:rPr>
+                <w:color w:val="FF0000"/>
+              </w:rPr>
+              <w:t xml:space="preserve">respondent_choices['dismiss']) </w:t>
+            </w:r>
+            <w:r>
+              <w:rPr>
+                <w:color w:val="FF0000"/>
+              </w:rPr>
+              <w:t>%}</w:t>
+            </w:r>
+            <w:r>
+              <w:t xml:space="preserve">Use </w:t>
+            </w:r>
+            <w:r>
+              <w:rPr>
+                <w:color w:val="FFC000"/>
+              </w:rPr>
+              <w:t>{</w:t>
+            </w:r>
+            <w:r>
+              <w:rPr>
+                <w:color w:val="FFC000"/>
+              </w:rPr>
+              <w:t>% if po_case_type in ('1 person', 'stalking', 'sexual assault')</w:t>
+            </w:r>
+            <w:r>
+              <w:rPr>
+                <w:color w:val="FFC000"/>
+              </w:rPr>
+              <w:t xml:space="preserve"> </w:t>
+            </w:r>
+            <w:r>
+              <w:rPr>
+                <w:color w:val="FFC000"/>
+              </w:rPr>
+              <w:t>%</w:t>
+            </w:r>
+            <w:r>
+              <w:rPr>
+                <w:color w:val="FFC000"/>
+              </w:rPr>
+              <w:t>}</w:t>
+            </w:r>
+            <w:r>
+              <w:rPr>
+                <w:b/>
+              </w:rPr>
+              <w:t xml:space="preserve">DV-134 Request to Dismiss Long-Term Petition, </w:t>
+            </w:r>
+            <w:r>
+              <w:rPr>
+                <w:b/>
+              </w:rPr>
+              <w:t>(</w:t>
+            </w:r>
+            <w:hyperlink r:id="rId231" w:tgtFrame="_blank" w:history="1">
+              <w:r>
+                <w:rPr>
+                  <w:b/>
+                </w:rPr>
+                <w:t>One Petitioner</w:t>
+              </w:r>
+            </w:hyperlink>
+            <w:r>
+              <w:rPr>
+                <w:b/>
+              </w:rPr>
+              <w:t>)</w:t>
+            </w:r>
+            <w:r>
+              <w:t xml:space="preserve"> [</w:t>
+            </w:r>
+            <w:hyperlink r:id="rId232" w:history="1">
+              <w:r>
+                <w:rPr>
+                  <w:rStyle w:val="Hyperlink"/>
+                </w:rPr>
+                <w:t>Fill-in PDF</w:t>
+              </w:r>
+            </w:hyperlink>
+            <w:r>
+              <w:t>]</w:t>
+            </w:r>
+            <w:r>
+              <w:br/>
+            </w:r>
+            <w:hyperlink r:id="rId233" w:history="1">
+              <w:r>
+                <w:rPr>
+                  <w:rStyle w:val="Hyperlink"/>
+                  <w:spacing w:val="0"/>
+                </w:rPr>
+                <w:t>public.courts.alaska.gov/web/forms/docs/dv-134-one.pdf</w:t>
+              </w:r>
+            </w:hyperlink>
+            <w:r>
+              <w:rPr>
+                <w:color w:val="FFC000"/>
+              </w:rPr>
+              <w:t xml:space="preserve"> {% </w:t>
+            </w:r>
+            <w:r>
+              <w:rPr>
+                <w:color w:val="FFC000"/>
+              </w:rPr>
+              <w:t>el</w:t>
+            </w:r>
+            <w:r>
+              <w:rPr>
+                <w:color w:val="FFC000"/>
+              </w:rPr>
+              <w:t>if po_case_type == 'more than 1'</w:t>
+            </w:r>
+            <w:r>
+              <w:rPr>
+                <w:color w:val="FFC000"/>
+              </w:rPr>
+              <w:t xml:space="preserve"> </w:t>
+            </w:r>
+            <w:r>
+              <w:rPr>
+                <w:color w:val="FFC000"/>
+              </w:rPr>
+              <w:t>%}</w:t>
+            </w:r>
+            <w:r>
+              <w:rPr>
+                <w:b/>
+              </w:rPr>
+              <w:t xml:space="preserve">DV-134 Request to Dismiss Long-Term Petition, </w:t>
+            </w:r>
+            <w:r>
+              <w:rPr>
+                <w:b/>
+              </w:rPr>
+              <w:t>(</w:t>
+            </w:r>
+            <w:hyperlink r:id="rId234" w:tgtFrame="_blank" w:history="1">
+              <w:r>
+                <w:rPr>
+                  <w:b/>
+                </w:rPr>
+                <w:t>Multiple</w:t>
+              </w:r>
+              <w:r>
+                <w:rPr>
+                  <w:b/>
+                </w:rPr>
+                <w:t xml:space="preserve"> Petitioner</w:t>
+              </w:r>
+            </w:hyperlink>
+            <w:r>
+              <w:rPr>
+                <w:b/>
+              </w:rPr>
+              <w:t>s)</w:t>
+            </w:r>
+            <w:r>
+              <w:t xml:space="preserve"> [</w:t>
+            </w:r>
+            <w:hyperlink r:id="rId235" w:history="1">
+              <w:r>
+                <w:rPr>
+                  <w:rStyle w:val="Hyperlink"/>
+                </w:rPr>
+                <w:t>Fill-in PDF</w:t>
+              </w:r>
+            </w:hyperlink>
+            <w:r>
+              <w:t>]</w:t>
+            </w:r>
+            <w:r>
+              <w:br/>
+            </w:r>
+            <w:r>
+              <w:rPr>
+                <w:color w:val="FFC000"/>
+              </w:rPr>
+              <w:lastRenderedPageBreak/>
+              <w:t>https://</w:t>
+            </w:r>
+            <w:hyperlink r:id="rId236" w:history="1">
+              <w:r>
+                <w:rPr>
+                  <w:rStyle w:val="Hyperlink"/>
+                  <w:spacing w:val="0"/>
+                </w:rPr>
+                <w:t>public.courts.alaska.gov/web/forms/docs/dv-134-multi.pdf</w:t>
+              </w:r>
+            </w:hyperlink>
+            <w:r>
+              <w:rPr>
+                <w:color w:val="FFC000"/>
+              </w:rPr>
+              <w:t>{% endif %}</w:t>
+            </w:r>
+            <w:r>
+              <w:t xml:space="preserve">to ask the court to dismiss a petition for a long-term </w:t>
             </w:r>
             <w:r>
               <w:rPr>
@@ -12139,1057 +11060,217 @@
                 <w:b/>
                 <w:bCs/>
               </w:rPr>
-              <w:t xml:space="preserve">{ </w:t>
-            </w:r>
-            <w:proofErr w:type="spellStart"/>
+              <w:t xml:space="preserve">{ po_order_name </w:t>
+            </w:r>
             <w:r>
               <w:rPr>
                 <w:b/>
                 <w:bCs/>
               </w:rPr>
-              <w:t>po_order_name</w:t>
-            </w:r>
-            <w:proofErr w:type="spellEnd"/>
+              <w:t>}</w:t>
+            </w:r>
             <w:r>
               <w:rPr>
                 <w:b/>
                 <w:bCs/>
               </w:rPr>
-              <w:t xml:space="preserve"> }</w:t>
+              <w:t>} Protective Order</w:t>
+            </w:r>
+            <w:r>
+              <w:t>.</w:t>
+            </w:r>
+          </w:p>
+          <w:p>
+            <w:pPr>
+              <w:pStyle w:val="Body"/>
+            </w:pPr>
+            <w:r>
+              <w:rPr>
+                <w:color w:val="FF0000"/>
+              </w:rPr>
+              <w:t>{% endif %}</w:t>
+            </w:r>
+            <w:r>
+              <w:rPr>
+                <w:color w:val="FF0000"/>
+              </w:rPr>
+              <w:t xml:space="preserve">{% if (user_need == 'have po' and petitioner_choices['respond']) or (user_need == 'po respondent' </w:t>
+            </w:r>
+            <w:r>
+              <w:rPr>
+                <w:color w:val="FF0000"/>
+              </w:rPr>
+              <w:t xml:space="preserve">and term in ('short', 'long') and </w:t>
+            </w:r>
+            <w:r>
+              <w:rPr>
+                <w:color w:val="FF0000"/>
+              </w:rPr>
+              <w:t>respondent_choices.any_true('respond', 'respond to extend')) %}</w:t>
+            </w:r>
+            <w:r>
+              <w:t xml:space="preserve">Use </w:t>
+            </w:r>
+            <w:r>
+              <w:rPr>
+                <w:color w:val="FFC000"/>
+              </w:rPr>
+              <w:t>{% if po_case_type in ('1 person', 'stalking', 'sexual assault')</w:t>
+            </w:r>
+            <w:r>
+              <w:rPr>
+                <w:color w:val="FFC000"/>
+              </w:rPr>
+              <w:t xml:space="preserve"> %}</w:t>
             </w:r>
             <w:r>
               <w:rPr>
                 <w:b/>
                 <w:bCs/>
               </w:rPr>
-              <w:t>}</w:t>
+              <w:t>Response to Request to Modify, Extend, or Dissolve Protective Order (One petitioner</w:t>
             </w:r>
             <w:r>
               <w:rPr>
                 <w:b/>
                 <w:bCs/>
               </w:rPr>
-              <w:t xml:space="preserve"> Protective Order</w:t>
-            </w:r>
-            <w:r>
-              <w:t>.</w:t>
-            </w:r>
-            <w:r>
-              <w:rPr>
-                <w:color w:val="FF0000"/>
-              </w:rPr>
-              <w:t>{% endif %}</w:t>
-            </w:r>
-          </w:p>
-          <w:p>
-            <w:pPr>
-              <w:pStyle w:val="Body"/>
-            </w:pPr>
-            <w:r>
-              <w:rPr>
-                <w:color w:val="FF0000"/>
-              </w:rPr>
-              <w:t>{%</w:t>
-            </w:r>
-            <w:r>
-              <w:rPr>
-                <w:color w:val="FF0000"/>
-              </w:rPr>
-              <w:t xml:space="preserve"> if user_need == 'have po' and term == 'long' and </w:t>
-            </w:r>
-            <w:proofErr w:type="spellStart"/>
-            <w:r>
-              <w:rPr>
-                <w:color w:val="FF0000"/>
-              </w:rPr>
-              <w:t>petitioner_choices</w:t>
-            </w:r>
-            <w:proofErr w:type="spellEnd"/>
-            <w:r>
-              <w:rPr>
-                <w:color w:val="FF0000"/>
-              </w:rPr>
-              <w:t>['extend']</w:t>
-            </w:r>
-            <w:r>
-              <w:rPr>
-                <w:color w:val="FF0000"/>
+              <w:t>)</w:t>
+            </w:r>
+            <w:r>
+              <w:t xml:space="preserve"> </w:t>
+            </w:r>
+            <w:hyperlink r:id="rId237" w:history="1">
+              <w:r>
+                <w:rPr>
+                  <w:rStyle w:val="Hyperlink"/>
+                  <w:spacing w:val="0"/>
+                </w:rPr>
+                <w:t>[</w:t>
+              </w:r>
+              <w:r>
+                <w:rPr>
+                  <w:rStyle w:val="Hyperlink"/>
+                  <w:spacing w:val="0"/>
+                </w:rPr>
+                <w:t>Fill-in</w:t>
+              </w:r>
+              <w:r>
+                <w:rPr>
+                  <w:rStyle w:val="Hyperlink"/>
+                  <w:spacing w:val="0"/>
+                </w:rPr>
+                <w:t xml:space="preserve"> PDF</w:t>
+              </w:r>
+            </w:hyperlink>
+            <w:r>
+              <w:t>]</w:t>
+            </w:r>
+            <w:r>
+              <w:br/>
+            </w:r>
+            <w:hyperlink r:id="rId238" w:history="1">
+              <w:r>
+                <w:rPr>
+                  <w:rStyle w:val="Hyperlink"/>
+                  <w:spacing w:val="0"/>
+                </w:rPr>
+                <w:t>public.courts.alaska.gov/web/forms/docs/dv-140-one.pdf</w:t>
+              </w:r>
+            </w:hyperlink>
+            <w:r>
+              <w:rPr>
+                <w:color w:val="FFC000"/>
+              </w:rPr>
+              <w:t>{% elif po_case_type == 'more than 1'</w:t>
+            </w:r>
+            <w:r>
+              <w:rPr>
+                <w:color w:val="FFC000"/>
               </w:rPr>
               <w:t xml:space="preserve"> %}</w:t>
-            </w:r>
-            <w:r>
-              <w:t xml:space="preserve"> Use </w:t>
-            </w:r>
-            <w:r>
-              <w:rPr>
-                <w:color w:val="FFC000"/>
-              </w:rPr>
-              <w:t>{</w:t>
-            </w:r>
-            <w:r>
-              <w:rPr>
-                <w:color w:val="FFC000"/>
-              </w:rPr>
-              <w:t xml:space="preserve">% if </w:t>
-            </w:r>
-            <w:proofErr w:type="spellStart"/>
-            <w:r>
-              <w:rPr>
-                <w:color w:val="FFC000"/>
-              </w:rPr>
-              <w:t>po_case_type</w:t>
-            </w:r>
-            <w:proofErr w:type="spellEnd"/>
-            <w:r>
-              <w:rPr>
-                <w:color w:val="FFC000"/>
-              </w:rPr>
-              <w:t xml:space="preserve"> in ('1 person', 'stalking', 'sexual assault')</w:t>
-            </w:r>
-            <w:r>
-              <w:rPr>
-                <w:color w:val="FFC000"/>
-              </w:rPr>
-              <w:t xml:space="preserve"> %}</w:t>
-            </w:r>
-            <w:r>
-              <w:rPr>
-                <w:b/>
-              </w:rPr>
-              <w:t xml:space="preserve">DV-132 Request to Extend Long-Term Protective Order, </w:t>
-            </w:r>
-            <w:r>
-              <w:rPr>
-                <w:b/>
-              </w:rPr>
-              <w:t>(</w:t>
-            </w:r>
-            <w:hyperlink r:id="rId225" w:tgtFrame="_blank" w:history="1">
-              <w:r>
-                <w:rPr>
-                  <w:b/>
-                </w:rPr>
-                <w:t>One Petitioner</w:t>
-              </w:r>
-            </w:hyperlink>
-            <w:r>
-              <w:rPr>
-                <w:b/>
-              </w:rPr>
-              <w:t>)</w:t>
-            </w:r>
-            <w:r>
-              <w:rPr>
-                <w:spacing w:val="-2"/>
-              </w:rPr>
-              <w:t xml:space="preserve"> [</w:t>
-            </w:r>
-            <w:hyperlink r:id="rId226" w:history="1">
-              <w:r>
-                <w:rPr>
-                  <w:rStyle w:val="Hyperlink"/>
-                </w:rPr>
-                <w:t>Fill-in PDF</w:t>
-              </w:r>
-            </w:hyperlink>
-            <w:r>
-              <w:rPr>
-                <w:spacing w:val="-2"/>
-              </w:rPr>
-              <w:t>]</w:t>
-            </w:r>
-            <w:r>
-              <w:rPr>
-                <w:spacing w:val="-2"/>
-              </w:rPr>
-              <w:br/>
-            </w:r>
-            <w:hyperlink r:id="rId227" w:history="1">
-              <w:r>
-                <w:rPr>
-                  <w:rStyle w:val="Hyperlink"/>
-                  <w:spacing w:val="0"/>
-                </w:rPr>
-                <w:t>public.courts.alaska.gov/web/forms/docs/dv-132-one.pdf</w:t>
-              </w:r>
-            </w:hyperlink>
-            <w:r>
-              <w:rPr>
-                <w:color w:val="FFC000"/>
-                <w:spacing w:val="-2"/>
-              </w:rPr>
-              <w:t xml:space="preserve">{% elif </w:t>
-            </w:r>
-            <w:proofErr w:type="spellStart"/>
-            <w:r>
-              <w:rPr>
-                <w:color w:val="FFC000"/>
-                <w:spacing w:val="-2"/>
-              </w:rPr>
-              <w:t>po_case_type</w:t>
-            </w:r>
-            <w:proofErr w:type="spellEnd"/>
-            <w:r>
-              <w:rPr>
-                <w:color w:val="FFC000"/>
-                <w:spacing w:val="-2"/>
-              </w:rPr>
-              <w:t xml:space="preserve"> == 'more than 1'</w:t>
-            </w:r>
-            <w:r>
-              <w:rPr>
-                <w:color w:val="FFC000"/>
-              </w:rPr>
-              <w:t xml:space="preserve"> %}</w:t>
-            </w:r>
-            <w:r>
-              <w:rPr>
-                <w:b/>
-              </w:rPr>
-              <w:t xml:space="preserve">DV-132 Request to Extend Long-Term Protective Order, </w:t>
-            </w:r>
-            <w:r>
-              <w:rPr>
-                <w:b/>
-              </w:rPr>
-              <w:t>(</w:t>
-            </w:r>
-            <w:hyperlink r:id="rId228" w:tgtFrame="_blank" w:history="1">
-              <w:r>
-                <w:rPr>
-                  <w:b/>
-                </w:rPr>
-                <w:t>Multiple</w:t>
-              </w:r>
-              <w:r>
-                <w:rPr>
-                  <w:b/>
-                </w:rPr>
-                <w:t xml:space="preserve"> Petitioner</w:t>
-              </w:r>
-            </w:hyperlink>
-            <w:r>
-              <w:rPr>
-                <w:b/>
-              </w:rPr>
-              <w:t>s)</w:t>
-            </w:r>
-            <w:r>
-              <w:rPr>
-                <w:spacing w:val="-2"/>
-              </w:rPr>
-              <w:t xml:space="preserve"> [</w:t>
-            </w:r>
-            <w:hyperlink r:id="rId229" w:history="1">
-              <w:r>
-                <w:rPr>
-                  <w:rStyle w:val="Hyperlink"/>
-                </w:rPr>
-                <w:t>Fill-in PDF</w:t>
-              </w:r>
-            </w:hyperlink>
-            <w:r>
-              <w:rPr>
-                <w:spacing w:val="-2"/>
-              </w:rPr>
-              <w:t>]</w:t>
-            </w:r>
-            <w:r>
-              <w:rPr>
-                <w:spacing w:val="-2"/>
-              </w:rPr>
-              <w:br/>
-            </w:r>
-            <w:hyperlink r:id="rId230" w:history="1">
-              <w:r>
-                <w:rPr>
-                  <w:rStyle w:val="Hyperlink"/>
-                  <w:spacing w:val="0"/>
-                </w:rPr>
-                <w:t>public.courts.alaska.gov/web/forms/docs/dv-132-</w:t>
-              </w:r>
-              <w:r>
-                <w:rPr>
-                  <w:rStyle w:val="Hyperlink"/>
-                  <w:spacing w:val="0"/>
-                </w:rPr>
-                <w:t>multi</w:t>
-              </w:r>
-              <w:r>
-                <w:rPr>
-                  <w:rStyle w:val="Hyperlink"/>
-                  <w:spacing w:val="0"/>
-                </w:rPr>
-                <w:t>.pdf</w:t>
-              </w:r>
-            </w:hyperlink>
-            <w:r>
-              <w:rPr>
-                <w:color w:val="FFC000"/>
-                <w:spacing w:val="-2"/>
-              </w:rPr>
-              <w:t>{% endif %}</w:t>
-            </w:r>
-            <w:r>
-              <w:rPr>
-                <w:spacing w:val="-2"/>
-              </w:rPr>
-              <w:t xml:space="preserve">to ask the court to extend a long-term </w:t>
-            </w:r>
-            <w:r>
-              <w:rPr>
-                <w:spacing w:val="-2"/>
-              </w:rPr>
-              <w:t>{</w:t>
-            </w:r>
-            <w:r>
-              <w:rPr>
-                <w:spacing w:val="-2"/>
-              </w:rPr>
-              <w:t xml:space="preserve">{ </w:t>
-            </w:r>
-            <w:proofErr w:type="spellStart"/>
-            <w:r>
-              <w:rPr>
-                <w:spacing w:val="-2"/>
-              </w:rPr>
-              <w:t>po_order_name</w:t>
-            </w:r>
-            <w:proofErr w:type="spellEnd"/>
-            <w:r>
-              <w:rPr>
-                <w:spacing w:val="-2"/>
-              </w:rPr>
-              <w:t xml:space="preserve"> }</w:t>
-            </w:r>
-            <w:r>
-              <w:rPr>
-                <w:spacing w:val="-2"/>
-              </w:rPr>
-              <w:t>}</w:t>
-            </w:r>
-            <w:r>
-              <w:rPr>
-                <w:spacing w:val="-2"/>
-              </w:rPr>
-              <w:t xml:space="preserve"> Protective Order.</w:t>
-            </w:r>
-            <w:r>
-              <w:rPr>
-                <w:color w:val="FFC000"/>
-                <w:spacing w:val="-2"/>
-              </w:rPr>
-              <w:t>{</w:t>
-            </w:r>
-            <w:r>
-              <w:rPr>
-                <w:color w:val="FFC000"/>
-                <w:spacing w:val="-2"/>
-              </w:rPr>
-              <w:t>% if user_need == 'have po' and ((</w:t>
-            </w:r>
-            <w:proofErr w:type="spellStart"/>
-            <w:r>
-              <w:rPr>
-                <w:color w:val="FFC000"/>
-                <w:spacing w:val="-2"/>
-              </w:rPr>
-              <w:t>petitioner_choices.all_true</w:t>
-            </w:r>
-            <w:proofErr w:type="spellEnd"/>
-            <w:r>
-              <w:rPr>
-                <w:color w:val="FFC000"/>
-                <w:spacing w:val="-2"/>
-              </w:rPr>
-              <w:t xml:space="preserve">('options', exclusive=True) and </w:t>
-            </w:r>
-            <w:proofErr w:type="spellStart"/>
-            <w:r>
-              <w:rPr>
-                <w:color w:val="FFC000"/>
-                <w:spacing w:val="-2"/>
-              </w:rPr>
-              <w:t>also_change</w:t>
-            </w:r>
-            <w:proofErr w:type="spellEnd"/>
-            <w:r>
-              <w:rPr>
-                <w:color w:val="FFC000"/>
-                <w:spacing w:val="-2"/>
-              </w:rPr>
-              <w:t xml:space="preserve">) or </w:t>
-            </w:r>
-            <w:proofErr w:type="spellStart"/>
-            <w:r>
-              <w:rPr>
-                <w:color w:val="FFC000"/>
-                <w:spacing w:val="-2"/>
-              </w:rPr>
-              <w:t>petitioner_choices</w:t>
-            </w:r>
-            <w:proofErr w:type="spellEnd"/>
-            <w:r>
-              <w:rPr>
-                <w:color w:val="FFC000"/>
-                <w:spacing w:val="-2"/>
-              </w:rPr>
-              <w:t>['change'])</w:t>
-            </w:r>
-            <w:r>
-              <w:rPr>
-                <w:color w:val="FFC000"/>
-                <w:spacing w:val="-2"/>
-              </w:rPr>
-              <w:t xml:space="preserve"> %}</w:t>
-            </w:r>
-            <w:r>
-              <w:rPr>
-                <w:spacing w:val="-2"/>
-              </w:rPr>
-              <w:br/>
-            </w:r>
-            <w:r>
-              <w:rPr>
-                <w:spacing w:val="-2"/>
-              </w:rPr>
-              <w:t>If you need the court to change your order as well as extend it, the form includes a place to ask for any changes you may need.</w:t>
-            </w:r>
-            <w:r>
-              <w:rPr>
-                <w:color w:val="FFC000"/>
-                <w:spacing w:val="-2"/>
-              </w:rPr>
-              <w:t>{</w:t>
-            </w:r>
-            <w:r>
-              <w:rPr>
-                <w:color w:val="FFC000"/>
-                <w:spacing w:val="-2"/>
-              </w:rPr>
-              <w:t>% endif</w:t>
-            </w:r>
-            <w:r>
-              <w:rPr>
-                <w:color w:val="FFC000"/>
-                <w:spacing w:val="-2"/>
-              </w:rPr>
-              <w:t xml:space="preserve"> %}</w:t>
-            </w:r>
-            <w:r>
-              <w:rPr>
-                <w:color w:val="FF0000"/>
-                <w:spacing w:val="-2"/>
-              </w:rPr>
-              <w:t>{% endif %}</w:t>
-            </w:r>
-          </w:p>
-          <w:p>
-            <w:pPr>
-              <w:pStyle w:val="Body"/>
-            </w:pPr>
-            <w:r>
-              <w:rPr>
-                <w:color w:val="FF0000"/>
-              </w:rPr>
-              <w:t xml:space="preserve">{% if </w:t>
-            </w:r>
-            <w:r>
-              <w:rPr>
-                <w:color w:val="FF0000"/>
-              </w:rPr>
-              <w:t xml:space="preserve">(user_need == 'have po' and term == 'short' and </w:t>
-            </w:r>
-            <w:proofErr w:type="spellStart"/>
-            <w:r>
-              <w:rPr>
-                <w:color w:val="FF0000"/>
-              </w:rPr>
-              <w:t>request_long</w:t>
-            </w:r>
-            <w:proofErr w:type="spellEnd"/>
-            <w:r>
-              <w:rPr>
-                <w:color w:val="FF0000"/>
-              </w:rPr>
-              <w:t xml:space="preserve"> and </w:t>
-            </w:r>
-            <w:proofErr w:type="spellStart"/>
-            <w:r>
-              <w:rPr>
-                <w:color w:val="FF0000"/>
-              </w:rPr>
-              <w:t>petitioner_choices</w:t>
-            </w:r>
-            <w:proofErr w:type="spellEnd"/>
-            <w:r>
-              <w:rPr>
-                <w:color w:val="FF0000"/>
-              </w:rPr>
-              <w:t xml:space="preserve">['dismiss']) or (user_need == 'po respondent' </w:t>
-            </w:r>
-            <w:r>
-              <w:rPr>
-                <w:color w:val="FF0000"/>
-              </w:rPr>
-              <w:t xml:space="preserve">and ((term == 'short' and </w:t>
-            </w:r>
-            <w:proofErr w:type="spellStart"/>
-            <w:r>
-              <w:rPr>
-                <w:color w:val="FF0000"/>
-              </w:rPr>
-              <w:t>request_long</w:t>
-            </w:r>
-            <w:proofErr w:type="spellEnd"/>
-            <w:r>
-              <w:rPr>
-                <w:color w:val="FF0000"/>
-              </w:rPr>
-              <w:t xml:space="preserve">) or term == 'hearing') </w:t>
-            </w:r>
-            <w:proofErr w:type="spellStart"/>
-            <w:r>
-              <w:rPr>
-                <w:color w:val="FF0000"/>
-              </w:rPr>
-              <w:t>respondent_choices</w:t>
-            </w:r>
-            <w:proofErr w:type="spellEnd"/>
-            <w:r>
-              <w:rPr>
-                <w:color w:val="FF0000"/>
-              </w:rPr>
-              <w:t xml:space="preserve">['dismiss']) </w:t>
-            </w:r>
-            <w:r>
-              <w:rPr>
-                <w:color w:val="FF0000"/>
-              </w:rPr>
-              <w:t>%}</w:t>
-            </w:r>
-            <w:r>
-              <w:t xml:space="preserve">Use </w:t>
-            </w:r>
-            <w:r>
-              <w:rPr>
-                <w:color w:val="FFC000"/>
-              </w:rPr>
-              <w:t>{</w:t>
-            </w:r>
-            <w:r>
-              <w:rPr>
-                <w:color w:val="FFC000"/>
-              </w:rPr>
-              <w:t xml:space="preserve">% if </w:t>
-            </w:r>
-            <w:proofErr w:type="spellStart"/>
-            <w:r>
-              <w:rPr>
-                <w:color w:val="FFC000"/>
-              </w:rPr>
-              <w:t>po_case_type</w:t>
-            </w:r>
-            <w:proofErr w:type="spellEnd"/>
-            <w:r>
-              <w:rPr>
-                <w:color w:val="FFC000"/>
-              </w:rPr>
-              <w:t xml:space="preserve"> in ('1 person', 'stalking', 'sexual assault')</w:t>
-            </w:r>
-            <w:r>
-              <w:rPr>
-                <w:color w:val="FFC000"/>
-              </w:rPr>
-              <w:t xml:space="preserve"> </w:t>
-            </w:r>
-            <w:r>
-              <w:rPr>
-                <w:color w:val="FFC000"/>
-              </w:rPr>
-              <w:t>%</w:t>
-            </w:r>
-            <w:r>
-              <w:rPr>
-                <w:color w:val="FFC000"/>
-              </w:rPr>
-              <w:t>}</w:t>
-            </w:r>
-            <w:r>
-              <w:rPr>
-                <w:b/>
-              </w:rPr>
-              <w:t xml:space="preserve">DV-134 Request to Dismiss Long-Term Petition, </w:t>
-            </w:r>
-            <w:r>
-              <w:rPr>
-                <w:b/>
-              </w:rPr>
-              <w:t>(</w:t>
-            </w:r>
-            <w:hyperlink r:id="rId231" w:tgtFrame="_blank" w:history="1">
-              <w:r>
-                <w:rPr>
-                  <w:b/>
-                </w:rPr>
-                <w:t>One Petitioner</w:t>
-              </w:r>
-            </w:hyperlink>
-            <w:r>
-              <w:rPr>
-                <w:b/>
-              </w:rPr>
-              <w:t>)</w:t>
-            </w:r>
-            <w:r>
-              <w:t xml:space="preserve"> [</w:t>
-            </w:r>
-            <w:hyperlink r:id="rId232" w:history="1">
-              <w:r>
-                <w:rPr>
-                  <w:rStyle w:val="Hyperlink"/>
-                </w:rPr>
-                <w:t>Fill-in PDF</w:t>
-              </w:r>
-            </w:hyperlink>
-            <w:r>
-              <w:t>]</w:t>
-            </w:r>
-            <w:r>
-              <w:br/>
-            </w:r>
-            <w:hyperlink r:id="rId233" w:history="1">
-              <w:r>
-                <w:rPr>
-                  <w:rStyle w:val="Hyperlink"/>
-                  <w:spacing w:val="0"/>
-                </w:rPr>
-                <w:t>public.courts.alaska.gov/web/forms/docs/dv-134-one.pdf</w:t>
-              </w:r>
-            </w:hyperlink>
-            <w:r>
-              <w:rPr>
-                <w:color w:val="FFC000"/>
-              </w:rPr>
-              <w:t xml:space="preserve"> {% </w:t>
-            </w:r>
-            <w:r>
-              <w:rPr>
-                <w:color w:val="FFC000"/>
-              </w:rPr>
-              <w:t>el</w:t>
-            </w:r>
-            <w:r>
-              <w:rPr>
-                <w:color w:val="FFC000"/>
-              </w:rPr>
-              <w:t xml:space="preserve">if </w:t>
-            </w:r>
-            <w:proofErr w:type="spellStart"/>
-            <w:r>
-              <w:rPr>
-                <w:color w:val="FFC000"/>
-              </w:rPr>
-              <w:t>po_case_type</w:t>
-            </w:r>
-            <w:proofErr w:type="spellEnd"/>
-            <w:r>
-              <w:rPr>
-                <w:color w:val="FFC000"/>
-              </w:rPr>
-              <w:t xml:space="preserve"> == 'more than 1'</w:t>
-            </w:r>
-            <w:r>
-              <w:rPr>
-                <w:color w:val="FFC000"/>
-              </w:rPr>
-              <w:t xml:space="preserve"> </w:t>
-            </w:r>
-            <w:r>
-              <w:rPr>
-                <w:color w:val="FFC000"/>
-              </w:rPr>
-              <w:t>%}</w:t>
-            </w:r>
-            <w:r>
-              <w:rPr>
-                <w:b/>
-              </w:rPr>
-              <w:t xml:space="preserve">DV-134 Request to Dismiss Long-Term Petition, </w:t>
-            </w:r>
-            <w:r>
-              <w:rPr>
-                <w:b/>
-              </w:rPr>
-              <w:t>(</w:t>
-            </w:r>
-            <w:hyperlink r:id="rId234" w:tgtFrame="_blank" w:history="1">
-              <w:r>
-                <w:rPr>
-                  <w:b/>
-                </w:rPr>
-                <w:t>Multiple</w:t>
-              </w:r>
-              <w:r>
-                <w:rPr>
-                  <w:b/>
-                </w:rPr>
-                <w:t xml:space="preserve"> Petitioner</w:t>
-              </w:r>
-            </w:hyperlink>
-            <w:r>
-              <w:rPr>
-                <w:b/>
-              </w:rPr>
-              <w:t>s)</w:t>
-            </w:r>
-            <w:r>
-              <w:t xml:space="preserve"> [</w:t>
-            </w:r>
-            <w:hyperlink r:id="rId235" w:history="1">
-              <w:r>
-                <w:rPr>
-                  <w:rStyle w:val="Hyperlink"/>
-                </w:rPr>
-                <w:t>Fill-in PDF</w:t>
-              </w:r>
-            </w:hyperlink>
-            <w:r>
-              <w:t>]</w:t>
-            </w:r>
-            <w:r>
-              <w:br/>
-            </w:r>
-            <w:r>
-              <w:rPr>
-                <w:color w:val="FFC000"/>
-              </w:rPr>
-              <w:lastRenderedPageBreak/>
-              <w:t>https://</w:t>
-            </w:r>
-            <w:hyperlink r:id="rId236" w:history="1">
-              <w:r>
-                <w:rPr>
-                  <w:rStyle w:val="Hyperlink"/>
-                  <w:spacing w:val="0"/>
-                </w:rPr>
-                <w:t>public.courts.alaska.gov/web/forms/docs/dv-134-multi.pdf</w:t>
-              </w:r>
-            </w:hyperlink>
-            <w:r>
-              <w:rPr>
-                <w:color w:val="FFC000"/>
-              </w:rPr>
-              <w:t>{% endif %}</w:t>
-            </w:r>
-            <w:r>
-              <w:t xml:space="preserve">to ask the court to dismiss a petition for a long-term </w:t>
             </w:r>
             <w:r>
               <w:rPr>
                 <w:b/>
                 <w:bCs/>
               </w:rPr>
+              <w:t>Response to Request to Modify, Extend, or Dissolve Protective Order (Multiple petitioners)</w:t>
+            </w:r>
+            <w:r>
+              <w:t>[</w:t>
+            </w:r>
+            <w:hyperlink r:id="rId239" w:history="1">
+              <w:r>
+                <w:rPr>
+                  <w:rStyle w:val="Hyperlink"/>
+                  <w:spacing w:val="0"/>
+                </w:rPr>
+                <w:t xml:space="preserve"> Fill-in</w:t>
+              </w:r>
+              <w:r>
+                <w:rPr>
+                  <w:rStyle w:val="Hyperlink"/>
+                  <w:spacing w:val="0"/>
+                </w:rPr>
+                <w:t xml:space="preserve"> PDF</w:t>
+              </w:r>
+            </w:hyperlink>
+            <w:r>
+              <w:t>]</w:t>
+            </w:r>
+            <w:r>
+              <w:br/>
+            </w:r>
+            <w:hyperlink r:id="rId240" w:history="1">
+              <w:r>
+                <w:rPr>
+                  <w:rStyle w:val="Hyperlink"/>
+                  <w:spacing w:val="0"/>
+                </w:rPr>
+                <w:t>public.courts.alaska.gov/web/forms/docs/dv-140-multi.pdf</w:t>
+              </w:r>
+            </w:hyperlink>
+            <w:r>
+              <w:rPr>
+                <w:color w:val="FFC000"/>
+              </w:rPr>
               <w:t>{</w:t>
+            </w:r>
+            <w:r>
+              <w:rPr>
+                <w:color w:val="FFC000"/>
+              </w:rPr>
+              <w:t>% endif</w:t>
+            </w:r>
+            <w:r>
+              <w:rPr>
+                <w:color w:val="FFC000"/>
+              </w:rPr>
+              <w:t xml:space="preserve"> %}</w:t>
+            </w:r>
+            <w:r>
+              <w:t xml:space="preserve"> to respond if </w:t>
+            </w:r>
+            <w:r>
+              <w:t>the</w:t>
+            </w:r>
+            <w:r>
+              <w:t xml:space="preserve"> other side files a motion to change or end a </w:t>
             </w:r>
             <w:r>
               <w:rPr>
                 <w:b/>
                 <w:bCs/>
               </w:rPr>
-              <w:t xml:space="preserve">{ </w:t>
-            </w:r>
-            <w:proofErr w:type="spellStart"/>
+              <w:t>{</w:t>
+            </w:r>
             <w:r>
               <w:rPr>
                 <w:b/>
                 <w:bCs/>
               </w:rPr>
-              <w:t>po_order_name</w:t>
-            </w:r>
-            <w:proofErr w:type="spellEnd"/>
-            <w:r>
-              <w:rPr>
-                <w:b/>
-                <w:bCs/>
-              </w:rPr>
-              <w:t xml:space="preserve"> </w:t>
-            </w:r>
-            <w:r>
-              <w:rPr>
-                <w:b/>
-                <w:bCs/>
-              </w:rPr>
-              <w:t>}</w:t>
-            </w:r>
-            <w:r>
-              <w:rPr>
-                <w:b/>
-                <w:bCs/>
-              </w:rPr>
-              <w:t>} Protective Order</w:t>
-            </w:r>
-            <w:r>
-              <w:t>.</w:t>
-            </w:r>
-          </w:p>
-          <w:p>
-            <w:pPr>
-              <w:pStyle w:val="Body"/>
-            </w:pPr>
-            <w:r>
-              <w:rPr>
-                <w:color w:val="FF0000"/>
-              </w:rPr>
-              <w:t>{% endif %}</w:t>
-            </w:r>
-            <w:r>
-              <w:rPr>
-                <w:color w:val="FF0000"/>
-              </w:rPr>
-              <w:t xml:space="preserve">{% if (user_need == 'have po' and </w:t>
-            </w:r>
-            <w:proofErr w:type="spellStart"/>
-            <w:r>
-              <w:rPr>
-                <w:color w:val="FF0000"/>
-              </w:rPr>
-              <w:t>petitioner_choices</w:t>
-            </w:r>
-            <w:proofErr w:type="spellEnd"/>
-            <w:r>
-              <w:rPr>
-                <w:color w:val="FF0000"/>
-              </w:rPr>
-              <w:t xml:space="preserve">['respond']) or (user_need == 'po respondent' </w:t>
-            </w:r>
-            <w:r>
-              <w:rPr>
-                <w:color w:val="FF0000"/>
-              </w:rPr>
-              <w:t xml:space="preserve">and term in ('short', 'long') and </w:t>
-            </w:r>
-            <w:proofErr w:type="spellStart"/>
-            <w:r>
-              <w:rPr>
-                <w:color w:val="FF0000"/>
-              </w:rPr>
-              <w:t>respondent_choices.any_true</w:t>
-            </w:r>
-            <w:proofErr w:type="spellEnd"/>
-            <w:r>
-              <w:rPr>
-                <w:color w:val="FF0000"/>
-              </w:rPr>
-              <w:t>('respond', 'respond to extend')) %}</w:t>
-            </w:r>
-            <w:r>
-              <w:t xml:space="preserve">Use </w:t>
-            </w:r>
-            <w:r>
-              <w:rPr>
-                <w:color w:val="FFC000"/>
-              </w:rPr>
-              <w:t xml:space="preserve">{% if </w:t>
-            </w:r>
-            <w:proofErr w:type="spellStart"/>
-            <w:r>
-              <w:rPr>
-                <w:color w:val="FFC000"/>
-              </w:rPr>
-              <w:t>po_case_type</w:t>
-            </w:r>
-            <w:proofErr w:type="spellEnd"/>
-            <w:r>
-              <w:rPr>
-                <w:color w:val="FFC000"/>
-              </w:rPr>
-              <w:t xml:space="preserve"> in ('1 person', 'stalking', 'sexual assault')</w:t>
-            </w:r>
-            <w:r>
-              <w:rPr>
-                <w:color w:val="FFC000"/>
-              </w:rPr>
-              <w:t xml:space="preserve"> %}</w:t>
-            </w:r>
-            <w:r>
-              <w:rPr>
-                <w:b/>
-                <w:bCs/>
-              </w:rPr>
-              <w:t>Response to Request to Modify, Extend, or Dissolve Protective Order (One petitioner</w:t>
-            </w:r>
-            <w:r>
-              <w:rPr>
-                <w:b/>
-                <w:bCs/>
-              </w:rPr>
-              <w:t>)</w:t>
-            </w:r>
-            <w:r>
-              <w:t xml:space="preserve"> </w:t>
-            </w:r>
-            <w:hyperlink r:id="rId237" w:history="1">
-              <w:r>
-                <w:rPr>
-                  <w:rStyle w:val="Hyperlink"/>
-                  <w:spacing w:val="0"/>
-                </w:rPr>
-                <w:t>[</w:t>
-              </w:r>
-              <w:r>
-                <w:rPr>
-                  <w:rStyle w:val="Hyperlink"/>
-                  <w:spacing w:val="0"/>
-                </w:rPr>
-                <w:t>Fill-in</w:t>
-              </w:r>
-              <w:r>
-                <w:rPr>
-                  <w:rStyle w:val="Hyperlink"/>
-                  <w:spacing w:val="0"/>
-                </w:rPr>
-                <w:t xml:space="preserve"> PDF</w:t>
-              </w:r>
-            </w:hyperlink>
-            <w:r>
-              <w:t>]</w:t>
-            </w:r>
-            <w:r>
-              <w:br/>
-            </w:r>
-            <w:hyperlink r:id="rId238" w:history="1">
-              <w:r>
-                <w:rPr>
-                  <w:rStyle w:val="Hyperlink"/>
-                  <w:spacing w:val="0"/>
-                </w:rPr>
-                <w:t>public.courts.alaska.gov/web/forms/docs/dv-140-one.pdf</w:t>
-              </w:r>
-            </w:hyperlink>
-            <w:r>
-              <w:rPr>
-                <w:color w:val="FFC000"/>
-              </w:rPr>
-              <w:t xml:space="preserve">{% elif </w:t>
-            </w:r>
-            <w:proofErr w:type="spellStart"/>
-            <w:r>
-              <w:rPr>
-                <w:color w:val="FFC000"/>
-              </w:rPr>
-              <w:t>po_case_type</w:t>
-            </w:r>
-            <w:proofErr w:type="spellEnd"/>
-            <w:r>
-              <w:rPr>
-                <w:color w:val="FFC000"/>
-              </w:rPr>
-              <w:t xml:space="preserve"> == 'more than 1'</w:t>
-            </w:r>
-            <w:r>
-              <w:rPr>
-                <w:color w:val="FFC000"/>
-              </w:rPr>
-              <w:t xml:space="preserve"> %}</w:t>
-            </w:r>
-            <w:r>
-              <w:rPr>
-                <w:b/>
-                <w:bCs/>
-              </w:rPr>
-              <w:t>Response to Request to Modify, Extend, or Dissolve Protective Order (Multiple petitioners)</w:t>
-            </w:r>
-            <w:r>
-              <w:t>[</w:t>
-            </w:r>
-            <w:hyperlink r:id="rId239" w:history="1">
-              <w:r>
-                <w:rPr>
-                  <w:rStyle w:val="Hyperlink"/>
-                  <w:spacing w:val="0"/>
-                </w:rPr>
-                <w:t xml:space="preserve"> Fill-in</w:t>
-              </w:r>
-              <w:r>
-                <w:rPr>
-                  <w:rStyle w:val="Hyperlink"/>
-                  <w:spacing w:val="0"/>
-                </w:rPr>
-                <w:t xml:space="preserve"> PDF</w:t>
-              </w:r>
-            </w:hyperlink>
-            <w:r>
-              <w:t>]</w:t>
-            </w:r>
-            <w:r>
-              <w:br/>
-            </w:r>
-            <w:hyperlink r:id="rId240" w:history="1">
-              <w:r>
-                <w:rPr>
-                  <w:rStyle w:val="Hyperlink"/>
-                  <w:spacing w:val="0"/>
-                </w:rPr>
-                <w:t>public.courts.alaska.gov/web/forms/docs/dv-140-multi.pdf</w:t>
-              </w:r>
-            </w:hyperlink>
-            <w:r>
-              <w:rPr>
-                <w:color w:val="FFC000"/>
-              </w:rPr>
-              <w:t>{</w:t>
-            </w:r>
-            <w:r>
-              <w:rPr>
-                <w:color w:val="FFC000"/>
-              </w:rPr>
-              <w:t>% endif</w:t>
-            </w:r>
-            <w:r>
-              <w:rPr>
-                <w:color w:val="FFC000"/>
-              </w:rPr>
-              <w:t xml:space="preserve"> %}</w:t>
-            </w:r>
-            <w:r>
-              <w:t xml:space="preserve"> to respond if </w:t>
-            </w:r>
-            <w:r>
-              <w:t>the</w:t>
-            </w:r>
-            <w:r>
-              <w:t xml:space="preserve"> other side files a motion to change or end a </w:t>
-            </w:r>
-            <w:r>
-              <w:rPr>
-                <w:b/>
-                <w:bCs/>
-              </w:rPr>
-              <w:t>{</w:t>
-            </w:r>
-            <w:r>
-              <w:rPr>
-                <w:b/>
-                <w:bCs/>
-              </w:rPr>
-              <w:t xml:space="preserve">{ </w:t>
-            </w:r>
-            <w:proofErr w:type="spellStart"/>
-            <w:r>
-              <w:rPr>
-                <w:b/>
-                <w:bCs/>
-              </w:rPr>
-              <w:t>po_order_name</w:t>
-            </w:r>
-            <w:proofErr w:type="spellEnd"/>
-            <w:r>
-              <w:rPr>
-                <w:b/>
-                <w:bCs/>
-              </w:rPr>
-              <w:t xml:space="preserve"> }</w:t>
+              <w:t>{ po_order_name }</w:t>
             </w:r>
             <w:r>
               <w:rPr>
@@ -13527,324 +11608,176 @@
               <w:rPr>
                 <w:color w:val="FFC000"/>
               </w:rPr>
-              <w:t xml:space="preserve">user_need == 'want po' or </w:t>
-            </w:r>
-            <w:proofErr w:type="spellStart"/>
+              <w:t>user_need == 'want po' or has_expired</w:t>
+            </w:r>
+            <w:r>
+              <w:rPr>
+                <w:color w:val="FF0000"/>
+              </w:rPr>
+              <w:t>) and (</w:t>
+            </w:r>
             <w:r>
               <w:rPr>
                 <w:color w:val="FFC000"/>
               </w:rPr>
-              <w:t>has_expired</w:t>
-            </w:r>
-            <w:proofErr w:type="spellEnd"/>
+              <w:t>who_needs_the_order == 'self' or (who_needs_the_order in('child', 'self and child', 'children', 'self and children') and petitioner_related_to_child != 'other')</w:t>
+            </w:r>
             <w:r>
               <w:rPr>
                 <w:color w:val="FF0000"/>
               </w:rPr>
               <w:t>) and (</w:t>
             </w:r>
-            <w:proofErr w:type="spellStart"/>
             <w:r>
               <w:rPr>
                 <w:color w:val="FFC000"/>
               </w:rPr>
-              <w:t>who_needs_the_order</w:t>
-            </w:r>
-            <w:proofErr w:type="spellEnd"/>
+              <w:t>(</w:t>
+            </w:r>
+            <w:r>
+              <w:rPr>
+                <w:color w:val="92D050"/>
+              </w:rPr>
+              <w:t>relationship_qualifies and dv_crime in('yes', 'yes one', 'yes both', 'yes more', 'yes some', 'yes all')</w:t>
+            </w:r>
             <w:r>
               <w:rPr>
                 <w:color w:val="FFC000"/>
               </w:rPr>
-              <w:t xml:space="preserve"> == 'self' or (</w:t>
-            </w:r>
-            <w:proofErr w:type="spellStart"/>
+              <w:t>) or (</w:t>
+            </w:r>
+            <w:r>
+              <w:rPr>
+                <w:color w:val="92D050"/>
+              </w:rPr>
+              <w:t>no_qualifying_relationship and other_po in('stalked', 'sexual contact')</w:t>
+            </w:r>
             <w:r>
               <w:rPr>
                 <w:color w:val="FFC000"/>
               </w:rPr>
-              <w:t>who_needs_the_order</w:t>
-            </w:r>
-            <w:proofErr w:type="spellEnd"/>
+              <w:t>)</w:t>
+            </w:r>
+            <w:r>
+              <w:rPr>
+                <w:color w:val="FF0000"/>
+              </w:rPr>
+              <w:t>)</w:t>
+            </w:r>
+            <w:r>
+              <w:rPr>
+                <w:color w:val="C00000"/>
+              </w:rPr>
+              <w:t xml:space="preserve">) </w:t>
+            </w:r>
+            <w:r>
+              <w:rPr>
+                <w:color w:val="C00000"/>
+              </w:rPr>
+              <w:t>or (</w:t>
+            </w:r>
+            <w:r>
+              <w:rPr>
+                <w:color w:val="FF0000"/>
+              </w:rPr>
+              <w:t>(</w:t>
+            </w:r>
             <w:r>
               <w:rPr>
                 <w:color w:val="FFC000"/>
               </w:rPr>
-              <w:t xml:space="preserve"> in('child', 'self and child', 'children', 'self and children') and petitioner_related_to_child != 'other')</w:t>
-            </w:r>
-            <w:r>
-              <w:rPr>
-                <w:color w:val="FF0000"/>
-              </w:rPr>
-              <w:t>) and (</w:t>
+              <w:t>user_need == 'have po' and (</w:t>
+            </w:r>
+            <w:r>
+              <w:rPr>
+                <w:color w:val="92D050"/>
+              </w:rPr>
+              <w:t>petitioner_choices.any_true('change', 'end', 'respond') or (</w:t>
+            </w:r>
+            <w:r>
+              <w:rPr>
+                <w:color w:val="00B050"/>
+              </w:rPr>
+              <w:t>term == 'short' and request_long and petitioner_choices['dismiss']</w:t>
+            </w:r>
+            <w:r>
+              <w:rPr>
+                <w:color w:val="92D050"/>
+              </w:rPr>
+              <w:t>) or (</w:t>
+            </w:r>
+            <w:r>
+              <w:rPr>
+                <w:color w:val="00B050"/>
+              </w:rPr>
+              <w:t>petitioner_choices['options'] and not petitioner_choices['change'] and also_change</w:t>
+            </w:r>
+            <w:r>
+              <w:rPr>
+                <w:color w:val="92D050"/>
+              </w:rPr>
+              <w:t>) or (</w:t>
+            </w:r>
+            <w:r>
+              <w:rPr>
+                <w:color w:val="00B050"/>
+              </w:rPr>
+              <w:t xml:space="preserve">term == 'long' and </w:t>
+            </w:r>
+            <w:r>
+              <w:rPr>
+                <w:color w:val="00B050"/>
+              </w:rPr>
+              <w:lastRenderedPageBreak/>
+              <w:t>petitioner_choices ['extend'] and (</w:t>
+            </w:r>
+            <w:r>
+              <w:rPr>
+                <w:color w:val="00B0F0"/>
+              </w:rPr>
+              <w:t>not expired or (</w:t>
+            </w:r>
+            <w:r>
+              <w:rPr>
+                <w:color w:val="0070C0"/>
+              </w:rPr>
+              <w:t>expired and expired_days_ago == 'less than 60 days'</w:t>
+            </w:r>
+            <w:r>
+              <w:rPr>
+                <w:color w:val="00B0F0"/>
+              </w:rPr>
+              <w:t>)</w:t>
+            </w:r>
+            <w:r>
+              <w:rPr>
+                <w:color w:val="00B050"/>
+              </w:rPr>
+              <w:t>)</w:t>
+            </w:r>
+            <w:r>
+              <w:rPr>
+                <w:color w:val="92D050"/>
+              </w:rPr>
+              <w:t>)</w:t>
             </w:r>
             <w:r>
               <w:rPr>
                 <w:color w:val="FFC000"/>
               </w:rPr>
-              <w:t>(</w:t>
-            </w:r>
-            <w:proofErr w:type="spellStart"/>
-            <w:r>
-              <w:rPr>
-                <w:color w:val="92D050"/>
-              </w:rPr>
-              <w:t>relationship_qualifies</w:t>
-            </w:r>
-            <w:proofErr w:type="spellEnd"/>
-            <w:r>
-              <w:rPr>
-                <w:color w:val="92D050"/>
-              </w:rPr>
-              <w:t xml:space="preserve"> and dv_crime in('yes', 'yes one', 'yes both', 'yes more', 'yes some', 'yes all')</w:t>
+              <w:t>)</w:t>
+            </w:r>
+            <w:r>
+              <w:rPr>
+                <w:color w:val="FF0000"/>
+              </w:rPr>
+              <w:t>) or (</w:t>
             </w:r>
             <w:r>
               <w:rPr>
                 <w:color w:val="FFC000"/>
               </w:rPr>
-              <w:t>) or (</w:t>
-            </w:r>
-            <w:proofErr w:type="spellStart"/>
-            <w:r>
-              <w:rPr>
-                <w:color w:val="92D050"/>
-              </w:rPr>
-              <w:t>no_qualifying_relationship</w:t>
-            </w:r>
-            <w:proofErr w:type="spellEnd"/>
-            <w:r>
-              <w:rPr>
-                <w:color w:val="92D050"/>
-              </w:rPr>
-              <w:t xml:space="preserve"> and other_po in('stalked', 'sexual contact')</w:t>
-            </w:r>
-            <w:r>
-              <w:rPr>
-                <w:color w:val="FFC000"/>
-              </w:rPr>
-              <w:t>)</w:t>
-            </w:r>
-            <w:r>
-              <w:rPr>
-                <w:color w:val="FF0000"/>
-              </w:rPr>
-              <w:t>)</w:t>
-            </w:r>
-            <w:r>
-              <w:rPr>
-                <w:color w:val="C00000"/>
-              </w:rPr>
-              <w:t xml:space="preserve">) </w:t>
-            </w:r>
-            <w:r>
-              <w:rPr>
-                <w:color w:val="C00000"/>
-              </w:rPr>
-              <w:t>or (</w:t>
-            </w:r>
-            <w:r>
-              <w:rPr>
-                <w:color w:val="FF0000"/>
-              </w:rPr>
-              <w:t>(</w:t>
-            </w:r>
-            <w:r>
-              <w:rPr>
-                <w:color w:val="FFC000"/>
-              </w:rPr>
-              <w:t>user_need == 'have po' and (</w:t>
-            </w:r>
-            <w:proofErr w:type="spellStart"/>
-            <w:r>
-              <w:rPr>
-                <w:color w:val="92D050"/>
-              </w:rPr>
-              <w:t>petitioner_choices.any_true</w:t>
-            </w:r>
-            <w:proofErr w:type="spellEnd"/>
-            <w:r>
-              <w:rPr>
-                <w:color w:val="92D050"/>
-              </w:rPr>
-              <w:t>('change', 'end', 'respond') or (</w:t>
-            </w:r>
-            <w:r>
-              <w:rPr>
-                <w:color w:val="00B050"/>
-              </w:rPr>
-              <w:t xml:space="preserve">term == 'short' and </w:t>
-            </w:r>
-            <w:proofErr w:type="spellStart"/>
-            <w:r>
-              <w:rPr>
-                <w:color w:val="00B050"/>
-              </w:rPr>
-              <w:t>request_long</w:t>
-            </w:r>
-            <w:proofErr w:type="spellEnd"/>
-            <w:r>
-              <w:rPr>
-                <w:color w:val="00B050"/>
-              </w:rPr>
-              <w:t xml:space="preserve"> and </w:t>
-            </w:r>
-            <w:proofErr w:type="spellStart"/>
-            <w:r>
-              <w:rPr>
-                <w:color w:val="00B050"/>
-              </w:rPr>
-              <w:t>petitioner_choices</w:t>
-            </w:r>
-            <w:proofErr w:type="spellEnd"/>
-            <w:r>
-              <w:rPr>
-                <w:color w:val="00B050"/>
-              </w:rPr>
-              <w:t>['dismiss']</w:t>
-            </w:r>
-            <w:r>
-              <w:rPr>
-                <w:color w:val="92D050"/>
-              </w:rPr>
-              <w:t>) or (</w:t>
-            </w:r>
-            <w:proofErr w:type="spellStart"/>
-            <w:r>
-              <w:rPr>
-                <w:color w:val="00B050"/>
-              </w:rPr>
-              <w:t>petitioner_choices</w:t>
-            </w:r>
-            <w:proofErr w:type="spellEnd"/>
-            <w:r>
-              <w:rPr>
-                <w:color w:val="00B050"/>
-              </w:rPr>
-              <w:t xml:space="preserve">['options'] and not </w:t>
-            </w:r>
-            <w:proofErr w:type="spellStart"/>
-            <w:r>
-              <w:rPr>
-                <w:color w:val="00B050"/>
-              </w:rPr>
-              <w:t>petitioner_choices</w:t>
-            </w:r>
-            <w:proofErr w:type="spellEnd"/>
-            <w:r>
-              <w:rPr>
-                <w:color w:val="00B050"/>
-              </w:rPr>
-              <w:t xml:space="preserve">['change'] and </w:t>
-            </w:r>
-            <w:proofErr w:type="spellStart"/>
-            <w:r>
-              <w:rPr>
-                <w:color w:val="00B050"/>
-              </w:rPr>
-              <w:t>also_change</w:t>
-            </w:r>
-            <w:proofErr w:type="spellEnd"/>
-            <w:r>
-              <w:rPr>
-                <w:color w:val="92D050"/>
-              </w:rPr>
-              <w:t>) or (</w:t>
-            </w:r>
-            <w:r>
-              <w:rPr>
-                <w:color w:val="00B050"/>
-              </w:rPr>
-              <w:t xml:space="preserve">term == 'long' and </w:t>
-            </w:r>
-            <w:proofErr w:type="spellStart"/>
-            <w:r>
-              <w:rPr>
-                <w:color w:val="00B050"/>
-              </w:rPr>
-              <w:lastRenderedPageBreak/>
-              <w:t>petitioner_choices</w:t>
-            </w:r>
-            <w:proofErr w:type="spellEnd"/>
-            <w:r>
-              <w:rPr>
-                <w:color w:val="00B050"/>
-              </w:rPr>
-              <w:t xml:space="preserve"> ['extend'] and (</w:t>
-            </w:r>
-            <w:r>
-              <w:rPr>
-                <w:color w:val="00B0F0"/>
-              </w:rPr>
-              <w:t>not expired or (</w:t>
-            </w:r>
-            <w:r>
-              <w:rPr>
-                <w:color w:val="0070C0"/>
-              </w:rPr>
-              <w:t xml:space="preserve">expired and </w:t>
-            </w:r>
-            <w:proofErr w:type="spellStart"/>
-            <w:r>
-              <w:rPr>
-                <w:color w:val="0070C0"/>
-              </w:rPr>
-              <w:t>expired_days_ago</w:t>
-            </w:r>
-            <w:proofErr w:type="spellEnd"/>
-            <w:r>
-              <w:rPr>
-                <w:color w:val="0070C0"/>
-              </w:rPr>
-              <w:t xml:space="preserve"> == 'less than 60 days'</w:t>
-            </w:r>
-            <w:r>
-              <w:rPr>
-                <w:color w:val="00B0F0"/>
-              </w:rPr>
-              <w:t>)</w:t>
-            </w:r>
-            <w:r>
-              <w:rPr>
-                <w:color w:val="00B050"/>
-              </w:rPr>
-              <w:t>)</w:t>
-            </w:r>
-            <w:r>
-              <w:rPr>
-                <w:color w:val="92D050"/>
-              </w:rPr>
-              <w:t>)</w:t>
-            </w:r>
-            <w:r>
-              <w:rPr>
-                <w:color w:val="FFC000"/>
-              </w:rPr>
-              <w:t>)</w:t>
-            </w:r>
-            <w:r>
-              <w:rPr>
-                <w:color w:val="FF0000"/>
-              </w:rPr>
-              <w:t>) or (</w:t>
-            </w:r>
-            <w:r>
-              <w:rPr>
-                <w:color w:val="FFC000"/>
-              </w:rPr>
-              <w:t xml:space="preserve">user_need == 'po respondent' and term in('short', 'long') and </w:t>
-            </w:r>
-            <w:proofErr w:type="spellStart"/>
-            <w:r>
-              <w:rPr>
-                <w:color w:val="FFC000"/>
-              </w:rPr>
-              <w:t>respondent_choices.any_true</w:t>
-            </w:r>
-            <w:proofErr w:type="spellEnd"/>
-            <w:r>
-              <w:rPr>
-                <w:color w:val="FFC000"/>
-              </w:rPr>
-              <w:t>()</w:t>
+              <w:t>user_need == 'po respondent' and term in('short', 'long') and respondent_choices.any_true()</w:t>
             </w:r>
             <w:r>
               <w:rPr>
@@ -13885,19 +11818,15 @@
             <w:r>
               <w:br/>
             </w:r>
-            <w:proofErr w:type="spellStart"/>
             <w:r>
               <w:t>true_filing_questions.yml</w:t>
             </w:r>
-            <w:proofErr w:type="spellEnd"/>
             <w:r>
               <w:t xml:space="preserve"> </w:t>
             </w:r>
-            <w:proofErr w:type="spellStart"/>
             <w:r>
               <w:t>truefiling_step</w:t>
             </w:r>
-            <w:proofErr w:type="spellEnd"/>
           </w:p>
         </w:tc>
       </w:tr>
@@ -14270,17 +12199,8 @@
                   <w:rStyle w:val="Hyperlink"/>
                   <w:spacing w:val="0"/>
                 </w:rPr>
-                <w:t>courts.alaska.gov/</w:t>
-              </w:r>
-              <w:proofErr w:type="spellStart"/>
-              <w:r>
-                <w:rPr>
-                  <w:rStyle w:val="Hyperlink"/>
-                  <w:spacing w:val="0"/>
-                </w:rPr>
-                <w:t>efile</w:t>
-              </w:r>
-              <w:proofErr w:type="spellEnd"/>
+                <w:t>courts.alaska.gov/efile</w:t>
+              </w:r>
             </w:hyperlink>
           </w:p>
           <w:p>
@@ -14374,95 +12294,49 @@
               <w:rPr>
                 <w:color w:val="FFC000"/>
               </w:rPr>
-              <w:t xml:space="preserve">user_need == 'want po' or </w:t>
-            </w:r>
-            <w:proofErr w:type="spellStart"/>
+              <w:t>user_need == 'want po' or has_expired</w:t>
+            </w:r>
+            <w:r>
+              <w:rPr>
+                <w:color w:val="FF0000"/>
+              </w:rPr>
+              <w:t>) and (</w:t>
+            </w:r>
             <w:r>
               <w:rPr>
                 <w:color w:val="FFC000"/>
               </w:rPr>
-              <w:t>has_expired</w:t>
-            </w:r>
-            <w:proofErr w:type="spellEnd"/>
+              <w:t>who_needs_the_order == 'self' or (who_needs_the_order in('child', 'self and child', 'children', 'self and children') and petitioner_related_to_child != 'other')</w:t>
+            </w:r>
             <w:r>
               <w:rPr>
                 <w:color w:val="FF0000"/>
               </w:rPr>
               <w:t>) and (</w:t>
             </w:r>
-            <w:proofErr w:type="spellStart"/>
             <w:r>
               <w:rPr>
                 <w:color w:val="FFC000"/>
               </w:rPr>
-              <w:t>who_needs_the_order</w:t>
-            </w:r>
-            <w:proofErr w:type="spellEnd"/>
+              <w:t>(</w:t>
+            </w:r>
+            <w:r>
+              <w:rPr>
+                <w:color w:val="92D050"/>
+              </w:rPr>
+              <w:t>relationship_qualifies and dv_crime in('yes', 'yes one', 'yes both', 'yes more', 'yes some', 'yes all')</w:t>
+            </w:r>
             <w:r>
               <w:rPr>
                 <w:color w:val="FFC000"/>
               </w:rPr>
-              <w:t xml:space="preserve"> == 'self' or (</w:t>
-            </w:r>
-            <w:proofErr w:type="spellStart"/>
-            <w:r>
-              <w:rPr>
-                <w:color w:val="FFC000"/>
-              </w:rPr>
-              <w:t>who_needs_the_order</w:t>
-            </w:r>
-            <w:proofErr w:type="spellEnd"/>
-            <w:r>
-              <w:rPr>
-                <w:color w:val="FFC000"/>
-              </w:rPr>
-              <w:t xml:space="preserve"> in('child', 'self and child', 'children', 'self and children') and petitioner_related_to_child != 'other')</w:t>
-            </w:r>
-            <w:r>
-              <w:rPr>
-                <w:color w:val="FF0000"/>
-              </w:rPr>
-              <w:t>) and (</w:t>
-            </w:r>
-            <w:r>
-              <w:rPr>
-                <w:color w:val="FFC000"/>
-              </w:rPr>
-              <w:t>(</w:t>
-            </w:r>
-            <w:proofErr w:type="spellStart"/>
+              <w:t>) or (</w:t>
+            </w:r>
             <w:r>
               <w:rPr>
                 <w:color w:val="92D050"/>
               </w:rPr>
-              <w:t>relationship_qualifies</w:t>
-            </w:r>
-            <w:proofErr w:type="spellEnd"/>
-            <w:r>
-              <w:rPr>
-                <w:color w:val="92D050"/>
-              </w:rPr>
-              <w:t xml:space="preserve"> and dv_crime in('yes', 'yes one', 'yes both', 'yes more', 'yes some', 'yes all')</w:t>
-            </w:r>
-            <w:r>
-              <w:rPr>
-                <w:color w:val="FFC000"/>
-              </w:rPr>
-              <w:t>) or (</w:t>
-            </w:r>
-            <w:proofErr w:type="spellStart"/>
-            <w:r>
-              <w:rPr>
-                <w:color w:val="92D050"/>
-              </w:rPr>
-              <w:t>no_qualifying_relationship</w:t>
-            </w:r>
-            <w:proofErr w:type="spellEnd"/>
-            <w:r>
-              <w:rPr>
-                <w:color w:val="92D050"/>
-              </w:rPr>
-              <w:t xml:space="preserve"> and other_po </w:t>
+              <w:t xml:space="preserve">no_qualifying_relationship and other_po </w:t>
             </w:r>
             <w:r>
               <w:rPr>
@@ -14509,12 +12383,10 @@
             <w:pPr>
               <w:pStyle w:val="Body"/>
             </w:pPr>
-            <w:proofErr w:type="spellStart"/>
             <w:r>
               <w:lastRenderedPageBreak/>
               <w:t>serve_respondent_po_step</w:t>
             </w:r>
-            <w:proofErr w:type="spellEnd"/>
             <w:r>
               <w:br/>
               <w:t>first draft January 30, 2026</w:t>
@@ -14594,7 +12466,18 @@
                 <w:t>CourtView</w:t>
               </w:r>
             </w:hyperlink>
-            <w:hyperlink r:id="rId254" w:history="1"/>
+            <w:hyperlink r:id="rId254" w:history="1">
+              <w:r>
+                <w:rPr>
+                  <w:rStyle w:val="Hyperlink"/>
+                  <w:rFonts w:ascii="Arial" w:eastAsia="Arial" w:hAnsi="Arial" w:cs="Arial"/>
+                  <w:spacing w:val="0"/>
+                  <w:sz w:val="22"/>
+                  <w:szCs w:val="22"/>
+                </w:rPr>
+                <w:t>https://records.courts.alaska.gov/eaccess/home.page.2</w:t>
+              </w:r>
+            </w:hyperlink>
             <w:r>
               <w:t xml:space="preserve">. It may take up to 72 hours for this information to be updated. </w:t>
             </w:r>
@@ -14696,23 +12579,7 @@
                   <w:rStyle w:val="Hyperlink"/>
                   <w:spacing w:val="0"/>
                 </w:rPr>
-                <w:t>records.courts.alaska.gov/</w:t>
-              </w:r>
-              <w:proofErr w:type="spellStart"/>
-              <w:r>
-                <w:rPr>
-                  <w:rStyle w:val="Hyperlink"/>
-                  <w:spacing w:val="0"/>
-                </w:rPr>
-                <w:t>eaccess</w:t>
-              </w:r>
-              <w:proofErr w:type="spellEnd"/>
-              <w:r>
-                <w:rPr>
-                  <w:rStyle w:val="Hyperlink"/>
-                  <w:spacing w:val="0"/>
-                </w:rPr>
-                <w:t>/home.page.2</w:t>
+                <w:t>records.courts.alaska.gov/eaccess/home.page.2</w:t>
               </w:r>
             </w:hyperlink>
           </w:p>
@@ -14823,121 +12690,41 @@
               </w:rPr>
               <w:t>user_need == 'have po' and (</w:t>
             </w:r>
-            <w:proofErr w:type="spellStart"/>
             <w:r>
               <w:rPr>
                 <w:color w:val="92D050"/>
               </w:rPr>
-              <w:t>petitioner_choices.any_true</w:t>
-            </w:r>
-            <w:proofErr w:type="spellEnd"/>
+              <w:t>petitioner_choices.any_true('change', 'end', 'respond') or (</w:t>
+            </w:r>
+            <w:r>
+              <w:rPr>
+                <w:color w:val="00B050"/>
+              </w:rPr>
+              <w:t>term == 'short' and request_long and petitioner_choices['dismiss']</w:t>
+            </w:r>
             <w:r>
               <w:rPr>
                 <w:color w:val="92D050"/>
               </w:rPr>
-              <w:t>('change', 'end', 'respond') or (</w:t>
+              <w:t>) or (</w:t>
             </w:r>
             <w:r>
               <w:rPr>
                 <w:color w:val="00B050"/>
               </w:rPr>
-              <w:t xml:space="preserve">term == 'short' and </w:t>
-            </w:r>
-            <w:proofErr w:type="spellStart"/>
+              <w:t>petitioner_choices['options'] and not petitioner_choices['change'] and also_change</w:t>
+            </w:r>
+            <w:r>
+              <w:rPr>
+                <w:color w:val="92D050"/>
+              </w:rPr>
+              <w:t>) or (</w:t>
+            </w:r>
             <w:r>
               <w:rPr>
                 <w:color w:val="00B050"/>
               </w:rPr>
-              <w:t>request_long</w:t>
-            </w:r>
-            <w:proofErr w:type="spellEnd"/>
-            <w:r>
-              <w:rPr>
-                <w:color w:val="00B050"/>
-              </w:rPr>
-              <w:t xml:space="preserve"> and </w:t>
-            </w:r>
-            <w:proofErr w:type="spellStart"/>
-            <w:r>
-              <w:rPr>
-                <w:color w:val="00B050"/>
-              </w:rPr>
-              <w:t>petitioner_choices</w:t>
-            </w:r>
-            <w:proofErr w:type="spellEnd"/>
-            <w:r>
-              <w:rPr>
-                <w:color w:val="00B050"/>
-              </w:rPr>
-              <w:t>['dismiss']</w:t>
-            </w:r>
-            <w:r>
-              <w:rPr>
-                <w:color w:val="92D050"/>
-              </w:rPr>
-              <w:t>) or (</w:t>
-            </w:r>
-            <w:proofErr w:type="spellStart"/>
-            <w:r>
-              <w:rPr>
-                <w:color w:val="00B050"/>
-              </w:rPr>
-              <w:t>petitioner_choices</w:t>
-            </w:r>
-            <w:proofErr w:type="spellEnd"/>
-            <w:r>
-              <w:rPr>
-                <w:color w:val="00B050"/>
-              </w:rPr>
-              <w:t xml:space="preserve">['options'] and not </w:t>
-            </w:r>
-            <w:proofErr w:type="spellStart"/>
-            <w:r>
-              <w:rPr>
-                <w:color w:val="00B050"/>
-              </w:rPr>
-              <w:t>petitioner_choices</w:t>
-            </w:r>
-            <w:proofErr w:type="spellEnd"/>
-            <w:r>
-              <w:rPr>
-                <w:color w:val="00B050"/>
-              </w:rPr>
-              <w:t xml:space="preserve">['change'] and </w:t>
-            </w:r>
-            <w:proofErr w:type="spellStart"/>
-            <w:r>
-              <w:rPr>
-                <w:color w:val="00B050"/>
-              </w:rPr>
-              <w:t>also_change</w:t>
-            </w:r>
-            <w:proofErr w:type="spellEnd"/>
-            <w:r>
-              <w:rPr>
-                <w:color w:val="92D050"/>
-              </w:rPr>
-              <w:t>) or (</w:t>
-            </w:r>
-            <w:r>
-              <w:rPr>
-                <w:color w:val="00B050"/>
-              </w:rPr>
-              <w:t xml:space="preserve">term == 'long' and </w:t>
-            </w:r>
-            <w:proofErr w:type="spellStart"/>
-            <w:r>
-              <w:rPr>
-                <w:color w:val="00B050"/>
-              </w:rPr>
-              <w:t>petitioner_choices</w:t>
-            </w:r>
-            <w:proofErr w:type="spellEnd"/>
-            <w:r>
-              <w:rPr>
-                <w:color w:val="00B050"/>
-              </w:rPr>
-              <w:t xml:space="preserve"> ['extend'] and (</w:t>
+              <w:t>term == 'long' and petitioner_choices ['extend'] and (</w:t>
             </w:r>
             <w:r>
               <w:rPr>
@@ -14949,21 +12736,7 @@
               <w:rPr>
                 <w:color w:val="0070C0"/>
               </w:rPr>
-              <w:t xml:space="preserve">expired and </w:t>
-            </w:r>
-            <w:proofErr w:type="spellStart"/>
-            <w:r>
-              <w:rPr>
-                <w:color w:val="0070C0"/>
-              </w:rPr>
-              <w:t>expired_days_ago</w:t>
-            </w:r>
-            <w:proofErr w:type="spellEnd"/>
-            <w:r>
-              <w:rPr>
-                <w:color w:val="0070C0"/>
-              </w:rPr>
-              <w:t xml:space="preserve"> == 'less than 60 days'</w:t>
+              <w:t>expired and expired_days_ago == 'less than 60 days'</w:t>
             </w:r>
             <w:r>
               <w:rPr>
@@ -15009,11 +12782,9 @@
             <w:pPr>
               <w:pStyle w:val="Body"/>
             </w:pPr>
-            <w:proofErr w:type="spellStart"/>
             <w:r>
               <w:t>truefiling_service_step</w:t>
             </w:r>
-            <w:proofErr w:type="spellEnd"/>
           </w:p>
           <w:p>
             <w:pPr>
@@ -15063,7 +12834,7 @@
               <w:rPr>
                 <w:noProof/>
               </w:rPr>
-              <w:t>12</w:t>
+              <w:t>13</w:t>
             </w:r>
             <w:r>
               <w:fldChar w:fldCharType="end"/>
@@ -15573,17 +13344,8 @@
                   <w:rStyle w:val="Hyperlink"/>
                   <w:spacing w:val="0"/>
                 </w:rPr>
-                <w:t>courts.alaska.gov/shc/family/</w:t>
-              </w:r>
-              <w:proofErr w:type="spellStart"/>
-              <w:r>
-                <w:rPr>
-                  <w:rStyle w:val="Hyperlink"/>
-                  <w:spacing w:val="0"/>
-                </w:rPr>
-                <w:t>serve.htm#not-truefiling-serve</w:t>
-              </w:r>
-              <w:proofErr w:type="spellEnd"/>
+                <w:t>courts.alaska.gov/shc/family/serve.htm#not-truefiling-serve</w:t>
+              </w:r>
             </w:hyperlink>
           </w:p>
           <w:p>
@@ -15647,23 +13409,7 @@
                   <w:rStyle w:val="Hyperlink"/>
                   <w:spacing w:val="0"/>
                 </w:rPr>
-                <w:t>courts.alaska.gov/</w:t>
-              </w:r>
-              <w:proofErr w:type="spellStart"/>
-              <w:r>
-                <w:rPr>
-                  <w:rStyle w:val="Hyperlink"/>
-                  <w:spacing w:val="0"/>
-                </w:rPr>
-                <w:t>efile</w:t>
-              </w:r>
-              <w:proofErr w:type="spellEnd"/>
-              <w:r>
-                <w:rPr>
-                  <w:rStyle w:val="Hyperlink"/>
-                  <w:spacing w:val="0"/>
-                </w:rPr>
-                <w:t>/faq.htm</w:t>
+                <w:t>courts.alaska.gov/efile/faq.htm</w:t>
               </w:r>
             </w:hyperlink>
           </w:p>
@@ -15734,21 +13480,7 @@
               <w:rPr>
                 <w:color w:val="FFC000"/>
               </w:rPr>
-              <w:t xml:space="preserve">user_need == 'po respondent' and term in('short', 'long') and </w:t>
-            </w:r>
-            <w:proofErr w:type="spellStart"/>
-            <w:r>
-              <w:rPr>
-                <w:color w:val="FFC000"/>
-              </w:rPr>
-              <w:t>respondent_choices.any_true</w:t>
-            </w:r>
-            <w:proofErr w:type="spellEnd"/>
-            <w:r>
-              <w:rPr>
-                <w:color w:val="FFC000"/>
-              </w:rPr>
-              <w:t>()</w:t>
+              <w:t>user_need == 'po respondent' and term in('short', 'long') and respondent_choices.any_true()</w:t>
             </w:r>
             <w:r>
               <w:rPr>
@@ -15817,7 +13549,7 @@
               <w:rPr>
                 <w:noProof/>
               </w:rPr>
-              <w:t>12</w:t>
+              <w:t>14</w:t>
             </w:r>
             <w:r>
               <w:fldChar w:fldCharType="end"/>
@@ -15914,95 +13646,49 @@
               <w:rPr>
                 <w:color w:val="FFC000"/>
               </w:rPr>
-              <w:t xml:space="preserve">user_need == 'want po' or </w:t>
-            </w:r>
-            <w:proofErr w:type="spellStart"/>
+              <w:t>user_need == 'want po' or has_expired</w:t>
+            </w:r>
+            <w:r>
+              <w:rPr>
+                <w:color w:val="FF0000"/>
+              </w:rPr>
+              <w:t>) and (</w:t>
+            </w:r>
             <w:r>
               <w:rPr>
                 <w:color w:val="FFC000"/>
               </w:rPr>
-              <w:t>has_expired</w:t>
-            </w:r>
-            <w:proofErr w:type="spellEnd"/>
+              <w:t>who_needs_the_order == 'self' or (who_needs_the_order in('child', 'self and child', 'children', 'self and children') and petitioner_related_to_child != 'other')</w:t>
+            </w:r>
             <w:r>
               <w:rPr>
                 <w:color w:val="FF0000"/>
               </w:rPr>
               <w:t>) and (</w:t>
             </w:r>
-            <w:proofErr w:type="spellStart"/>
             <w:r>
               <w:rPr>
                 <w:color w:val="FFC000"/>
               </w:rPr>
-              <w:t>who_needs_the_order</w:t>
-            </w:r>
-            <w:proofErr w:type="spellEnd"/>
+              <w:t>(</w:t>
+            </w:r>
+            <w:r>
+              <w:rPr>
+                <w:color w:val="92D050"/>
+              </w:rPr>
+              <w:t>relationship_qualifies and dv_crime in('yes', 'yes one', 'yes both', 'yes more', 'yes some', 'yes all')</w:t>
+            </w:r>
             <w:r>
               <w:rPr>
                 <w:color w:val="FFC000"/>
               </w:rPr>
-              <w:t xml:space="preserve"> == 'self' or (</w:t>
-            </w:r>
-            <w:proofErr w:type="spellStart"/>
-            <w:r>
-              <w:rPr>
-                <w:color w:val="FFC000"/>
-              </w:rPr>
-              <w:t>who_needs_the_order</w:t>
-            </w:r>
-            <w:proofErr w:type="spellEnd"/>
-            <w:r>
-              <w:rPr>
-                <w:color w:val="FFC000"/>
-              </w:rPr>
-              <w:t xml:space="preserve"> in('child', 'self and child', 'children', 'self and children') and petitioner_related_to_child != 'other')</w:t>
-            </w:r>
-            <w:r>
-              <w:rPr>
-                <w:color w:val="FF0000"/>
-              </w:rPr>
-              <w:t>) and (</w:t>
-            </w:r>
-            <w:r>
-              <w:rPr>
-                <w:color w:val="FFC000"/>
-              </w:rPr>
-              <w:t>(</w:t>
-            </w:r>
-            <w:proofErr w:type="spellStart"/>
+              <w:t>) or (</w:t>
+            </w:r>
             <w:r>
               <w:rPr>
                 <w:color w:val="92D050"/>
               </w:rPr>
-              <w:t>relationship_qualifies</w:t>
-            </w:r>
-            <w:proofErr w:type="spellEnd"/>
-            <w:r>
-              <w:rPr>
-                <w:color w:val="92D050"/>
-              </w:rPr>
-              <w:t xml:space="preserve"> and dv_crime in('yes', 'yes one', 'yes both', 'yes more', 'yes some', 'yes all')</w:t>
-            </w:r>
-            <w:r>
-              <w:rPr>
-                <w:color w:val="FFC000"/>
-              </w:rPr>
-              <w:t>) or (</w:t>
-            </w:r>
-            <w:proofErr w:type="spellStart"/>
-            <w:r>
-              <w:rPr>
-                <w:color w:val="92D050"/>
-              </w:rPr>
-              <w:t>no_qualifying_relationship</w:t>
-            </w:r>
-            <w:proofErr w:type="spellEnd"/>
-            <w:r>
-              <w:rPr>
-                <w:color w:val="92D050"/>
-              </w:rPr>
-              <w:t xml:space="preserve"> and other_po in('stalked', 'sexual contact')</w:t>
+              <w:t>no_qualifying_relationship and other_po in('stalked', 'sexual contact')</w:t>
             </w:r>
             <w:r>
               <w:rPr>
@@ -16047,197 +13733,89 @@
               <w:lastRenderedPageBreak/>
               <w:t>and (</w:t>
             </w:r>
-            <w:proofErr w:type="spellStart"/>
             <w:r>
               <w:rPr>
                 <w:color w:val="92D050"/>
               </w:rPr>
-              <w:t>petitioner_choices.any_true</w:t>
-            </w:r>
-            <w:proofErr w:type="spellEnd"/>
+              <w:t>petitioner_choices.any_true('change', 'end', 'respond') or (</w:t>
+            </w:r>
+            <w:r>
+              <w:rPr>
+                <w:color w:val="00B050"/>
+              </w:rPr>
+              <w:t>term == 'short' and request_long and petitioner_choices['dismiss']</w:t>
+            </w:r>
             <w:r>
               <w:rPr>
                 <w:color w:val="92D050"/>
               </w:rPr>
-              <w:t>('change', 'end', 'respond') or (</w:t>
+              <w:t>) or (</w:t>
             </w:r>
             <w:r>
               <w:rPr>
                 <w:color w:val="00B050"/>
               </w:rPr>
-              <w:t xml:space="preserve">term == 'short' and </w:t>
-            </w:r>
-            <w:proofErr w:type="spellStart"/>
+              <w:t>petitioner_choices['options'] and not petitioner_choices['change'] and also_change</w:t>
+            </w:r>
+            <w:r>
+              <w:rPr>
+                <w:color w:val="92D050"/>
+              </w:rPr>
+              <w:t>) or (</w:t>
+            </w:r>
             <w:r>
               <w:rPr>
                 <w:color w:val="00B050"/>
               </w:rPr>
-              <w:t>request_long</w:t>
-            </w:r>
-            <w:proofErr w:type="spellEnd"/>
+              <w:t>term == 'long' and petitioner_choices ['extend'] and (</w:t>
+            </w:r>
+            <w:r>
+              <w:rPr>
+                <w:color w:val="00B0F0"/>
+              </w:rPr>
+              <w:t>not expired or (</w:t>
+            </w:r>
+            <w:r>
+              <w:rPr>
+                <w:color w:val="0070C0"/>
+              </w:rPr>
+              <w:t>expired and expired_days_ago == 'less than 60 days'</w:t>
+            </w:r>
+            <w:r>
+              <w:rPr>
+                <w:color w:val="00B0F0"/>
+              </w:rPr>
+              <w:t>)</w:t>
+            </w:r>
             <w:r>
               <w:rPr>
                 <w:color w:val="00B050"/>
               </w:rPr>
-              <w:t xml:space="preserve"> and </w:t>
-            </w:r>
-            <w:proofErr w:type="spellStart"/>
-            <w:r>
-              <w:rPr>
-                <w:color w:val="00B050"/>
-              </w:rPr>
-              <w:t>petitioner_choices</w:t>
-            </w:r>
-            <w:proofErr w:type="spellEnd"/>
-            <w:r>
-              <w:rPr>
-                <w:color w:val="00B050"/>
-              </w:rPr>
-              <w:t>['dismiss']</w:t>
+              <w:t>)</w:t>
             </w:r>
             <w:r>
               <w:rPr>
                 <w:color w:val="92D050"/>
               </w:rPr>
+              <w:t>)</w:t>
+            </w:r>
+            <w:r>
+              <w:rPr>
+                <w:color w:val="FFC000"/>
+              </w:rPr>
+              <w:t>)</w:t>
+            </w:r>
+            <w:r>
+              <w:rPr>
+                <w:color w:val="FF0000"/>
+              </w:rPr>
               <w:t>) or (</w:t>
             </w:r>
-            <w:proofErr w:type="spellStart"/>
-            <w:r>
-              <w:rPr>
-                <w:color w:val="00B050"/>
-              </w:rPr>
-              <w:t>petitioner_choices</w:t>
-            </w:r>
-            <w:proofErr w:type="spellEnd"/>
-            <w:r>
-              <w:rPr>
-                <w:color w:val="00B050"/>
-              </w:rPr>
-              <w:t xml:space="preserve">['options'] and not </w:t>
-            </w:r>
-            <w:proofErr w:type="spellStart"/>
-            <w:r>
-              <w:rPr>
-                <w:color w:val="00B050"/>
-              </w:rPr>
-              <w:t>petitioner_choices</w:t>
-            </w:r>
-            <w:proofErr w:type="spellEnd"/>
-            <w:r>
-              <w:rPr>
-                <w:color w:val="00B050"/>
-              </w:rPr>
-              <w:t xml:space="preserve">['change'] and </w:t>
-            </w:r>
-            <w:proofErr w:type="spellStart"/>
-            <w:r>
-              <w:rPr>
-                <w:color w:val="00B050"/>
-              </w:rPr>
-              <w:t>also_change</w:t>
-            </w:r>
-            <w:proofErr w:type="spellEnd"/>
-            <w:r>
-              <w:rPr>
-                <w:color w:val="92D050"/>
-              </w:rPr>
-              <w:t>) or (</w:t>
-            </w:r>
-            <w:r>
-              <w:rPr>
-                <w:color w:val="00B050"/>
-              </w:rPr>
-              <w:t xml:space="preserve">term == 'long' and </w:t>
-            </w:r>
-            <w:proofErr w:type="spellStart"/>
-            <w:r>
-              <w:rPr>
-                <w:color w:val="00B050"/>
-              </w:rPr>
-              <w:t>petitioner_choices</w:t>
-            </w:r>
-            <w:proofErr w:type="spellEnd"/>
-            <w:r>
-              <w:rPr>
-                <w:color w:val="00B050"/>
-              </w:rPr>
-              <w:t xml:space="preserve"> ['extend'] and (</w:t>
-            </w:r>
-            <w:r>
-              <w:rPr>
-                <w:color w:val="00B0F0"/>
-              </w:rPr>
-              <w:t>not expired or (</w:t>
-            </w:r>
-            <w:r>
-              <w:rPr>
-                <w:color w:val="0070C0"/>
-              </w:rPr>
-              <w:t xml:space="preserve">expired and </w:t>
-            </w:r>
-            <w:proofErr w:type="spellStart"/>
-            <w:r>
-              <w:rPr>
-                <w:color w:val="0070C0"/>
-              </w:rPr>
-              <w:t>expired_days_ago</w:t>
-            </w:r>
-            <w:proofErr w:type="spellEnd"/>
-            <w:r>
-              <w:rPr>
-                <w:color w:val="0070C0"/>
-              </w:rPr>
-              <w:t xml:space="preserve"> == 'less than 60 days'</w:t>
-            </w:r>
-            <w:r>
-              <w:rPr>
-                <w:color w:val="00B0F0"/>
-              </w:rPr>
-              <w:t>)</w:t>
-            </w:r>
-            <w:r>
-              <w:rPr>
-                <w:color w:val="00B050"/>
-              </w:rPr>
-              <w:t>)</w:t>
-            </w:r>
-            <w:r>
-              <w:rPr>
-                <w:color w:val="92D050"/>
-              </w:rPr>
-              <w:t>)</w:t>
-            </w:r>
             <w:r>
               <w:rPr>
                 <w:color w:val="FFC000"/>
               </w:rPr>
-              <w:t>)</w:t>
-            </w:r>
-            <w:r>
-              <w:rPr>
-                <w:color w:val="FF0000"/>
-              </w:rPr>
-              <w:t>) or (</w:t>
-            </w:r>
-            <w:r>
-              <w:rPr>
-                <w:color w:val="FFC000"/>
-              </w:rPr>
-              <w:t xml:space="preserve">user_need == 'po respondent' and term in('short', 'long') and </w:t>
-            </w:r>
-            <w:proofErr w:type="spellStart"/>
-            <w:r>
-              <w:rPr>
-                <w:color w:val="FFC000"/>
-              </w:rPr>
-              <w:t>respondent_choices.any_true</w:t>
-            </w:r>
-            <w:proofErr w:type="spellEnd"/>
-            <w:r>
-              <w:rPr>
-                <w:color w:val="FFC000"/>
-              </w:rPr>
-              <w:t>()</w:t>
+              <w:t>user_need == 'po respondent' and term in('short', 'long') and respondent_choices.any_true()</w:t>
             </w:r>
             <w:r>
               <w:rPr>
@@ -16283,7 +13861,6 @@
             <w:pPr>
               <w:pStyle w:val="Body"/>
             </w:pPr>
-            <w:proofErr w:type="spellStart"/>
             <w:r>
               <w:lastRenderedPageBreak/>
               <w:t>prepare_fo</w:t>
@@ -16294,7 +13871,6 @@
             <w:r>
               <w:t>hearing_petitioner_step</w:t>
             </w:r>
-            <w:proofErr w:type="spellEnd"/>
             <w:r>
               <w:br/>
             </w:r>
@@ -16345,7 +13921,7 @@
               <w:rPr>
                 <w:noProof/>
               </w:rPr>
-              <w:t>12</w:t>
+              <w:t>15</w:t>
             </w:r>
             <w:r>
               <w:fldChar w:fldCharType="end"/>
@@ -16416,16 +13992,8 @@
               <w:rPr>
                 <w:color w:val="FF0000"/>
               </w:rPr>
-              <w:t xml:space="preserve">or </w:t>
-            </w:r>
-            <w:proofErr w:type="spellStart"/>
-            <w:r>
-              <w:rPr>
-                <w:color w:val="FF0000"/>
-              </w:rPr>
-              <w:t>has_expired</w:t>
-            </w:r>
-            <w:proofErr w:type="spellEnd"/>
+              <w:t>or has_expired</w:t>
+            </w:r>
             <w:r>
               <w:rPr>
                 <w:color w:val="FF0000"/>
@@ -16460,218 +14028,118 @@
               <w:rPr>
                 <w:color w:val="FFC000"/>
               </w:rPr>
-              <w:t xml:space="preserve">or </w:t>
-            </w:r>
-            <w:proofErr w:type="spellStart"/>
+              <w:t>or has_expired</w:t>
+            </w:r>
             <w:r>
               <w:rPr>
                 <w:color w:val="FFC000"/>
               </w:rPr>
-              <w:t>has_expired</w:t>
-            </w:r>
-            <w:proofErr w:type="spellEnd"/>
+              <w:t xml:space="preserve"> </w:t>
+            </w:r>
             <w:r>
               <w:rPr>
                 <w:color w:val="FFC000"/>
               </w:rPr>
+              <w:t>%}</w:t>
+            </w:r>
+            <w:r>
+              <w:t>Some courts will hold a heari</w:t>
+            </w:r>
+            <w:r>
+              <w:t xml:space="preserve">ng before deciding </w:t>
+            </w:r>
+            <w:r>
+              <w:t>your 20-day petition.</w:t>
+            </w:r>
+            <w:r>
               <w:t xml:space="preserve"> </w:t>
             </w:r>
             <w:r>
+              <w:t>Prepare for your 20-day</w:t>
+            </w:r>
+            <w:r>
               <w:rPr>
                 <w:color w:val="FFC000"/>
               </w:rPr>
-              <w:t>%}</w:t>
-            </w:r>
-            <w:r>
-              <w:t>Some courts will hold a heari</w:t>
-            </w:r>
-            <w:r>
-              <w:t xml:space="preserve">ng before deciding </w:t>
-            </w:r>
-            <w:r>
-              <w:t>your 20-day petition.</w:t>
-            </w:r>
-            <w:r>
+              <w:t>{% el</w:t>
+            </w:r>
+            <w:r>
+              <w:rPr>
+                <w:color w:val="FFC000"/>
+              </w:rPr>
+              <w:t xml:space="preserve">if </w:t>
+            </w:r>
+            <w:r>
+              <w:rPr>
+                <w:color w:val="FFC000"/>
+              </w:rPr>
+              <w:t xml:space="preserve">user_need == 'have po' </w:t>
+            </w:r>
+            <w:r>
+              <w:rPr>
+                <w:color w:val="FFC000"/>
+              </w:rPr>
+              <w:t>and not has_expired</w:t>
+            </w:r>
+            <w:r>
+              <w:rPr>
+                <w:color w:val="FFC000"/>
+              </w:rPr>
+              <w:t xml:space="preserve"> %}</w:t>
+            </w:r>
+            <w:r>
+              <w:t>Prepare for your</w:t>
+            </w:r>
+            <w:r>
+              <w:rPr>
+                <w:color w:val="FF0000"/>
+              </w:rPr>
               <w:t xml:space="preserve"> </w:t>
             </w:r>
             <w:r>
-              <w:t>Prepare for your 20-day</w:t>
+              <w:t>long term</w:t>
             </w:r>
             <w:r>
               <w:rPr>
                 <w:color w:val="FFC000"/>
               </w:rPr>
-              <w:t>{% el</w:t>
+              <w:t>{% endif %}</w:t>
+            </w:r>
+            <w:r>
+              <w:t xml:space="preserve"> hearing by reading </w:t>
+            </w:r>
+            <w:r>
+              <w:rPr>
+                <w:b/>
+              </w:rPr>
+              <w:t>How to Represent Yourself in Alaska's Domestic Violence Protective Order Process</w:t>
+            </w:r>
+            <w:r>
+              <w:t xml:space="preserve">, </w:t>
+            </w:r>
+            <w:hyperlink r:id="rId273" w:history="1">
+              <w:r>
+                <w:rPr>
+                  <w:rStyle w:val="Hyperlink"/>
+                  <w:spacing w:val="0"/>
+                </w:rPr>
+                <w:t>PUB-22</w:t>
+              </w:r>
+            </w:hyperlink>
+            <w:r>
+              <w:t xml:space="preserve">. </w:t>
             </w:r>
             <w:r>
               <w:rPr>
                 <w:color w:val="FFC000"/>
               </w:rPr>
-              <w:t xml:space="preserve">if </w:t>
+              <w:t xml:space="preserve">{% if </w:t>
             </w:r>
             <w:r>
               <w:rPr>
                 <w:color w:val="FFC000"/>
               </w:rPr>
-              <w:t xml:space="preserve">user_need == 'have po' </w:t>
-            </w:r>
-            <w:r>
-              <w:rPr>
-                <w:color w:val="FFC000"/>
-              </w:rPr>
-              <w:t xml:space="preserve">and not </w:t>
-            </w:r>
-            <w:proofErr w:type="spellStart"/>
-            <w:r>
-              <w:rPr>
-                <w:color w:val="FFC000"/>
-              </w:rPr>
-              <w:t>has_expired</w:t>
-            </w:r>
-            <w:proofErr w:type="spellEnd"/>
-            <w:r>
-              <w:rPr>
-                <w:color w:val="FFC000"/>
-              </w:rPr>
-              <w:t xml:space="preserve"> %}</w:t>
-            </w:r>
-            <w:r>
-              <w:t>Prepare for your</w:t>
-            </w:r>
-            <w:r>
-              <w:rPr>
-                <w:color w:val="FF0000"/>
-              </w:rPr>
-              <w:t xml:space="preserve"> </w:t>
-            </w:r>
-            <w:r>
-              <w:t>long term</w:t>
-            </w:r>
-            <w:r>
-              <w:rPr>
-                <w:color w:val="FFC000"/>
-              </w:rPr>
-              <w:t>{% endif %}</w:t>
-            </w:r>
-            <w:r>
-              <w:t xml:space="preserve"> hearing by reading </w:t>
-            </w:r>
-            <w:r>
-              <w:rPr>
-                <w:b/>
-              </w:rPr>
-              <w:t>How to Represent Yourself in Alaska's Domestic Violence Protective Order Process</w:t>
-            </w:r>
-            <w:r>
-              <w:t xml:space="preserve">, </w:t>
-            </w:r>
-            <w:hyperlink r:id="rId273" w:history="1">
-              <w:r>
-                <w:rPr>
-                  <w:rStyle w:val="Hyperlink"/>
-                  <w:spacing w:val="0"/>
-                </w:rPr>
-                <w:t>PUB-22</w:t>
-              </w:r>
-            </w:hyperlink>
-            <w:r>
-              <w:t xml:space="preserve">. </w:t>
-            </w:r>
-            <w:r>
-              <w:rPr>
-                <w:color w:val="FFC000"/>
-              </w:rPr>
-              <w:t xml:space="preserve">{% if </w:t>
-            </w:r>
-            <w:r>
-              <w:rPr>
-                <w:color w:val="FFC000"/>
-              </w:rPr>
-              <w:t xml:space="preserve">((user_need == 'want po' or </w:t>
-            </w:r>
-            <w:proofErr w:type="spellStart"/>
-            <w:r>
-              <w:rPr>
-                <w:color w:val="FFC000"/>
-              </w:rPr>
-              <w:t>has_expired</w:t>
-            </w:r>
-            <w:proofErr w:type="spellEnd"/>
-            <w:r>
-              <w:rPr>
-                <w:color w:val="FFC000"/>
-              </w:rPr>
-              <w:t>) and (</w:t>
-            </w:r>
-            <w:proofErr w:type="spellStart"/>
-            <w:r>
-              <w:rPr>
-                <w:color w:val="FFC000"/>
-              </w:rPr>
-              <w:t>protective_order_for_one</w:t>
-            </w:r>
-            <w:proofErr w:type="spellEnd"/>
-            <w:r>
-              <w:rPr>
-                <w:color w:val="FFC000"/>
-              </w:rPr>
-              <w:t xml:space="preserve"> or </w:t>
-            </w:r>
-            <w:proofErr w:type="spellStart"/>
-            <w:r>
-              <w:rPr>
-                <w:color w:val="FFC000"/>
-              </w:rPr>
-              <w:t>protective_order_for_more</w:t>
-            </w:r>
-            <w:proofErr w:type="spellEnd"/>
-            <w:r>
-              <w:rPr>
-                <w:color w:val="FFC000"/>
-              </w:rPr>
-              <w:t xml:space="preserve">)) or ((user_need == 'have po' and not </w:t>
-            </w:r>
-            <w:proofErr w:type="spellStart"/>
-            <w:r>
-              <w:rPr>
-                <w:color w:val="FFC000"/>
-              </w:rPr>
-              <w:t>has_expired</w:t>
-            </w:r>
-            <w:proofErr w:type="spellEnd"/>
-            <w:r>
-              <w:rPr>
-                <w:color w:val="FFC000"/>
-              </w:rPr>
-              <w:t xml:space="preserve">) and </w:t>
-            </w:r>
-            <w:proofErr w:type="spellStart"/>
-            <w:r>
-              <w:rPr>
-                <w:color w:val="FFC000"/>
-              </w:rPr>
-              <w:t>po_case_type</w:t>
-            </w:r>
-            <w:proofErr w:type="spellEnd"/>
-            <w:r>
-              <w:rPr>
-                <w:color w:val="FFC000"/>
-              </w:rPr>
-              <w:t xml:space="preserve"> in('1 </w:t>
-            </w:r>
-            <w:proofErr w:type="spellStart"/>
-            <w:r>
-              <w:rPr>
-                <w:color w:val="FFC000"/>
-              </w:rPr>
-              <w:t>person','more</w:t>
-            </w:r>
-            <w:proofErr w:type="spellEnd"/>
-            <w:r>
-              <w:rPr>
-                <w:color w:val="FFC000"/>
-              </w:rPr>
-              <w:t xml:space="preserve"> than 1'))</w:t>
+              <w:t>((user_need == 'want po' or has_expired) and (protective_order_for_one or protective_order_for_more)) or ((user_need == 'have po' and not has_expired) and po_case_type in('1 person','more than 1'))</w:t>
             </w:r>
             <w:r>
               <w:rPr>
@@ -16794,19 +14262,11 @@
               </w:rPr>
               <w:t xml:space="preserve">{% if </w:t>
             </w:r>
-            <w:proofErr w:type="spellStart"/>
             <w:r>
               <w:rPr>
                 <w:color w:val="FFC000"/>
               </w:rPr>
-              <w:t>po_case_type</w:t>
-            </w:r>
-            <w:proofErr w:type="spellEnd"/>
-            <w:r>
-              <w:rPr>
-                <w:color w:val="FFC000"/>
-              </w:rPr>
-              <w:t xml:space="preserve"> in('1 person', 'more than 1')</w:t>
+              <w:t>po_case_type in('1 person', 'more than 1')</w:t>
             </w:r>
             <w:r>
               <w:rPr>
@@ -17050,106 +14510,84 @@
               </w:rPr>
               <w:t>(</w:t>
             </w:r>
-            <w:proofErr w:type="spellStart"/>
             <w:r>
               <w:rPr>
                 <w:color w:val="00B0F0"/>
               </w:rPr>
-              <w:t>who_needs_the_order</w:t>
-            </w:r>
-            <w:proofErr w:type="spellEnd"/>
+              <w:t>who_needs_the_order == 'self' and self_related_to_abuser['have child'] and self_related_to_abuser.all_false('married', 'divorced'</w:t>
+            </w:r>
+            <w:r>
+              <w:rPr>
+                <w:color w:val="00B050"/>
+              </w:rPr>
+              <w:t>)) or (</w:t>
+            </w:r>
             <w:r>
               <w:rPr>
                 <w:color w:val="00B0F0"/>
               </w:rPr>
-              <w:t xml:space="preserve"> == 'self' and </w:t>
-            </w:r>
-            <w:proofErr w:type="spellStart"/>
+              <w:t xml:space="preserve">who_needs_the_order in ('self and child', 'self </w:t>
+            </w:r>
             <w:r>
               <w:rPr>
                 <w:color w:val="00B0F0"/>
               </w:rPr>
-              <w:t>self_related_to_abuser</w:t>
-            </w:r>
-            <w:proofErr w:type="spellEnd"/>
-            <w:r>
-              <w:rPr>
-                <w:color w:val="00B0F0"/>
-              </w:rPr>
-              <w:t xml:space="preserve">['have child'] and </w:t>
-            </w:r>
-            <w:proofErr w:type="spellStart"/>
-            <w:r>
-              <w:rPr>
-                <w:color w:val="00B0F0"/>
-              </w:rPr>
-              <w:t>self_related_to_abuser.all_false</w:t>
-            </w:r>
-            <w:proofErr w:type="spellEnd"/>
-            <w:r>
-              <w:rPr>
-                <w:color w:val="00B0F0"/>
-              </w:rPr>
-              <w:t>('married', 'divorced'</w:t>
+              <w:lastRenderedPageBreak/>
+              <w:t>and children') and petitioner_related_to_child == 'parent' and po_against_other_parent and parent_married_parent == 'no'</w:t>
             </w:r>
             <w:r>
               <w:rPr>
                 <w:color w:val="00B050"/>
               </w:rPr>
-              <w:t>)) or (</w:t>
-            </w:r>
-            <w:proofErr w:type="spellStart"/>
-            <w:r>
-              <w:rPr>
-                <w:color w:val="00B0F0"/>
-              </w:rPr>
-              <w:t>who_needs_the_order</w:t>
-            </w:r>
-            <w:proofErr w:type="spellEnd"/>
-            <w:r>
-              <w:rPr>
-                <w:color w:val="00B0F0"/>
-              </w:rPr>
-              <w:t xml:space="preserve"> in ('self and child', 'self </w:t>
-            </w:r>
-            <w:r>
-              <w:rPr>
-                <w:color w:val="00B0F0"/>
-              </w:rPr>
-              <w:lastRenderedPageBreak/>
-              <w:t xml:space="preserve">and children') and petitioner_related_to_child == 'parent' and po_against_other_parent and </w:t>
-            </w:r>
-            <w:proofErr w:type="spellStart"/>
-            <w:r>
-              <w:rPr>
-                <w:color w:val="00B0F0"/>
-              </w:rPr>
-              <w:t>parent_married_parent</w:t>
-            </w:r>
-            <w:proofErr w:type="spellEnd"/>
-            <w:r>
-              <w:rPr>
-                <w:color w:val="00B0F0"/>
-              </w:rPr>
-              <w:t xml:space="preserve"> == 'no'</w:t>
+              <w:t>)</w:t>
+            </w:r>
+            <w:r>
+              <w:rPr>
+                <w:color w:val="92D050"/>
+              </w:rPr>
+              <w:t>)</w:t>
+            </w:r>
+            <w:r>
+              <w:rPr>
+                <w:color w:val="FFC000"/>
+              </w:rPr>
+              <w:t>)</w:t>
+            </w:r>
+            <w:r>
+              <w:rPr>
+                <w:color w:val="FF0000"/>
+              </w:rPr>
+              <w:t>) or (</w:t>
+            </w:r>
+            <w:r>
+              <w:rPr>
+                <w:color w:val="FFC000"/>
+              </w:rPr>
+              <w:t>(</w:t>
+            </w:r>
+            <w:r>
+              <w:rPr>
+                <w:color w:val="92D050"/>
+              </w:rPr>
+              <w:t>user_need == 'have po' or (</w:t>
             </w:r>
             <w:r>
               <w:rPr>
                 <w:color w:val="00B050"/>
               </w:rPr>
+              <w:t>user_need == 'po respondent' and term in ('short', 'long')</w:t>
+            </w:r>
+            <w:r>
+              <w:rPr>
+                <w:color w:val="92D050"/>
+              </w:rPr>
               <w:t>)</w:t>
             </w:r>
             <w:r>
               <w:rPr>
-                <w:color w:val="92D050"/>
-              </w:rPr>
-              <w:t>)</w:t>
-            </w:r>
-            <w:r>
-              <w:rPr>
                 <w:color w:val="FFC000"/>
               </w:rPr>
-              <w:t>)</w:t>
+              <w:t>) and shared_child and custody == 'no custody order'</w:t>
             </w:r>
             <w:r>
               <w:rPr>
@@ -17161,99 +14599,7 @@
               <w:rPr>
                 <w:color w:val="FFC000"/>
               </w:rPr>
-              <w:t>(</w:t>
-            </w:r>
-            <w:r>
-              <w:rPr>
-                <w:color w:val="92D050"/>
-              </w:rPr>
-              <w:t>user_need == 'have po' or (</w:t>
-            </w:r>
-            <w:r>
-              <w:rPr>
-                <w:color w:val="00B050"/>
-              </w:rPr>
-              <w:t>user_need == 'po respondent' and term in ('short', 'long')</w:t>
-            </w:r>
-            <w:r>
-              <w:rPr>
-                <w:color w:val="92D050"/>
-              </w:rPr>
-              <w:t>)</w:t>
-            </w:r>
-            <w:r>
-              <w:rPr>
-                <w:color w:val="FFC000"/>
-              </w:rPr>
-              <w:t xml:space="preserve">) and </w:t>
-            </w:r>
-            <w:proofErr w:type="spellStart"/>
-            <w:r>
-              <w:rPr>
-                <w:color w:val="FFC000"/>
-              </w:rPr>
-              <w:t>shared_child</w:t>
-            </w:r>
-            <w:proofErr w:type="spellEnd"/>
-            <w:r>
-              <w:rPr>
-                <w:color w:val="FFC000"/>
-              </w:rPr>
-              <w:t xml:space="preserve"> and custody == 'no custody order'</w:t>
-            </w:r>
-            <w:r>
-              <w:rPr>
-                <w:color w:val="FF0000"/>
-              </w:rPr>
-              <w:t>) or (</w:t>
-            </w:r>
-            <w:r>
-              <w:rPr>
-                <w:color w:val="FFC000"/>
-              </w:rPr>
-              <w:t xml:space="preserve">user_need == 'po respondent' and term == 'hearing' and </w:t>
-            </w:r>
-            <w:proofErr w:type="spellStart"/>
-            <w:r>
-              <w:rPr>
-                <w:color w:val="FFC000"/>
-              </w:rPr>
-              <w:t>respondent_choices</w:t>
-            </w:r>
-            <w:proofErr w:type="spellEnd"/>
-            <w:r>
-              <w:rPr>
-                <w:color w:val="FFC000"/>
-              </w:rPr>
-              <w:t xml:space="preserve">['child'] and </w:t>
-            </w:r>
-            <w:proofErr w:type="spellStart"/>
-            <w:r>
-              <w:rPr>
-                <w:color w:val="FFC000"/>
-              </w:rPr>
-              <w:t>respondent_choices.all_false</w:t>
-            </w:r>
-            <w:proofErr w:type="spellEnd"/>
-            <w:r>
-              <w:rPr>
-                <w:color w:val="FFC000"/>
-              </w:rPr>
-              <w:t xml:space="preserve">('married', 'divorced') and </w:t>
-            </w:r>
-            <w:proofErr w:type="spellStart"/>
-            <w:r>
-              <w:rPr>
-                <w:color w:val="FFC000"/>
-              </w:rPr>
-              <w:t>custody_order</w:t>
-            </w:r>
-            <w:proofErr w:type="spellEnd"/>
-            <w:r>
-              <w:rPr>
-                <w:color w:val="FFC000"/>
-              </w:rPr>
-              <w:t xml:space="preserve"> == 'no'</w:t>
+              <w:t>user_need == 'po respondent' and term == 'hearing' and respondent_choices['child'] and respondent_choices.all_false('married', 'divorced') and custody_order == 'no'</w:t>
             </w:r>
             <w:r>
               <w:rPr>
@@ -17319,7 +14665,7 @@
               <w:rPr>
                 <w:noProof/>
               </w:rPr>
-              <w:t>13</w:t>
+              <w:t>16</w:t>
             </w:r>
             <w:r>
               <w:fldChar w:fldCharType="end"/>
@@ -17446,311 +14792,203 @@
               </w:rPr>
               <w:t>(</w:t>
             </w:r>
-            <w:proofErr w:type="spellStart"/>
             <w:r>
               <w:rPr>
                 <w:color w:val="00B0F0"/>
               </w:rPr>
-              <w:t>who_needs_the_order</w:t>
-            </w:r>
-            <w:proofErr w:type="spellEnd"/>
+              <w:t>who_needs_the_order == 'self' and self_related_to_abuser['married']</w:t>
+            </w:r>
+            <w:r>
+              <w:rPr>
+                <w:color w:val="00B050"/>
+              </w:rPr>
+              <w:t>) or (</w:t>
+            </w:r>
             <w:r>
               <w:rPr>
                 <w:color w:val="00B0F0"/>
               </w:rPr>
-              <w:t xml:space="preserve"> == 'self' and </w:t>
-            </w:r>
-            <w:proofErr w:type="spellStart"/>
+              <w:t>who_needs_the_order in ('self and child', 'self and children') and (</w:t>
+            </w:r>
+            <w:r>
+              <w:rPr>
+                <w:color w:val="7030A0"/>
+              </w:rPr>
+              <w:t>(</w:t>
+            </w:r>
+            <w:r>
+              <w:rPr>
+                <w:color w:val="AC75D5"/>
+              </w:rPr>
+              <w:t>petitioner_related_to_child == 'parent' and (</w:t>
+            </w:r>
+            <w:r>
+              <w:rPr>
+                <w:color w:val="FF5050"/>
+              </w:rPr>
+              <w:t>(</w:t>
+            </w:r>
+            <w:r>
+              <w:rPr>
+                <w:color w:val="FF9999"/>
+              </w:rPr>
+              <w:t>po_against_other_parent and parent_married_parent == 'married'</w:t>
+            </w:r>
+            <w:r>
+              <w:rPr>
+                <w:color w:val="FF5050"/>
+              </w:rPr>
+              <w:t>) or (</w:t>
+            </w:r>
+            <w:r>
+              <w:rPr>
+                <w:color w:val="FF9999"/>
+              </w:rPr>
+              <w:t>not po_against_other_parent and self_related_to_abuser['married</w:t>
+            </w:r>
+            <w:r>
+              <w:rPr>
+                <w:color w:val="FF9999"/>
+              </w:rPr>
+              <w:t>']</w:t>
+            </w:r>
+            <w:r>
+              <w:rPr>
+                <w:color w:val="FF5050"/>
+              </w:rPr>
+              <w:t>)</w:t>
+            </w:r>
+            <w:r>
+              <w:rPr>
+                <w:color w:val="AC75D5"/>
+              </w:rPr>
+              <w:t>)</w:t>
+            </w:r>
+            <w:r>
+              <w:rPr>
+                <w:color w:val="7030A0"/>
+              </w:rPr>
+              <w:t>) or (</w:t>
+            </w:r>
+            <w:r>
+              <w:rPr>
+                <w:color w:val="AC75D5"/>
+              </w:rPr>
+              <w:t>petitioner_related_to_child in ('guardian', 'representative', 'combination') and self_related_to_abuser['married']</w:t>
+            </w:r>
+            <w:r>
+              <w:rPr>
+                <w:color w:val="7030A0"/>
+              </w:rPr>
+              <w:t>)</w:t>
+            </w:r>
             <w:r>
               <w:rPr>
                 <w:color w:val="00B0F0"/>
               </w:rPr>
-              <w:t>self_related_to_abuser</w:t>
-            </w:r>
-            <w:proofErr w:type="spellEnd"/>
-            <w:r>
-              <w:rPr>
-                <w:color w:val="00B0F0"/>
-              </w:rPr>
-              <w:t>['married']</w:t>
+              <w:t>)</w:t>
             </w:r>
             <w:r>
               <w:rPr>
                 <w:color w:val="00B050"/>
               </w:rPr>
+              <w:t>)</w:t>
+            </w:r>
+            <w:r>
+              <w:rPr>
+                <w:color w:val="92D050"/>
+              </w:rPr>
+              <w:t>)</w:t>
+            </w:r>
+            <w:r>
+              <w:rPr>
+                <w:color w:val="FFC000"/>
+              </w:rPr>
+              <w:t>)</w:t>
+            </w:r>
+            <w:r>
+              <w:rPr>
+                <w:color w:val="FF0000"/>
+              </w:rPr>
               <w:t>) or (</w:t>
             </w:r>
-            <w:proofErr w:type="spellStart"/>
-            <w:r>
-              <w:rPr>
-                <w:color w:val="00B0F0"/>
-              </w:rPr>
-              <w:t>who_needs_the_order</w:t>
-            </w:r>
-            <w:proofErr w:type="spellEnd"/>
-            <w:r>
-              <w:rPr>
-                <w:color w:val="00B0F0"/>
-              </w:rPr>
-              <w:t xml:space="preserve"> in ('self and child', 'self and children') and (</w:t>
-            </w:r>
-            <w:r>
-              <w:rPr>
-                <w:color w:val="7030A0"/>
+            <w:r>
+              <w:rPr>
+                <w:color w:val="FFC000"/>
               </w:rPr>
               <w:t>(</w:t>
             </w:r>
             <w:r>
               <w:rPr>
-                <w:color w:val="AC75D5"/>
-              </w:rPr>
-              <w:t>petitioner_related_to_child == 'parent' and (</w:t>
-            </w:r>
-            <w:r>
-              <w:rPr>
-                <w:color w:val="FF5050"/>
+                <w:color w:val="92D050"/>
+              </w:rPr>
+              <w:t>user_need == 'have po' or (</w:t>
+            </w:r>
+            <w:r>
+              <w:rPr>
+                <w:color w:val="00B050"/>
+              </w:rPr>
+              <w:t>user_need == 'po respondent' and term in ('short', 'long')</w:t>
+            </w:r>
+            <w:r>
+              <w:rPr>
+                <w:color w:val="92D050"/>
+              </w:rPr>
+              <w:t>)</w:t>
+            </w:r>
+            <w:r>
+              <w:rPr>
+                <w:color w:val="FFC000"/>
+              </w:rPr>
+              <w:t>) and (</w:t>
+            </w:r>
+            <w:r>
+              <w:rPr>
+                <w:color w:val="92D050"/>
               </w:rPr>
               <w:t>(</w:t>
             </w:r>
             <w:r>
               <w:rPr>
-                <w:color w:val="FF9999"/>
-              </w:rPr>
-              <w:t xml:space="preserve">po_against_other_parent and </w:t>
-            </w:r>
-            <w:proofErr w:type="spellStart"/>
-            <w:r>
-              <w:rPr>
-                <w:color w:val="FF9999"/>
-              </w:rPr>
-              <w:t>parent_married_parent</w:t>
-            </w:r>
-            <w:proofErr w:type="spellEnd"/>
-            <w:r>
-              <w:rPr>
-                <w:color w:val="FF9999"/>
-              </w:rPr>
-              <w:t xml:space="preserve"> == 'married'</w:t>
-            </w:r>
-            <w:r>
-              <w:rPr>
-                <w:color w:val="FF5050"/>
+                <w:color w:val="00B050"/>
+              </w:rPr>
+              <w:t>shared_child and custody == 'married'</w:t>
+            </w:r>
+            <w:r>
+              <w:rPr>
+                <w:color w:val="92D050"/>
               </w:rPr>
               <w:t>) or (</w:t>
             </w:r>
             <w:r>
               <w:rPr>
-                <w:color w:val="FF9999"/>
-              </w:rPr>
-              <w:t xml:space="preserve">not po_against_other_parent and </w:t>
-            </w:r>
-            <w:proofErr w:type="spellStart"/>
-            <w:r>
-              <w:rPr>
-                <w:color w:val="FF9999"/>
-              </w:rPr>
-              <w:t>self_related_to_abuser</w:t>
-            </w:r>
-            <w:proofErr w:type="spellEnd"/>
-            <w:r>
-              <w:rPr>
-                <w:color w:val="FF9999"/>
-              </w:rPr>
-              <w:t>['married</w:t>
-            </w:r>
-            <w:r>
-              <w:rPr>
-                <w:color w:val="FF9999"/>
-              </w:rPr>
-              <w:t>']</w:t>
-            </w:r>
-            <w:r>
-              <w:rPr>
-                <w:color w:val="FF5050"/>
+                <w:color w:val="00B050"/>
+              </w:rPr>
+              <w:t>not shared_child and married</w:t>
+            </w:r>
+            <w:r>
+              <w:rPr>
+                <w:color w:val="92D050"/>
               </w:rPr>
               <w:t>)</w:t>
             </w:r>
             <w:r>
               <w:rPr>
-                <w:color w:val="AC75D5"/>
+                <w:color w:val="FFC000"/>
               </w:rPr>
               <w:t>)</w:t>
             </w:r>
             <w:r>
               <w:rPr>
-                <w:color w:val="7030A0"/>
+                <w:color w:val="FF0000"/>
               </w:rPr>
               <w:t>) or (</w:t>
             </w:r>
             <w:r>
               <w:rPr>
-                <w:color w:val="AC75D5"/>
-              </w:rPr>
-              <w:t xml:space="preserve">petitioner_related_to_child in ('guardian', 'representative', 'combination') and </w:t>
-            </w:r>
-            <w:proofErr w:type="spellStart"/>
-            <w:r>
-              <w:rPr>
-                <w:color w:val="AC75D5"/>
-              </w:rPr>
-              <w:t>self_related_to_abuser</w:t>
-            </w:r>
-            <w:proofErr w:type="spellEnd"/>
-            <w:r>
-              <w:rPr>
-                <w:color w:val="AC75D5"/>
-              </w:rPr>
-              <w:t>['married']</w:t>
-            </w:r>
-            <w:r>
-              <w:rPr>
-                <w:color w:val="7030A0"/>
-              </w:rPr>
-              <w:t>)</w:t>
-            </w:r>
-            <w:r>
-              <w:rPr>
-                <w:color w:val="00B0F0"/>
-              </w:rPr>
-              <w:t>)</w:t>
-            </w:r>
-            <w:r>
-              <w:rPr>
-                <w:color w:val="00B050"/>
-              </w:rPr>
-              <w:t>)</w:t>
-            </w:r>
-            <w:r>
-              <w:rPr>
-                <w:color w:val="92D050"/>
-              </w:rPr>
-              <w:t>)</w:t>
-            </w:r>
-            <w:r>
-              <w:rPr>
                 <w:color w:val="FFC000"/>
               </w:rPr>
-              <w:t>)</w:t>
-            </w:r>
-            <w:r>
-              <w:rPr>
-                <w:color w:val="FF0000"/>
-              </w:rPr>
-              <w:t>) or (</w:t>
-            </w:r>
-            <w:r>
-              <w:rPr>
-                <w:color w:val="FFC000"/>
-              </w:rPr>
-              <w:t>(</w:t>
-            </w:r>
-            <w:r>
-              <w:rPr>
-                <w:color w:val="92D050"/>
-              </w:rPr>
-              <w:t>user_need == 'have po' or (</w:t>
-            </w:r>
-            <w:r>
-              <w:rPr>
-                <w:color w:val="00B050"/>
-              </w:rPr>
-              <w:t>user_need == 'po respondent' and term in ('short', 'long')</w:t>
-            </w:r>
-            <w:r>
-              <w:rPr>
-                <w:color w:val="92D050"/>
-              </w:rPr>
-              <w:t>)</w:t>
-            </w:r>
-            <w:r>
-              <w:rPr>
-                <w:color w:val="FFC000"/>
-              </w:rPr>
-              <w:t>) and (</w:t>
-            </w:r>
-            <w:r>
-              <w:rPr>
-                <w:color w:val="92D050"/>
-              </w:rPr>
-              <w:t>(</w:t>
-            </w:r>
-            <w:proofErr w:type="spellStart"/>
-            <w:r>
-              <w:rPr>
-                <w:color w:val="00B050"/>
-              </w:rPr>
-              <w:t>shared_child</w:t>
-            </w:r>
-            <w:proofErr w:type="spellEnd"/>
-            <w:r>
-              <w:rPr>
-                <w:color w:val="00B050"/>
-              </w:rPr>
-              <w:t xml:space="preserve"> and custody == 'married'</w:t>
-            </w:r>
-            <w:r>
-              <w:rPr>
-                <w:color w:val="92D050"/>
-              </w:rPr>
-              <w:t>) or (</w:t>
-            </w:r>
-            <w:r>
-              <w:rPr>
-                <w:color w:val="00B050"/>
-              </w:rPr>
-              <w:t xml:space="preserve">not </w:t>
-            </w:r>
-            <w:proofErr w:type="spellStart"/>
-            <w:r>
-              <w:rPr>
-                <w:color w:val="00B050"/>
-              </w:rPr>
-              <w:t>shared_child</w:t>
-            </w:r>
-            <w:proofErr w:type="spellEnd"/>
-            <w:r>
-              <w:rPr>
-                <w:color w:val="00B050"/>
-              </w:rPr>
-              <w:t xml:space="preserve"> and married</w:t>
-            </w:r>
-            <w:r>
-              <w:rPr>
-                <w:color w:val="92D050"/>
-              </w:rPr>
-              <w:t>)</w:t>
-            </w:r>
-            <w:r>
-              <w:rPr>
-                <w:color w:val="FFC000"/>
-              </w:rPr>
-              <w:t>)</w:t>
-            </w:r>
-            <w:r>
-              <w:rPr>
-                <w:color w:val="FF0000"/>
-              </w:rPr>
-              <w:t>) or (</w:t>
-            </w:r>
-            <w:r>
-              <w:rPr>
-                <w:color w:val="FFC000"/>
-              </w:rPr>
-              <w:t xml:space="preserve">user_need == 'po respondent' and term == 'hearing' and </w:t>
-            </w:r>
-            <w:proofErr w:type="spellStart"/>
-            <w:r>
-              <w:rPr>
-                <w:color w:val="FFC000"/>
-              </w:rPr>
-              <w:t>respondent_choices</w:t>
-            </w:r>
-            <w:proofErr w:type="spellEnd"/>
-            <w:r>
-              <w:rPr>
-                <w:color w:val="FFC000"/>
-              </w:rPr>
-              <w:t>['married']</w:t>
+              <w:t>user_need == 'po respondent' and term == 'hearing' and respondent_choices['married']</w:t>
             </w:r>
             <w:r>
               <w:rPr>
@@ -17824,7 +15062,7 @@
               <w:rPr>
                 <w:noProof/>
               </w:rPr>
-              <w:t>14</w:t>
+              <w:t>17</w:t>
             </w:r>
             <w:r>
               <w:fldChar w:fldCharType="end"/>
@@ -17915,7 +15153,12 @@
       </w:pPr>
     </w:p>
     <w:sectPr>
-      <w:footerReference w:type="default" r:id="rId279"/>
+      <w:headerReference w:type="even" r:id="rId279"/>
+      <w:headerReference w:type="default" r:id="rId280"/>
+      <w:footerReference w:type="even" r:id="rId281"/>
+      <w:footerReference w:type="default" r:id="rId282"/>
+      <w:headerReference w:type="first" r:id="rId283"/>
+      <w:footerReference w:type="first" r:id="rId284"/>
       <w:pgSz w:w="12240" w:h="15840"/>
       <w:pgMar w:top="1440" w:right="1440" w:bottom="1440" w:left="1440" w:header="720" w:footer="720" w:gutter="0"/>
       <w:cols w:space="720"/>
@@ -18020,6 +15263,16 @@
   <w:p>
     <w:pPr>
       <w:pStyle w:val="Footer"/>
+    </w:pPr>
+  </w:p>
+</w:ftr>
+</file>
+
+<file path=word/footer2.xml><?xml version="1.0" encoding="utf-8"?>
+<w:ftr xmlns:wpc="http://schemas.microsoft.com/office/word/2010/wordprocessingCanvas" xmlns:cx="http://schemas.microsoft.com/office/drawing/2014/chartex" xmlns:cx1="http://schemas.microsoft.com/office/drawing/2015/9/8/chartex" xmlns:cx2="http://schemas.microsoft.com/office/drawing/2015/10/21/chartex" xmlns:cx3="http://schemas.microsoft.com/office/drawing/2016/5/9/chartex" xmlns:cx4="http://schemas.microsoft.com/office/drawing/2016/5/10/chartex" xmlns:cx5="http://schemas.microsoft.com/office/drawing/2016/5/11/chartex" xmlns:cx6="http://schemas.microsoft.com/office/drawing/2016/5/12/chartex" xmlns:cx7="http://schemas.microsoft.com/office/drawing/2016/5/13/chartex" xmlns:cx8="http://schemas.microsoft.com/office/drawing/2016/5/14/chartex" xmlns:mc="http://schemas.openxmlformats.org/markup-compatibility/2006" xmlns:aink="http://schemas.microsoft.com/office/drawing/2016/ink" xmlns:am3d="http://schemas.microsoft.com/office/drawing/2017/model3d" xmlns:o="urn:schemas-microsoft-com:office:office" xmlns:r="http://schemas.openxmlformats.org/officeDocument/2006/relationships" xmlns:m="http://schemas.openxmlformats.org/officeDocument/2006/math" xmlns:v="urn:schemas-microsoft-com:vml" xmlns:wp14="http://schemas.microsoft.com/office/word/2010/wordprocessingDrawing" xmlns:wp="http://schemas.openxmlformats.org/drawingml/2006/wordprocessingDrawing" xmlns:w10="urn:schemas-microsoft-com:office:word" xmlns:w="http://schemas.openxmlformats.org/wordprocessingml/2006/main" xmlns:w14="http://schemas.microsoft.com/office/word/2010/wordml" xmlns:w15="http://schemas.microsoft.com/office/word/2012/wordml" xmlns:w16cex="http://schemas.microsoft.com/office/word/2018/wordml/cex" xmlns:w16cid="http://schemas.microsoft.com/office/word/2016/wordml/cid" xmlns:w16="http://schemas.microsoft.com/office/word/2018/wordml" xmlns:w16sdtdh="http://schemas.microsoft.com/office/word/2020/wordml/sdtdatahash" xmlns:w16se="http://schemas.microsoft.com/office/word/2015/wordml/symex" xmlns:wpg="http://schemas.microsoft.com/office/word/2010/wordprocessingGroup" xmlns:wpi="http://schemas.microsoft.com/office/word/2010/wordprocessingInk" xmlns:wne="http://schemas.microsoft.com/office/word/2006/wordml" xmlns:wps="http://schemas.microsoft.com/office/word/2010/wordprocessingShape" mc:Ignorable="w14 w15 w16se w16cid w16 w16cex w16sdtdh wp14">
+  <w:p>
+    <w:pPr>
+      <w:pStyle w:val="Footer"/>
       <w:spacing w:beforeAutospacing="0" w:afterAutospacing="0"/>
       <w:jc w:val="right"/>
     </w:pPr>
@@ -18044,14 +15297,27 @@
     <w:r>
       <w:t xml:space="preserve"> of </w:t>
     </w:r>
-    <w:fldSimple w:instr=" NUMPAGES \* ARABIC ">
-      <w:r>
-        <w:rPr>
-          <w:noProof/>
-        </w:rPr>
-        <w:t>26</w:t>
-      </w:r>
-    </w:fldSimple>
+    <w:r>
+      <w:fldChar w:fldCharType="begin"/>
+    </w:r>
+    <w:r>
+      <w:instrText xml:space="preserve"> NUMPAGES \* ARABIC </w:instrText>
+    </w:r>
+    <w:r>
+      <w:fldChar w:fldCharType="separate"/>
+    </w:r>
+    <w:r>
+      <w:rPr>
+        <w:noProof/>
+      </w:rPr>
+      <w:t>26</w:t>
+    </w:r>
+    <w:r>
+      <w:rPr>
+        <w:noProof/>
+      </w:rPr>
+      <w:fldChar w:fldCharType="end"/>
+    </w:r>
     <w:r>
       <w:t xml:space="preserve"> pages</w:t>
     </w:r>
@@ -18063,10 +15329,13 @@
       <w:spacing w:before="0" w:beforeAutospacing="0" w:after="0" w:afterAutospacing="0"/>
     </w:pPr>
     <w:r>
-      <w:t xml:space="preserve">January </w:t>
+      <w:t>February</w:t>
     </w:r>
     <w:r>
-      <w:t>30</w:t>
+      <w:t xml:space="preserve"> </w:t>
+    </w:r>
+    <w:r>
+      <w:t>01</w:t>
     </w:r>
     <w:r>
       <w:t>, 2026</w:t>
@@ -18075,6 +15344,16 @@
 </w:ftr>
 </file>
 
+<file path=word/footer3.xml><?xml version="1.0" encoding="utf-8"?>
+<w:ftr xmlns:wpc="http://schemas.microsoft.com/office/word/2010/wordprocessingCanvas" xmlns:cx="http://schemas.microsoft.com/office/drawing/2014/chartex" xmlns:cx1="http://schemas.microsoft.com/office/drawing/2015/9/8/chartex" xmlns:cx2="http://schemas.microsoft.com/office/drawing/2015/10/21/chartex" xmlns:cx3="http://schemas.microsoft.com/office/drawing/2016/5/9/chartex" xmlns:cx4="http://schemas.microsoft.com/office/drawing/2016/5/10/chartex" xmlns:cx5="http://schemas.microsoft.com/office/drawing/2016/5/11/chartex" xmlns:cx6="http://schemas.microsoft.com/office/drawing/2016/5/12/chartex" xmlns:cx7="http://schemas.microsoft.com/office/drawing/2016/5/13/chartex" xmlns:cx8="http://schemas.microsoft.com/office/drawing/2016/5/14/chartex" xmlns:mc="http://schemas.openxmlformats.org/markup-compatibility/2006" xmlns:aink="http://schemas.microsoft.com/office/drawing/2016/ink" xmlns:am3d="http://schemas.microsoft.com/office/drawing/2017/model3d" xmlns:o="urn:schemas-microsoft-com:office:office" xmlns:r="http://schemas.openxmlformats.org/officeDocument/2006/relationships" xmlns:m="http://schemas.openxmlformats.org/officeDocument/2006/math" xmlns:v="urn:schemas-microsoft-com:vml" xmlns:wp14="http://schemas.microsoft.com/office/word/2010/wordprocessingDrawing" xmlns:wp="http://schemas.openxmlformats.org/drawingml/2006/wordprocessingDrawing" xmlns:w10="urn:schemas-microsoft-com:office:word" xmlns:w="http://schemas.openxmlformats.org/wordprocessingml/2006/main" xmlns:w14="http://schemas.microsoft.com/office/word/2010/wordml" xmlns:w15="http://schemas.microsoft.com/office/word/2012/wordml" xmlns:w16cex="http://schemas.microsoft.com/office/word/2018/wordml/cex" xmlns:w16cid="http://schemas.microsoft.com/office/word/2016/wordml/cid" xmlns:w16="http://schemas.microsoft.com/office/word/2018/wordml" xmlns:w16sdtdh="http://schemas.microsoft.com/office/word/2020/wordml/sdtdatahash" xmlns:w16se="http://schemas.microsoft.com/office/word/2015/wordml/symex" xmlns:wpg="http://schemas.microsoft.com/office/word/2010/wordprocessingGroup" xmlns:wpi="http://schemas.microsoft.com/office/word/2010/wordprocessingInk" xmlns:wne="http://schemas.microsoft.com/office/word/2006/wordml" xmlns:wps="http://schemas.microsoft.com/office/word/2010/wordprocessingShape" mc:Ignorable="w14 w15 w16se w16cid w16 w16cex w16sdtdh wp14">
+  <w:p>
+    <w:pPr>
+      <w:pStyle w:val="Footer"/>
+    </w:pPr>
+  </w:p>
+</w:ftr>
+</file>
+
 <file path=word/footnotes.xml><?xml version="1.0" encoding="utf-8"?>
 <w:footnotes xmlns:wpc="http://schemas.microsoft.com/office/word/2010/wordprocessingCanvas" xmlns:cx="http://schemas.microsoft.com/office/drawing/2014/chartex" xmlns:cx1="http://schemas.microsoft.com/office/drawing/2015/9/8/chartex" xmlns:cx2="http://schemas.microsoft.com/office/drawing/2015/10/21/chartex" xmlns:cx3="http://schemas.microsoft.com/office/drawing/2016/5/9/chartex" xmlns:cx4="http://schemas.microsoft.com/office/drawing/2016/5/10/chartex" xmlns:cx5="http://schemas.microsoft.com/office/drawing/2016/5/11/chartex" xmlns:cx6="http://schemas.microsoft.com/office/drawing/2016/5/12/chartex" xmlns:cx7="http://schemas.microsoft.com/office/drawing/2016/5/13/chartex" xmlns:cx8="http://schemas.microsoft.com/office/drawing/2016/5/14/chartex" xmlns:mc="http://schemas.openxmlformats.org/markup-compatibility/2006" xmlns:aink="http://schemas.microsoft.com/office/drawing/2016/ink" xmlns:am3d="http://schemas.microsoft.com/office/drawing/2017/model3d" xmlns:o="urn:schemas-microsoft-com:office:office" xmlns:r="http://schemas.openxmlformats.org/officeDocument/2006/relationships" xmlns:m="http://schemas.openxmlformats.org/officeDocument/2006/math" xmlns:v="urn:schemas-microsoft-com:vml" xmlns:wp14="http://schemas.microsoft.com/office/word/2010/wordprocessingDrawing" xmlns:wp="http://schemas.openxmlformats.org/drawingml/2006/wordprocessingDrawing" xmlns:w10="urn:schemas-microsoft-com:office:word" xmlns:w="http://schemas.openxmlformats.org/wordprocessingml/2006/main" xmlns:w14="http://schemas.microsoft.com/office/word/2010/wordml" xmlns:w15="http://schemas.microsoft.com/office/word/2012/wordml" xmlns:w16cex="http://schemas.microsoft.com/office/word/2018/wordml/cex" xmlns:w16cid="http://schemas.microsoft.com/office/word/2016/wordml/cid" xmlns:w16="http://schemas.microsoft.com/office/word/2018/wordml" xmlns:w16sdtdh="http://schemas.microsoft.com/office/word/2020/wordml/sdtdatahash" xmlns:w16se="http://schemas.microsoft.com/office/word/2015/wordml/symex" xmlns:wpg="http://schemas.microsoft.com/office/word/2010/wordprocessingGroup" xmlns:wpi="http://schemas.microsoft.com/office/word/2010/wordprocessingInk" xmlns:wne="http://schemas.microsoft.com/office/word/2006/wordml" xmlns:wps="http://schemas.microsoft.com/office/word/2010/wordprocessingShape" mc:Ignorable="w14 w15 w16se w16cid w16 w16cex w16sdtdh wp14">
   <w:footnote w:type="separator" w:id="-1">
@@ -18105,6 +15384,36 @@
     </w:p>
   </w:footnote>
 </w:footnotes>
+</file>
+
+<file path=word/header1.xml><?xml version="1.0" encoding="utf-8"?>
+<w:hdr xmlns:wpc="http://schemas.microsoft.com/office/word/2010/wordprocessingCanvas" xmlns:cx="http://schemas.microsoft.com/office/drawing/2014/chartex" xmlns:cx1="http://schemas.microsoft.com/office/drawing/2015/9/8/chartex" xmlns:cx2="http://schemas.microsoft.com/office/drawing/2015/10/21/chartex" xmlns:cx3="http://schemas.microsoft.com/office/drawing/2016/5/9/chartex" xmlns:cx4="http://schemas.microsoft.com/office/drawing/2016/5/10/chartex" xmlns:cx5="http://schemas.microsoft.com/office/drawing/2016/5/11/chartex" xmlns:cx6="http://schemas.microsoft.com/office/drawing/2016/5/12/chartex" xmlns:cx7="http://schemas.microsoft.com/office/drawing/2016/5/13/chartex" xmlns:cx8="http://schemas.microsoft.com/office/drawing/2016/5/14/chartex" xmlns:mc="http://schemas.openxmlformats.org/markup-compatibility/2006" xmlns:aink="http://schemas.microsoft.com/office/drawing/2016/ink" xmlns:am3d="http://schemas.microsoft.com/office/drawing/2017/model3d" xmlns:o="urn:schemas-microsoft-com:office:office" xmlns:r="http://schemas.openxmlformats.org/officeDocument/2006/relationships" xmlns:m="http://schemas.openxmlformats.org/officeDocument/2006/math" xmlns:v="urn:schemas-microsoft-com:vml" xmlns:wp14="http://schemas.microsoft.com/office/word/2010/wordprocessingDrawing" xmlns:wp="http://schemas.openxmlformats.org/drawingml/2006/wordprocessingDrawing" xmlns:w10="urn:schemas-microsoft-com:office:word" xmlns:w="http://schemas.openxmlformats.org/wordprocessingml/2006/main" xmlns:w14="http://schemas.microsoft.com/office/word/2010/wordml" xmlns:w15="http://schemas.microsoft.com/office/word/2012/wordml" xmlns:w16cex="http://schemas.microsoft.com/office/word/2018/wordml/cex" xmlns:w16cid="http://schemas.microsoft.com/office/word/2016/wordml/cid" xmlns:w16="http://schemas.microsoft.com/office/word/2018/wordml" xmlns:w16sdtdh="http://schemas.microsoft.com/office/word/2020/wordml/sdtdatahash" xmlns:w16se="http://schemas.microsoft.com/office/word/2015/wordml/symex" xmlns:wpg="http://schemas.microsoft.com/office/word/2010/wordprocessingGroup" xmlns:wpi="http://schemas.microsoft.com/office/word/2010/wordprocessingInk" xmlns:wne="http://schemas.microsoft.com/office/word/2006/wordml" xmlns:wps="http://schemas.microsoft.com/office/word/2010/wordprocessingShape" mc:Ignorable="w14 w15 w16se w16cid w16 w16cex w16sdtdh wp14">
+  <w:p>
+    <w:pPr>
+      <w:pStyle w:val="Header"/>
+    </w:pPr>
+  </w:p>
+</w:hdr>
+</file>
+
+<file path=word/header2.xml><?xml version="1.0" encoding="utf-8"?>
+<w:hdr xmlns:wpc="http://schemas.microsoft.com/office/word/2010/wordprocessingCanvas" xmlns:cx="http://schemas.microsoft.com/office/drawing/2014/chartex" xmlns:cx1="http://schemas.microsoft.com/office/drawing/2015/9/8/chartex" xmlns:cx2="http://schemas.microsoft.com/office/drawing/2015/10/21/chartex" xmlns:cx3="http://schemas.microsoft.com/office/drawing/2016/5/9/chartex" xmlns:cx4="http://schemas.microsoft.com/office/drawing/2016/5/10/chartex" xmlns:cx5="http://schemas.microsoft.com/office/drawing/2016/5/11/chartex" xmlns:cx6="http://schemas.microsoft.com/office/drawing/2016/5/12/chartex" xmlns:cx7="http://schemas.microsoft.com/office/drawing/2016/5/13/chartex" xmlns:cx8="http://schemas.microsoft.com/office/drawing/2016/5/14/chartex" xmlns:mc="http://schemas.openxmlformats.org/markup-compatibility/2006" xmlns:aink="http://schemas.microsoft.com/office/drawing/2016/ink" xmlns:am3d="http://schemas.microsoft.com/office/drawing/2017/model3d" xmlns:o="urn:schemas-microsoft-com:office:office" xmlns:r="http://schemas.openxmlformats.org/officeDocument/2006/relationships" xmlns:m="http://schemas.openxmlformats.org/officeDocument/2006/math" xmlns:v="urn:schemas-microsoft-com:vml" xmlns:wp14="http://schemas.microsoft.com/office/word/2010/wordprocessingDrawing" xmlns:wp="http://schemas.openxmlformats.org/drawingml/2006/wordprocessingDrawing" xmlns:w10="urn:schemas-microsoft-com:office:word" xmlns:w="http://schemas.openxmlformats.org/wordprocessingml/2006/main" xmlns:w14="http://schemas.microsoft.com/office/word/2010/wordml" xmlns:w15="http://schemas.microsoft.com/office/word/2012/wordml" xmlns:w16cex="http://schemas.microsoft.com/office/word/2018/wordml/cex" xmlns:w16cid="http://schemas.microsoft.com/office/word/2016/wordml/cid" xmlns:w16="http://schemas.microsoft.com/office/word/2018/wordml" xmlns:w16sdtdh="http://schemas.microsoft.com/office/word/2020/wordml/sdtdatahash" xmlns:w16se="http://schemas.microsoft.com/office/word/2015/wordml/symex" xmlns:wpg="http://schemas.microsoft.com/office/word/2010/wordprocessingGroup" xmlns:wpi="http://schemas.microsoft.com/office/word/2010/wordprocessingInk" xmlns:wne="http://schemas.microsoft.com/office/word/2006/wordml" xmlns:wps="http://schemas.microsoft.com/office/word/2010/wordprocessingShape" mc:Ignorable="w14 w15 w16se w16cid w16 w16cex w16sdtdh wp14">
+  <w:p>
+    <w:pPr>
+      <w:pStyle w:val="Header"/>
+    </w:pPr>
+  </w:p>
+</w:hdr>
+</file>
+
+<file path=word/header3.xml><?xml version="1.0" encoding="utf-8"?>
+<w:hdr xmlns:wpc="http://schemas.microsoft.com/office/word/2010/wordprocessingCanvas" xmlns:cx="http://schemas.microsoft.com/office/drawing/2014/chartex" xmlns:cx1="http://schemas.microsoft.com/office/drawing/2015/9/8/chartex" xmlns:cx2="http://schemas.microsoft.com/office/drawing/2015/10/21/chartex" xmlns:cx3="http://schemas.microsoft.com/office/drawing/2016/5/9/chartex" xmlns:cx4="http://schemas.microsoft.com/office/drawing/2016/5/10/chartex" xmlns:cx5="http://schemas.microsoft.com/office/drawing/2016/5/11/chartex" xmlns:cx6="http://schemas.microsoft.com/office/drawing/2016/5/12/chartex" xmlns:cx7="http://schemas.microsoft.com/office/drawing/2016/5/13/chartex" xmlns:cx8="http://schemas.microsoft.com/office/drawing/2016/5/14/chartex" xmlns:mc="http://schemas.openxmlformats.org/markup-compatibility/2006" xmlns:aink="http://schemas.microsoft.com/office/drawing/2016/ink" xmlns:am3d="http://schemas.microsoft.com/office/drawing/2017/model3d" xmlns:o="urn:schemas-microsoft-com:office:office" xmlns:r="http://schemas.openxmlformats.org/officeDocument/2006/relationships" xmlns:m="http://schemas.openxmlformats.org/officeDocument/2006/math" xmlns:v="urn:schemas-microsoft-com:vml" xmlns:wp14="http://schemas.microsoft.com/office/word/2010/wordprocessingDrawing" xmlns:wp="http://schemas.openxmlformats.org/drawingml/2006/wordprocessingDrawing" xmlns:w10="urn:schemas-microsoft-com:office:word" xmlns:w="http://schemas.openxmlformats.org/wordprocessingml/2006/main" xmlns:w14="http://schemas.microsoft.com/office/word/2010/wordml" xmlns:w15="http://schemas.microsoft.com/office/word/2012/wordml" xmlns:w16cex="http://schemas.microsoft.com/office/word/2018/wordml/cex" xmlns:w16cid="http://schemas.microsoft.com/office/word/2016/wordml/cid" xmlns:w16="http://schemas.microsoft.com/office/word/2018/wordml" xmlns:w16sdtdh="http://schemas.microsoft.com/office/word/2020/wordml/sdtdatahash" xmlns:w16se="http://schemas.microsoft.com/office/word/2015/wordml/symex" xmlns:wpg="http://schemas.microsoft.com/office/word/2010/wordprocessingGroup" xmlns:wpi="http://schemas.microsoft.com/office/word/2010/wordprocessingInk" xmlns:wne="http://schemas.microsoft.com/office/word/2006/wordml" xmlns:wps="http://schemas.microsoft.com/office/word/2010/wordprocessingShape" mc:Ignorable="w14 w15 w16se w16cid w16 w16cex w16sdtdh wp14">
+  <w:p>
+    <w:pPr>
+      <w:pStyle w:val="Header"/>
+    </w:pPr>
+  </w:p>
+</w:hdr>
 </file>
 
 <file path=word/numbering.xml><?xml version="1.0" encoding="utf-8"?>
